--- a/rediseno_2026/4.5 Itinerarios formateados y corregidos/ECO-301 Preparación y Evaluación de Proyectos.docx
+++ b/rediseno_2026/4.5 Itinerarios formateados y corregidos/ECO-301 Preparación y Evaluación de Proyectos.docx
@@ -85,8 +85,10 @@
         </w:tblBorders>
         <w:tblLayout w:type="fixed"/>
         <w:tblCellMar>
-          <w:left w:w="10" w:type="dxa"/>
-          <w:right w:w="10" w:type="dxa"/>
+          <w:top w:w="40" w:type="dxa"/>
+          <w:left w:w="90" w:type="dxa"/>
+          <w:bottom w:w="40" w:type="dxa"/>
+          <w:right w:w="90" w:type="dxa"/>
         </w:tblCellMar>
         <w:tblLook w:val="04A0" w:firstRow="1" w:lastRow="0" w:firstColumn="1" w:lastColumn="0" w:noHBand="0" w:noVBand="1"/>
       </w:tblPr>
@@ -120,12 +122,6 @@
               <w:right w:val="single" w:sz="6" w:space="0" w:color="1F3864"/>
             </w:tcBorders>
             <w:shd w:val="clear" w:color="auto" w:fill="4472C4"/>
-            <w:tcMar>
-              <w:top w:w="50" w:type="dxa"/>
-              <w:left w:w="90" w:type="dxa"/>
-              <w:bottom w:w="50" w:type="dxa"/>
-              <w:right w:w="90" w:type="dxa"/>
-            </w:tcMar>
             <w:vAlign w:val="center"/>
           </w:tcPr>
           <w:p>
@@ -166,12 +162,6 @@
               <w:right w:val="single" w:sz="6" w:space="0" w:color="1F3864"/>
             </w:tcBorders>
             <w:shd w:val="clear" w:color="auto" w:fill="4472C4"/>
-            <w:tcMar>
-              <w:top w:w="50" w:type="dxa"/>
-              <w:left w:w="90" w:type="dxa"/>
-              <w:bottom w:w="50" w:type="dxa"/>
-              <w:right w:w="90" w:type="dxa"/>
-            </w:tcMar>
             <w:vAlign w:val="center"/>
           </w:tcPr>
           <w:p>
@@ -212,12 +202,6 @@
               <w:right w:val="single" w:sz="6" w:space="0" w:color="1F3864"/>
             </w:tcBorders>
             <w:shd w:val="clear" w:color="auto" w:fill="4472C4"/>
-            <w:tcMar>
-              <w:top w:w="50" w:type="dxa"/>
-              <w:left w:w="90" w:type="dxa"/>
-              <w:bottom w:w="50" w:type="dxa"/>
-              <w:right w:w="90" w:type="dxa"/>
-            </w:tcMar>
             <w:vAlign w:val="center"/>
           </w:tcPr>
           <w:p>
@@ -258,12 +242,6 @@
               <w:right w:val="single" w:sz="6" w:space="0" w:color="1F3864"/>
             </w:tcBorders>
             <w:shd w:val="clear" w:color="auto" w:fill="4472C4"/>
-            <w:tcMar>
-              <w:top w:w="50" w:type="dxa"/>
-              <w:left w:w="90" w:type="dxa"/>
-              <w:bottom w:w="50" w:type="dxa"/>
-              <w:right w:w="90" w:type="dxa"/>
-            </w:tcMar>
             <w:vAlign w:val="center"/>
           </w:tcPr>
           <w:p>
@@ -306,12 +284,6 @@
               <w:right w:val="single" w:sz="6" w:space="0" w:color="1F3864"/>
             </w:tcBorders>
             <w:shd w:val="clear" w:color="auto" w:fill="4472C4"/>
-            <w:tcMar>
-              <w:top w:w="50" w:type="dxa"/>
-              <w:left w:w="90" w:type="dxa"/>
-              <w:bottom w:w="50" w:type="dxa"/>
-              <w:right w:w="90" w:type="dxa"/>
-            </w:tcMar>
             <w:vAlign w:val="center"/>
           </w:tcPr>
           <w:p>
@@ -352,12 +324,6 @@
               <w:right w:val="single" w:sz="6" w:space="0" w:color="1F3864"/>
             </w:tcBorders>
             <w:shd w:val="clear" w:color="auto" w:fill="4472C4"/>
-            <w:tcMar>
-              <w:top w:w="50" w:type="dxa"/>
-              <w:left w:w="90" w:type="dxa"/>
-              <w:bottom w:w="50" w:type="dxa"/>
-              <w:right w:w="90" w:type="dxa"/>
-            </w:tcMar>
             <w:vAlign w:val="center"/>
           </w:tcPr>
           <w:p>
@@ -398,12 +364,6 @@
               <w:right w:val="single" w:sz="6" w:space="0" w:color="1F3864"/>
             </w:tcBorders>
             <w:shd w:val="clear" w:color="auto" w:fill="4472C4"/>
-            <w:tcMar>
-              <w:top w:w="50" w:type="dxa"/>
-              <w:left w:w="90" w:type="dxa"/>
-              <w:bottom w:w="50" w:type="dxa"/>
-              <w:right w:w="90" w:type="dxa"/>
-            </w:tcMar>
             <w:vAlign w:val="center"/>
           </w:tcPr>
           <w:p>
@@ -444,12 +404,6 @@
               <w:right w:val="single" w:sz="6" w:space="0" w:color="1F3864"/>
             </w:tcBorders>
             <w:shd w:val="clear" w:color="auto" w:fill="4472C4"/>
-            <w:tcMar>
-              <w:top w:w="50" w:type="dxa"/>
-              <w:left w:w="90" w:type="dxa"/>
-              <w:bottom w:w="50" w:type="dxa"/>
-              <w:right w:w="90" w:type="dxa"/>
-            </w:tcMar>
             <w:vAlign w:val="center"/>
           </w:tcPr>
           <w:p>
@@ -492,12 +446,6 @@
               <w:right w:val="single" w:sz="6" w:space="0" w:color="1F3864"/>
             </w:tcBorders>
             <w:shd w:val="clear" w:color="auto" w:fill="4472C4"/>
-            <w:tcMar>
-              <w:top w:w="50" w:type="dxa"/>
-              <w:left w:w="90" w:type="dxa"/>
-              <w:bottom w:w="50" w:type="dxa"/>
-              <w:right w:w="90" w:type="dxa"/>
-            </w:tcMar>
             <w:vAlign w:val="center"/>
           </w:tcPr>
           <w:p>
@@ -538,12 +486,6 @@
               <w:right w:val="single" w:sz="6" w:space="0" w:color="1F3864"/>
             </w:tcBorders>
             <w:shd w:val="clear" w:color="auto" w:fill="4472C4"/>
-            <w:tcMar>
-              <w:top w:w="50" w:type="dxa"/>
-              <w:left w:w="90" w:type="dxa"/>
-              <w:bottom w:w="50" w:type="dxa"/>
-              <w:right w:w="90" w:type="dxa"/>
-            </w:tcMar>
             <w:vAlign w:val="center"/>
           </w:tcPr>
           <w:p>
@@ -585,12 +527,6 @@
               <w:right w:val="single" w:sz="6" w:space="0" w:color="1F3864"/>
             </w:tcBorders>
             <w:shd w:val="clear" w:color="auto" w:fill="4472C4"/>
-            <w:tcMar>
-              <w:top w:w="50" w:type="dxa"/>
-              <w:left w:w="90" w:type="dxa"/>
-              <w:bottom w:w="50" w:type="dxa"/>
-              <w:right w:w="90" w:type="dxa"/>
-            </w:tcMar>
             <w:vAlign w:val="center"/>
           </w:tcPr>
           <w:p>
@@ -630,12 +566,6 @@
               <w:right w:val="single" w:sz="6" w:space="0" w:color="1F3864"/>
             </w:tcBorders>
             <w:shd w:val="clear" w:color="auto" w:fill="4472C4"/>
-            <w:tcMar>
-              <w:top w:w="50" w:type="dxa"/>
-              <w:left w:w="90" w:type="dxa"/>
-              <w:bottom w:w="50" w:type="dxa"/>
-              <w:right w:w="90" w:type="dxa"/>
-            </w:tcMar>
             <w:vAlign w:val="center"/>
           </w:tcPr>
           <w:p>
@@ -675,12 +605,6 @@
               <w:right w:val="single" w:sz="6" w:space="0" w:color="1F3864"/>
             </w:tcBorders>
             <w:shd w:val="clear" w:color="auto" w:fill="4472C4"/>
-            <w:tcMar>
-              <w:top w:w="50" w:type="dxa"/>
-              <w:left w:w="90" w:type="dxa"/>
-              <w:bottom w:w="50" w:type="dxa"/>
-              <w:right w:w="90" w:type="dxa"/>
-            </w:tcMar>
             <w:vAlign w:val="center"/>
           </w:tcPr>
           <w:p>
@@ -720,12 +644,6 @@
               <w:right w:val="single" w:sz="6" w:space="0" w:color="1F3864"/>
             </w:tcBorders>
             <w:shd w:val="clear" w:color="auto" w:fill="4472C4"/>
-            <w:tcMar>
-              <w:top w:w="50" w:type="dxa"/>
-              <w:left w:w="90" w:type="dxa"/>
-              <w:bottom w:w="50" w:type="dxa"/>
-              <w:right w:w="90" w:type="dxa"/>
-            </w:tcMar>
             <w:vAlign w:val="center"/>
           </w:tcPr>
           <w:p>
@@ -765,12 +683,6 @@
               <w:right w:val="single" w:sz="6" w:space="0" w:color="1F3864"/>
             </w:tcBorders>
             <w:shd w:val="clear" w:color="auto" w:fill="4472C4"/>
-            <w:tcMar>
-              <w:top w:w="50" w:type="dxa"/>
-              <w:left w:w="90" w:type="dxa"/>
-              <w:bottom w:w="50" w:type="dxa"/>
-              <w:right w:w="90" w:type="dxa"/>
-            </w:tcMar>
             <w:vAlign w:val="center"/>
           </w:tcPr>
           <w:p>
@@ -810,12 +722,6 @@
               <w:right w:val="single" w:sz="6" w:space="0" w:color="1F3864"/>
             </w:tcBorders>
             <w:shd w:val="clear" w:color="auto" w:fill="4472C4"/>
-            <w:tcMar>
-              <w:top w:w="50" w:type="dxa"/>
-              <w:left w:w="90" w:type="dxa"/>
-              <w:bottom w:w="50" w:type="dxa"/>
-              <w:right w:w="90" w:type="dxa"/>
-            </w:tcMar>
             <w:vAlign w:val="center"/>
           </w:tcPr>
           <w:p>
@@ -856,12 +762,6 @@
               <w:right w:val="single" w:sz="6" w:space="0" w:color="1F3864"/>
             </w:tcBorders>
             <w:shd w:val="clear" w:color="auto" w:fill="D9E2F3"/>
-            <w:tcMar>
-              <w:top w:w="50" w:type="dxa"/>
-              <w:left w:w="90" w:type="dxa"/>
-              <w:bottom w:w="50" w:type="dxa"/>
-              <w:right w:w="90" w:type="dxa"/>
-            </w:tcMar>
             <w:vAlign w:val="center"/>
           </w:tcPr>
           <w:p>
@@ -896,12 +796,6 @@
               <w:right w:val="single" w:sz="6" w:space="0" w:color="1F3864"/>
             </w:tcBorders>
             <w:shd w:val="clear" w:color="auto" w:fill="D9E2F3"/>
-            <w:tcMar>
-              <w:top w:w="50" w:type="dxa"/>
-              <w:left w:w="90" w:type="dxa"/>
-              <w:bottom w:w="50" w:type="dxa"/>
-              <w:right w:w="90" w:type="dxa"/>
-            </w:tcMar>
             <w:vAlign w:val="center"/>
           </w:tcPr>
           <w:p>
@@ -935,12 +829,6 @@
               <w:right w:val="single" w:sz="6" w:space="0" w:color="1F3864"/>
             </w:tcBorders>
             <w:shd w:val="clear" w:color="auto" w:fill="D9E2F3"/>
-            <w:tcMar>
-              <w:top w:w="50" w:type="dxa"/>
-              <w:left w:w="90" w:type="dxa"/>
-              <w:bottom w:w="50" w:type="dxa"/>
-              <w:right w:w="90" w:type="dxa"/>
-            </w:tcMar>
             <w:vAlign w:val="center"/>
           </w:tcPr>
           <w:p>
@@ -974,12 +862,6 @@
               <w:right w:val="single" w:sz="6" w:space="0" w:color="1F3864"/>
             </w:tcBorders>
             <w:shd w:val="clear" w:color="auto" w:fill="D9E2F3"/>
-            <w:tcMar>
-              <w:top w:w="50" w:type="dxa"/>
-              <w:left w:w="90" w:type="dxa"/>
-              <w:bottom w:w="50" w:type="dxa"/>
-              <w:right w:w="90" w:type="dxa"/>
-            </w:tcMar>
             <w:vAlign w:val="center"/>
           </w:tcPr>
           <w:p>
@@ -1013,12 +895,6 @@
               <w:right w:val="single" w:sz="6" w:space="0" w:color="1F3864"/>
             </w:tcBorders>
             <w:shd w:val="clear" w:color="auto" w:fill="D9E2F3"/>
-            <w:tcMar>
-              <w:top w:w="50" w:type="dxa"/>
-              <w:left w:w="90" w:type="dxa"/>
-              <w:bottom w:w="50" w:type="dxa"/>
-              <w:right w:w="90" w:type="dxa"/>
-            </w:tcMar>
             <w:vAlign w:val="center"/>
           </w:tcPr>
           <w:p>
@@ -1052,12 +928,6 @@
               <w:right w:val="single" w:sz="6" w:space="0" w:color="1F3864"/>
             </w:tcBorders>
             <w:shd w:val="clear" w:color="auto" w:fill="D9E2F3"/>
-            <w:tcMar>
-              <w:top w:w="50" w:type="dxa"/>
-              <w:left w:w="90" w:type="dxa"/>
-              <w:bottom w:w="50" w:type="dxa"/>
-              <w:right w:w="90" w:type="dxa"/>
-            </w:tcMar>
             <w:vAlign w:val="center"/>
           </w:tcPr>
           <w:p>
@@ -1091,12 +961,6 @@
               <w:right w:val="single" w:sz="6" w:space="0" w:color="1F3864"/>
             </w:tcBorders>
             <w:shd w:val="clear" w:color="auto" w:fill="D9E2F3"/>
-            <w:tcMar>
-              <w:top w:w="50" w:type="dxa"/>
-              <w:left w:w="90" w:type="dxa"/>
-              <w:bottom w:w="50" w:type="dxa"/>
-              <w:right w:w="90" w:type="dxa"/>
-            </w:tcMar>
             <w:vAlign w:val="center"/>
           </w:tcPr>
           <w:p>
@@ -1156,12 +1020,6 @@
               <w:right w:val="single" w:sz="6" w:space="0" w:color="1F3864"/>
             </w:tcBorders>
             <w:shd w:val="clear" w:color="auto" w:fill="4472C4"/>
-            <w:tcMar>
-              <w:top w:w="50" w:type="dxa"/>
-              <w:left w:w="90" w:type="dxa"/>
-              <w:bottom w:w="50" w:type="dxa"/>
-              <w:right w:w="90" w:type="dxa"/>
-            </w:tcMar>
             <w:vAlign w:val="center"/>
           </w:tcPr>
           <w:p>
@@ -1204,12 +1062,6 @@
               <w:right w:val="single" w:sz="6" w:space="0" w:color="1F3864"/>
             </w:tcBorders>
             <w:shd w:val="clear" w:color="auto" w:fill="D9E2F3"/>
-            <w:tcMar>
-              <w:top w:w="50" w:type="dxa"/>
-              <w:left w:w="90" w:type="dxa"/>
-              <w:bottom w:w="50" w:type="dxa"/>
-              <w:right w:w="90" w:type="dxa"/>
-            </w:tcMar>
             <w:vAlign w:val="center"/>
           </w:tcPr>
           <w:p>
@@ -1246,12 +1098,6 @@
               <w:right w:val="single" w:sz="6" w:space="0" w:color="1F3864"/>
             </w:tcBorders>
             <w:shd w:val="clear" w:color="auto" w:fill="D9E2F3"/>
-            <w:tcMar>
-              <w:top w:w="50" w:type="dxa"/>
-              <w:left w:w="90" w:type="dxa"/>
-              <w:bottom w:w="50" w:type="dxa"/>
-              <w:right w:w="90" w:type="dxa"/>
-            </w:tcMar>
             <w:vAlign w:val="center"/>
           </w:tcPr>
           <w:p>
@@ -1299,12 +1145,6 @@
               <w:right w:val="single" w:sz="6" w:space="0" w:color="1F3864"/>
             </w:tcBorders>
             <w:shd w:val="clear" w:color="auto" w:fill="4472C4"/>
-            <w:tcMar>
-              <w:top w:w="50" w:type="dxa"/>
-              <w:left w:w="90" w:type="dxa"/>
-              <w:bottom w:w="50" w:type="dxa"/>
-              <w:right w:w="90" w:type="dxa"/>
-            </w:tcMar>
             <w:vAlign w:val="center"/>
           </w:tcPr>
           <w:p>
@@ -1345,12 +1185,6 @@
               <w:right w:val="single" w:sz="6" w:space="0" w:color="1F3864"/>
             </w:tcBorders>
             <w:shd w:val="clear" w:color="auto" w:fill="4472C4"/>
-            <w:tcMar>
-              <w:top w:w="50" w:type="dxa"/>
-              <w:left w:w="90" w:type="dxa"/>
-              <w:bottom w:w="50" w:type="dxa"/>
-              <w:right w:w="90" w:type="dxa"/>
-            </w:tcMar>
             <w:vAlign w:val="center"/>
           </w:tcPr>
           <w:p>
@@ -1391,12 +1225,6 @@
               <w:right w:val="single" w:sz="6" w:space="0" w:color="1F3864"/>
             </w:tcBorders>
             <w:shd w:val="clear" w:color="auto" w:fill="4472C4"/>
-            <w:tcMar>
-              <w:top w:w="50" w:type="dxa"/>
-              <w:left w:w="90" w:type="dxa"/>
-              <w:bottom w:w="50" w:type="dxa"/>
-              <w:right w:w="90" w:type="dxa"/>
-            </w:tcMar>
             <w:vAlign w:val="center"/>
           </w:tcPr>
           <w:p>
@@ -1441,12 +1269,6 @@
               <w:right w:val="single" w:sz="6" w:space="0" w:color="1F3864"/>
             </w:tcBorders>
             <w:shd w:val="clear" w:color="auto" w:fill="D9E2F3"/>
-            <w:tcMar>
-              <w:top w:w="50" w:type="dxa"/>
-              <w:left w:w="90" w:type="dxa"/>
-              <w:bottom w:w="50" w:type="dxa"/>
-              <w:right w:w="90" w:type="dxa"/>
-            </w:tcMar>
             <w:vAlign w:val="center"/>
           </w:tcPr>
           <w:p>
@@ -1479,12 +1301,6 @@
               <w:right w:val="single" w:sz="6" w:space="0" w:color="1F3864"/>
             </w:tcBorders>
             <w:shd w:val="clear" w:color="auto" w:fill="D9E2F3"/>
-            <w:tcMar>
-              <w:top w:w="50" w:type="dxa"/>
-              <w:left w:w="90" w:type="dxa"/>
-              <w:bottom w:w="50" w:type="dxa"/>
-              <w:right w:w="90" w:type="dxa"/>
-            </w:tcMar>
             <w:vAlign w:val="center"/>
           </w:tcPr>
           <w:p>
@@ -1517,12 +1333,6 @@
               <w:right w:val="single" w:sz="6" w:space="0" w:color="1F3864"/>
             </w:tcBorders>
             <w:shd w:val="clear" w:color="auto" w:fill="D9E2F3"/>
-            <w:tcMar>
-              <w:top w:w="50" w:type="dxa"/>
-              <w:left w:w="90" w:type="dxa"/>
-              <w:bottom w:w="50" w:type="dxa"/>
-              <w:right w:w="90" w:type="dxa"/>
-            </w:tcMar>
             <w:vAlign w:val="center"/>
           </w:tcPr>
           <w:p>
@@ -1592,12 +1402,6 @@
               <w:right w:val="single" w:sz="6" w:space="0" w:color="1F3864"/>
             </w:tcBorders>
             <w:shd w:val="clear" w:color="auto" w:fill="D9E2F3"/>
-            <w:tcMar>
-              <w:top w:w="50" w:type="dxa"/>
-              <w:left w:w="90" w:type="dxa"/>
-              <w:bottom w:w="50" w:type="dxa"/>
-              <w:right w:w="90" w:type="dxa"/>
-            </w:tcMar>
             <w:vAlign w:val="center"/>
           </w:tcPr>
           <w:p>
@@ -1630,12 +1434,6 @@
               <w:right w:val="single" w:sz="6" w:space="0" w:color="1F3864"/>
             </w:tcBorders>
             <w:shd w:val="clear" w:color="auto" w:fill="D9E2F3"/>
-            <w:tcMar>
-              <w:top w:w="50" w:type="dxa"/>
-              <w:left w:w="90" w:type="dxa"/>
-              <w:bottom w:w="50" w:type="dxa"/>
-              <w:right w:w="90" w:type="dxa"/>
-            </w:tcMar>
             <w:vAlign w:val="center"/>
           </w:tcPr>
           <w:p>
@@ -1682,12 +1480,6 @@
               <w:right w:val="single" w:sz="6" w:space="0" w:color="1F3864"/>
             </w:tcBorders>
             <w:shd w:val="clear" w:color="auto" w:fill="D9E2F3"/>
-            <w:tcMar>
-              <w:top w:w="50" w:type="dxa"/>
-              <w:left w:w="90" w:type="dxa"/>
-              <w:bottom w:w="50" w:type="dxa"/>
-              <w:right w:w="90" w:type="dxa"/>
-            </w:tcMar>
             <w:vAlign w:val="center"/>
           </w:tcPr>
           <w:p>
@@ -1720,12 +1512,6 @@
               <w:right w:val="single" w:sz="6" w:space="0" w:color="1F3864"/>
             </w:tcBorders>
             <w:shd w:val="clear" w:color="auto" w:fill="D9E2F3"/>
-            <w:tcMar>
-              <w:top w:w="50" w:type="dxa"/>
-              <w:left w:w="90" w:type="dxa"/>
-              <w:bottom w:w="50" w:type="dxa"/>
-              <w:right w:w="90" w:type="dxa"/>
-            </w:tcMar>
             <w:vAlign w:val="center"/>
           </w:tcPr>
           <w:p>
@@ -1758,12 +1544,6 @@
               <w:right w:val="single" w:sz="6" w:space="0" w:color="1F3864"/>
             </w:tcBorders>
             <w:shd w:val="clear" w:color="auto" w:fill="D9E2F3"/>
-            <w:tcMar>
-              <w:top w:w="50" w:type="dxa"/>
-              <w:left w:w="90" w:type="dxa"/>
-              <w:bottom w:w="50" w:type="dxa"/>
-              <w:right w:w="90" w:type="dxa"/>
-            </w:tcMar>
             <w:vAlign w:val="center"/>
           </w:tcPr>
           <w:p>
@@ -1833,12 +1613,6 @@
               <w:right w:val="single" w:sz="6" w:space="0" w:color="1F3864"/>
             </w:tcBorders>
             <w:shd w:val="clear" w:color="auto" w:fill="D9E2F3"/>
-            <w:tcMar>
-              <w:top w:w="50" w:type="dxa"/>
-              <w:left w:w="90" w:type="dxa"/>
-              <w:bottom w:w="50" w:type="dxa"/>
-              <w:right w:w="90" w:type="dxa"/>
-            </w:tcMar>
             <w:vAlign w:val="center"/>
           </w:tcPr>
           <w:p>
@@ -1871,12 +1645,6 @@
               <w:right w:val="single" w:sz="6" w:space="0" w:color="1F3864"/>
             </w:tcBorders>
             <w:shd w:val="clear" w:color="auto" w:fill="D9E2F3"/>
-            <w:tcMar>
-              <w:top w:w="50" w:type="dxa"/>
-              <w:left w:w="90" w:type="dxa"/>
-              <w:bottom w:w="50" w:type="dxa"/>
-              <w:right w:w="90" w:type="dxa"/>
-            </w:tcMar>
             <w:vAlign w:val="center"/>
           </w:tcPr>
           <w:p>
@@ -1921,12 +1689,6 @@
               <w:right w:val="single" w:sz="6" w:space="0" w:color="1F3864"/>
             </w:tcBorders>
             <w:shd w:val="clear" w:color="auto" w:fill="4472C4"/>
-            <w:tcMar>
-              <w:top w:w="50" w:type="dxa"/>
-              <w:left w:w="90" w:type="dxa"/>
-              <w:bottom w:w="50" w:type="dxa"/>
-              <w:right w:w="90" w:type="dxa"/>
-            </w:tcMar>
             <w:vAlign w:val="center"/>
           </w:tcPr>
           <w:p>
@@ -1969,12 +1731,6 @@
               <w:right w:val="single" w:sz="6" w:space="0" w:color="1F3864"/>
             </w:tcBorders>
             <w:shd w:val="clear" w:color="auto" w:fill="4472C4"/>
-            <w:tcMar>
-              <w:top w:w="50" w:type="dxa"/>
-              <w:left w:w="90" w:type="dxa"/>
-              <w:bottom w:w="50" w:type="dxa"/>
-              <w:right w:w="90" w:type="dxa"/>
-            </w:tcMar>
             <w:vAlign w:val="center"/>
           </w:tcPr>
           <w:p>
@@ -2014,12 +1770,6 @@
               <w:right w:val="single" w:sz="6" w:space="0" w:color="1F3864"/>
             </w:tcBorders>
             <w:shd w:val="clear" w:color="auto" w:fill="D9E2F3"/>
-            <w:tcMar>
-              <w:top w:w="50" w:type="dxa"/>
-              <w:left w:w="90" w:type="dxa"/>
-              <w:bottom w:w="50" w:type="dxa"/>
-              <w:right w:w="90" w:type="dxa"/>
-            </w:tcMar>
             <w:vAlign w:val="center"/>
           </w:tcPr>
           <w:p>
@@ -2078,12 +1828,6 @@
               <w:right w:val="single" w:sz="6" w:space="0" w:color="1F3864"/>
             </w:tcBorders>
             <w:shd w:val="clear" w:color="auto" w:fill="4472C4"/>
-            <w:tcMar>
-              <w:top w:w="50" w:type="dxa"/>
-              <w:left w:w="90" w:type="dxa"/>
-              <w:bottom w:w="50" w:type="dxa"/>
-              <w:right w:w="90" w:type="dxa"/>
-            </w:tcMar>
             <w:vAlign w:val="center"/>
           </w:tcPr>
           <w:p>
@@ -2125,12 +1869,6 @@
               <w:right w:val="single" w:sz="6" w:space="0" w:color="1F3864"/>
             </w:tcBorders>
             <w:shd w:val="clear" w:color="auto" w:fill="D9E2F3"/>
-            <w:tcMar>
-              <w:top w:w="50" w:type="dxa"/>
-              <w:left w:w="90" w:type="dxa"/>
-              <w:bottom w:w="50" w:type="dxa"/>
-              <w:right w:w="90" w:type="dxa"/>
-            </w:tcMar>
             <w:vAlign w:val="center"/>
           </w:tcPr>
           <w:p>
@@ -2163,12 +1901,6 @@
               <w:right w:val="single" w:sz="6" w:space="0" w:color="1F3864"/>
             </w:tcBorders>
             <w:shd w:val="clear" w:color="auto" w:fill="D9E2F3"/>
-            <w:tcMar>
-              <w:top w:w="50" w:type="dxa"/>
-              <w:left w:w="90" w:type="dxa"/>
-              <w:bottom w:w="50" w:type="dxa"/>
-              <w:right w:w="90" w:type="dxa"/>
-            </w:tcMar>
             <w:vAlign w:val="center"/>
           </w:tcPr>
           <w:p>
@@ -2368,12 +2100,6 @@
               <w:right w:val="single" w:sz="6" w:space="0" w:color="1F3864"/>
             </w:tcBorders>
             <w:shd w:val="clear" w:color="auto" w:fill="D9E2F3"/>
-            <w:tcMar>
-              <w:top w:w="50" w:type="dxa"/>
-              <w:left w:w="90" w:type="dxa"/>
-              <w:bottom w:w="50" w:type="dxa"/>
-              <w:right w:w="90" w:type="dxa"/>
-            </w:tcMar>
             <w:vAlign w:val="center"/>
           </w:tcPr>
           <w:p>
@@ -2438,12 +2164,6 @@
               <w:right w:val="single" w:sz="6" w:space="0" w:color="1F3864"/>
             </w:tcBorders>
             <w:shd w:val="clear" w:color="auto" w:fill="D9E2F3"/>
-            <w:tcMar>
-              <w:top w:w="50" w:type="dxa"/>
-              <w:left w:w="90" w:type="dxa"/>
-              <w:bottom w:w="50" w:type="dxa"/>
-              <w:right w:w="90" w:type="dxa"/>
-            </w:tcMar>
             <w:vAlign w:val="center"/>
           </w:tcPr>
           <w:p>
@@ -2491,12 +2211,6 @@
               <w:right w:val="single" w:sz="6" w:space="0" w:color="1F3864"/>
             </w:tcBorders>
             <w:shd w:val="clear" w:color="auto" w:fill="4472C4"/>
-            <w:tcMar>
-              <w:top w:w="50" w:type="dxa"/>
-              <w:left w:w="90" w:type="dxa"/>
-              <w:bottom w:w="50" w:type="dxa"/>
-              <w:right w:w="90" w:type="dxa"/>
-            </w:tcMar>
             <w:vAlign w:val="center"/>
           </w:tcPr>
           <w:p>
@@ -2537,12 +2251,6 @@
               <w:right w:val="single" w:sz="6" w:space="0" w:color="1F3864"/>
             </w:tcBorders>
             <w:shd w:val="clear" w:color="auto" w:fill="4472C4"/>
-            <w:tcMar>
-              <w:top w:w="50" w:type="dxa"/>
-              <w:left w:w="90" w:type="dxa"/>
-              <w:bottom w:w="50" w:type="dxa"/>
-              <w:right w:w="90" w:type="dxa"/>
-            </w:tcMar>
             <w:vAlign w:val="center"/>
           </w:tcPr>
           <w:p>
@@ -2583,12 +2291,6 @@
               <w:right w:val="single" w:sz="6" w:space="0" w:color="1F3864"/>
             </w:tcBorders>
             <w:shd w:val="clear" w:color="auto" w:fill="4472C4"/>
-            <w:tcMar>
-              <w:top w:w="50" w:type="dxa"/>
-              <w:left w:w="90" w:type="dxa"/>
-              <w:bottom w:w="50" w:type="dxa"/>
-              <w:right w:w="90" w:type="dxa"/>
-            </w:tcMar>
             <w:vAlign w:val="center"/>
           </w:tcPr>
           <w:p>
@@ -2633,12 +2335,6 @@
               <w:right w:val="single" w:sz="6" w:space="0" w:color="1F3864"/>
             </w:tcBorders>
             <w:shd w:val="clear" w:color="auto" w:fill="D9E2F3"/>
-            <w:tcMar>
-              <w:top w:w="50" w:type="dxa"/>
-              <w:left w:w="90" w:type="dxa"/>
-              <w:bottom w:w="50" w:type="dxa"/>
-              <w:right w:w="90" w:type="dxa"/>
-            </w:tcMar>
             <w:vAlign w:val="center"/>
           </w:tcPr>
           <w:p>
@@ -2671,12 +2367,6 @@
               <w:right w:val="single" w:sz="6" w:space="0" w:color="1F3864"/>
             </w:tcBorders>
             <w:shd w:val="clear" w:color="auto" w:fill="D9E2F3"/>
-            <w:tcMar>
-              <w:top w:w="50" w:type="dxa"/>
-              <w:left w:w="90" w:type="dxa"/>
-              <w:bottom w:w="50" w:type="dxa"/>
-              <w:right w:w="90" w:type="dxa"/>
-            </w:tcMar>
             <w:vAlign w:val="center"/>
           </w:tcPr>
           <w:p>
@@ -2709,12 +2399,6 @@
               <w:right w:val="single" w:sz="6" w:space="0" w:color="1F3864"/>
             </w:tcBorders>
             <w:shd w:val="clear" w:color="auto" w:fill="D9E2F3"/>
-            <w:tcMar>
-              <w:top w:w="50" w:type="dxa"/>
-              <w:left w:w="90" w:type="dxa"/>
-              <w:bottom w:w="50" w:type="dxa"/>
-              <w:right w:w="90" w:type="dxa"/>
-            </w:tcMar>
             <w:vAlign w:val="center"/>
           </w:tcPr>
           <w:p>
@@ -2784,12 +2468,6 @@
               <w:right w:val="single" w:sz="6" w:space="0" w:color="1F3864"/>
             </w:tcBorders>
             <w:shd w:val="clear" w:color="auto" w:fill="D9E2F3"/>
-            <w:tcMar>
-              <w:top w:w="50" w:type="dxa"/>
-              <w:left w:w="90" w:type="dxa"/>
-              <w:bottom w:w="50" w:type="dxa"/>
-              <w:right w:w="90" w:type="dxa"/>
-            </w:tcMar>
             <w:vAlign w:val="center"/>
           </w:tcPr>
           <w:p>
@@ -2822,12 +2500,6 @@
               <w:right w:val="single" w:sz="6" w:space="0" w:color="1F3864"/>
             </w:tcBorders>
             <w:shd w:val="clear" w:color="auto" w:fill="D9E2F3"/>
-            <w:tcMar>
-              <w:top w:w="50" w:type="dxa"/>
-              <w:left w:w="90" w:type="dxa"/>
-              <w:bottom w:w="50" w:type="dxa"/>
-              <w:right w:w="90" w:type="dxa"/>
-            </w:tcMar>
             <w:vAlign w:val="center"/>
           </w:tcPr>
           <w:p>
@@ -2874,12 +2546,6 @@
               <w:right w:val="single" w:sz="6" w:space="0" w:color="1F3864"/>
             </w:tcBorders>
             <w:shd w:val="clear" w:color="auto" w:fill="D9E2F3"/>
-            <w:tcMar>
-              <w:top w:w="50" w:type="dxa"/>
-              <w:left w:w="90" w:type="dxa"/>
-              <w:bottom w:w="50" w:type="dxa"/>
-              <w:right w:w="90" w:type="dxa"/>
-            </w:tcMar>
             <w:vAlign w:val="center"/>
           </w:tcPr>
           <w:p>
@@ -2912,12 +2578,6 @@
               <w:right w:val="single" w:sz="6" w:space="0" w:color="1F3864"/>
             </w:tcBorders>
             <w:shd w:val="clear" w:color="auto" w:fill="D9E2F3"/>
-            <w:tcMar>
-              <w:top w:w="50" w:type="dxa"/>
-              <w:left w:w="90" w:type="dxa"/>
-              <w:bottom w:w="50" w:type="dxa"/>
-              <w:right w:w="90" w:type="dxa"/>
-            </w:tcMar>
             <w:vAlign w:val="center"/>
           </w:tcPr>
           <w:p>
@@ -2950,12 +2610,6 @@
               <w:right w:val="single" w:sz="6" w:space="0" w:color="1F3864"/>
             </w:tcBorders>
             <w:shd w:val="clear" w:color="auto" w:fill="D9E2F3"/>
-            <w:tcMar>
-              <w:top w:w="50" w:type="dxa"/>
-              <w:left w:w="90" w:type="dxa"/>
-              <w:bottom w:w="50" w:type="dxa"/>
-              <w:right w:w="90" w:type="dxa"/>
-            </w:tcMar>
             <w:vAlign w:val="center"/>
           </w:tcPr>
           <w:p>
@@ -3025,12 +2679,6 @@
               <w:right w:val="single" w:sz="6" w:space="0" w:color="1F3864"/>
             </w:tcBorders>
             <w:shd w:val="clear" w:color="auto" w:fill="D9E2F3"/>
-            <w:tcMar>
-              <w:top w:w="50" w:type="dxa"/>
-              <w:left w:w="90" w:type="dxa"/>
-              <w:bottom w:w="50" w:type="dxa"/>
-              <w:right w:w="90" w:type="dxa"/>
-            </w:tcMar>
             <w:vAlign w:val="center"/>
           </w:tcPr>
           <w:p>
@@ -3063,12 +2711,6 @@
               <w:right w:val="single" w:sz="6" w:space="0" w:color="1F3864"/>
             </w:tcBorders>
             <w:shd w:val="clear" w:color="auto" w:fill="D9E2F3"/>
-            <w:tcMar>
-              <w:top w:w="50" w:type="dxa"/>
-              <w:left w:w="90" w:type="dxa"/>
-              <w:bottom w:w="50" w:type="dxa"/>
-              <w:right w:w="90" w:type="dxa"/>
-            </w:tcMar>
             <w:vAlign w:val="center"/>
           </w:tcPr>
           <w:p>
@@ -3113,12 +2755,6 @@
               <w:right w:val="single" w:sz="6" w:space="0" w:color="1F3864"/>
             </w:tcBorders>
             <w:shd w:val="clear" w:color="auto" w:fill="4472C4"/>
-            <w:tcMar>
-              <w:top w:w="50" w:type="dxa"/>
-              <w:left w:w="90" w:type="dxa"/>
-              <w:bottom w:w="50" w:type="dxa"/>
-              <w:right w:w="90" w:type="dxa"/>
-            </w:tcMar>
             <w:vAlign w:val="center"/>
           </w:tcPr>
           <w:p>
@@ -3161,12 +2797,6 @@
               <w:right w:val="single" w:sz="6" w:space="0" w:color="1F3864"/>
             </w:tcBorders>
             <w:shd w:val="clear" w:color="auto" w:fill="4472C4"/>
-            <w:tcMar>
-              <w:top w:w="50" w:type="dxa"/>
-              <w:left w:w="90" w:type="dxa"/>
-              <w:bottom w:w="50" w:type="dxa"/>
-              <w:right w:w="90" w:type="dxa"/>
-            </w:tcMar>
             <w:vAlign w:val="center"/>
           </w:tcPr>
           <w:p>
@@ -3206,12 +2836,6 @@
               <w:right w:val="single" w:sz="6" w:space="0" w:color="1F3864"/>
             </w:tcBorders>
             <w:shd w:val="clear" w:color="auto" w:fill="D9E2F3"/>
-            <w:tcMar>
-              <w:top w:w="50" w:type="dxa"/>
-              <w:left w:w="90" w:type="dxa"/>
-              <w:bottom w:w="50" w:type="dxa"/>
-              <w:right w:w="90" w:type="dxa"/>
-            </w:tcMar>
             <w:vAlign w:val="center"/>
           </w:tcPr>
           <w:p>
@@ -3270,12 +2894,6 @@
               <w:right w:val="single" w:sz="6" w:space="0" w:color="1F3864"/>
             </w:tcBorders>
             <w:shd w:val="clear" w:color="auto" w:fill="4472C4"/>
-            <w:tcMar>
-              <w:top w:w="50" w:type="dxa"/>
-              <w:left w:w="90" w:type="dxa"/>
-              <w:bottom w:w="50" w:type="dxa"/>
-              <w:right w:w="90" w:type="dxa"/>
-            </w:tcMar>
             <w:vAlign w:val="center"/>
           </w:tcPr>
           <w:p>
@@ -3317,12 +2935,6 @@
               <w:right w:val="single" w:sz="6" w:space="0" w:color="1F3864"/>
             </w:tcBorders>
             <w:shd w:val="clear" w:color="auto" w:fill="D9E2F3"/>
-            <w:tcMar>
-              <w:top w:w="50" w:type="dxa"/>
-              <w:left w:w="90" w:type="dxa"/>
-              <w:bottom w:w="50" w:type="dxa"/>
-              <w:right w:w="90" w:type="dxa"/>
-            </w:tcMar>
             <w:vAlign w:val="center"/>
           </w:tcPr>
           <w:p>
@@ -3373,12 +2985,6 @@
               <w:right w:val="single" w:sz="6" w:space="0" w:color="1F3864"/>
             </w:tcBorders>
             <w:shd w:val="clear" w:color="auto" w:fill="D9E2F3"/>
-            <w:tcMar>
-              <w:top w:w="50" w:type="dxa"/>
-              <w:left w:w="90" w:type="dxa"/>
-              <w:bottom w:w="50" w:type="dxa"/>
-              <w:right w:w="90" w:type="dxa"/>
-            </w:tcMar>
             <w:vAlign w:val="center"/>
           </w:tcPr>
           <w:p>
@@ -3693,12 +3299,6 @@
               <w:right w:val="single" w:sz="6" w:space="0" w:color="1F3864"/>
             </w:tcBorders>
             <w:shd w:val="clear" w:color="auto" w:fill="D9E2F3"/>
-            <w:tcMar>
-              <w:top w:w="50" w:type="dxa"/>
-              <w:left w:w="90" w:type="dxa"/>
-              <w:bottom w:w="50" w:type="dxa"/>
-              <w:right w:w="90" w:type="dxa"/>
-            </w:tcMar>
             <w:vAlign w:val="center"/>
           </w:tcPr>
           <w:p>
@@ -3763,12 +3363,6 @@
               <w:right w:val="single" w:sz="6" w:space="0" w:color="1F3864"/>
             </w:tcBorders>
             <w:shd w:val="clear" w:color="auto" w:fill="D9E2F3"/>
-            <w:tcMar>
-              <w:top w:w="50" w:type="dxa"/>
-              <w:left w:w="90" w:type="dxa"/>
-              <w:bottom w:w="50" w:type="dxa"/>
-              <w:right w:w="90" w:type="dxa"/>
-            </w:tcMar>
             <w:vAlign w:val="center"/>
           </w:tcPr>
           <w:p>
@@ -3816,12 +3410,6 @@
               <w:right w:val="single" w:sz="6" w:space="0" w:color="1F3864"/>
             </w:tcBorders>
             <w:shd w:val="clear" w:color="auto" w:fill="4472C4"/>
-            <w:tcMar>
-              <w:top w:w="50" w:type="dxa"/>
-              <w:left w:w="90" w:type="dxa"/>
-              <w:bottom w:w="50" w:type="dxa"/>
-              <w:right w:w="90" w:type="dxa"/>
-            </w:tcMar>
             <w:vAlign w:val="center"/>
           </w:tcPr>
           <w:p>
@@ -3862,12 +3450,6 @@
               <w:right w:val="single" w:sz="6" w:space="0" w:color="1F3864"/>
             </w:tcBorders>
             <w:shd w:val="clear" w:color="auto" w:fill="4472C4"/>
-            <w:tcMar>
-              <w:top w:w="50" w:type="dxa"/>
-              <w:left w:w="90" w:type="dxa"/>
-              <w:bottom w:w="50" w:type="dxa"/>
-              <w:right w:w="90" w:type="dxa"/>
-            </w:tcMar>
             <w:vAlign w:val="center"/>
           </w:tcPr>
           <w:p>
@@ -3908,12 +3490,6 @@
               <w:right w:val="single" w:sz="6" w:space="0" w:color="1F3864"/>
             </w:tcBorders>
             <w:shd w:val="clear" w:color="auto" w:fill="4472C4"/>
-            <w:tcMar>
-              <w:top w:w="50" w:type="dxa"/>
-              <w:left w:w="90" w:type="dxa"/>
-              <w:bottom w:w="50" w:type="dxa"/>
-              <w:right w:w="90" w:type="dxa"/>
-            </w:tcMar>
             <w:vAlign w:val="center"/>
           </w:tcPr>
           <w:p>
@@ -3958,12 +3534,6 @@
               <w:right w:val="single" w:sz="6" w:space="0" w:color="1F3864"/>
             </w:tcBorders>
             <w:shd w:val="clear" w:color="auto" w:fill="D9E2F3"/>
-            <w:tcMar>
-              <w:top w:w="50" w:type="dxa"/>
-              <w:left w:w="90" w:type="dxa"/>
-              <w:bottom w:w="50" w:type="dxa"/>
-              <w:right w:w="90" w:type="dxa"/>
-            </w:tcMar>
             <w:vAlign w:val="center"/>
           </w:tcPr>
           <w:p>
@@ -3996,12 +3566,6 @@
               <w:right w:val="single" w:sz="6" w:space="0" w:color="1F3864"/>
             </w:tcBorders>
             <w:shd w:val="clear" w:color="auto" w:fill="D9E2F3"/>
-            <w:tcMar>
-              <w:top w:w="50" w:type="dxa"/>
-              <w:left w:w="90" w:type="dxa"/>
-              <w:bottom w:w="50" w:type="dxa"/>
-              <w:right w:w="90" w:type="dxa"/>
-            </w:tcMar>
             <w:vAlign w:val="center"/>
           </w:tcPr>
           <w:p>
@@ -4034,12 +3598,6 @@
               <w:right w:val="single" w:sz="6" w:space="0" w:color="1F3864"/>
             </w:tcBorders>
             <w:shd w:val="clear" w:color="auto" w:fill="D9E2F3"/>
-            <w:tcMar>
-              <w:top w:w="50" w:type="dxa"/>
-              <w:left w:w="90" w:type="dxa"/>
-              <w:bottom w:w="50" w:type="dxa"/>
-              <w:right w:w="90" w:type="dxa"/>
-            </w:tcMar>
             <w:vAlign w:val="center"/>
           </w:tcPr>
           <w:p>
@@ -4109,12 +3667,6 @@
               <w:right w:val="single" w:sz="6" w:space="0" w:color="1F3864"/>
             </w:tcBorders>
             <w:shd w:val="clear" w:color="auto" w:fill="D9E2F3"/>
-            <w:tcMar>
-              <w:top w:w="50" w:type="dxa"/>
-              <w:left w:w="90" w:type="dxa"/>
-              <w:bottom w:w="50" w:type="dxa"/>
-              <w:right w:w="90" w:type="dxa"/>
-            </w:tcMar>
             <w:vAlign w:val="center"/>
           </w:tcPr>
           <w:p>
@@ -4147,12 +3699,6 @@
               <w:right w:val="single" w:sz="6" w:space="0" w:color="1F3864"/>
             </w:tcBorders>
             <w:shd w:val="clear" w:color="auto" w:fill="D9E2F3"/>
-            <w:tcMar>
-              <w:top w:w="50" w:type="dxa"/>
-              <w:left w:w="90" w:type="dxa"/>
-              <w:bottom w:w="50" w:type="dxa"/>
-              <w:right w:w="90" w:type="dxa"/>
-            </w:tcMar>
             <w:vAlign w:val="center"/>
           </w:tcPr>
           <w:p>
@@ -4199,12 +3745,6 @@
               <w:right w:val="single" w:sz="6" w:space="0" w:color="1F3864"/>
             </w:tcBorders>
             <w:shd w:val="clear" w:color="auto" w:fill="D9E2F3"/>
-            <w:tcMar>
-              <w:top w:w="50" w:type="dxa"/>
-              <w:left w:w="90" w:type="dxa"/>
-              <w:bottom w:w="50" w:type="dxa"/>
-              <w:right w:w="90" w:type="dxa"/>
-            </w:tcMar>
             <w:vAlign w:val="center"/>
           </w:tcPr>
           <w:p>
@@ -4237,12 +3777,6 @@
               <w:right w:val="single" w:sz="6" w:space="0" w:color="1F3864"/>
             </w:tcBorders>
             <w:shd w:val="clear" w:color="auto" w:fill="D9E2F3"/>
-            <w:tcMar>
-              <w:top w:w="50" w:type="dxa"/>
-              <w:left w:w="90" w:type="dxa"/>
-              <w:bottom w:w="50" w:type="dxa"/>
-              <w:right w:w="90" w:type="dxa"/>
-            </w:tcMar>
             <w:vAlign w:val="center"/>
           </w:tcPr>
           <w:p>
@@ -4275,12 +3809,6 @@
               <w:right w:val="single" w:sz="6" w:space="0" w:color="1F3864"/>
             </w:tcBorders>
             <w:shd w:val="clear" w:color="auto" w:fill="D9E2F3"/>
-            <w:tcMar>
-              <w:top w:w="50" w:type="dxa"/>
-              <w:left w:w="90" w:type="dxa"/>
-              <w:bottom w:w="50" w:type="dxa"/>
-              <w:right w:w="90" w:type="dxa"/>
-            </w:tcMar>
             <w:vAlign w:val="center"/>
           </w:tcPr>
           <w:p>
@@ -4350,12 +3878,6 @@
               <w:right w:val="single" w:sz="6" w:space="0" w:color="1F3864"/>
             </w:tcBorders>
             <w:shd w:val="clear" w:color="auto" w:fill="D9E2F3"/>
-            <w:tcMar>
-              <w:top w:w="50" w:type="dxa"/>
-              <w:left w:w="90" w:type="dxa"/>
-              <w:bottom w:w="50" w:type="dxa"/>
-              <w:right w:w="90" w:type="dxa"/>
-            </w:tcMar>
             <w:vAlign w:val="center"/>
           </w:tcPr>
           <w:p>
@@ -4388,12 +3910,6 @@
               <w:right w:val="single" w:sz="6" w:space="0" w:color="1F3864"/>
             </w:tcBorders>
             <w:shd w:val="clear" w:color="auto" w:fill="D9E2F3"/>
-            <w:tcMar>
-              <w:top w:w="50" w:type="dxa"/>
-              <w:left w:w="90" w:type="dxa"/>
-              <w:bottom w:w="50" w:type="dxa"/>
-              <w:right w:w="90" w:type="dxa"/>
-            </w:tcMar>
             <w:vAlign w:val="center"/>
           </w:tcPr>
           <w:p>
@@ -4438,12 +3954,6 @@
               <w:right w:val="single" w:sz="6" w:space="0" w:color="1F3864"/>
             </w:tcBorders>
             <w:shd w:val="clear" w:color="auto" w:fill="4472C4"/>
-            <w:tcMar>
-              <w:top w:w="50" w:type="dxa"/>
-              <w:left w:w="90" w:type="dxa"/>
-              <w:bottom w:w="50" w:type="dxa"/>
-              <w:right w:w="90" w:type="dxa"/>
-            </w:tcMar>
             <w:vAlign w:val="center"/>
           </w:tcPr>
           <w:p>
@@ -4486,12 +3996,6 @@
               <w:right w:val="single" w:sz="6" w:space="0" w:color="1F3864"/>
             </w:tcBorders>
             <w:shd w:val="clear" w:color="auto" w:fill="4472C4"/>
-            <w:tcMar>
-              <w:top w:w="50" w:type="dxa"/>
-              <w:left w:w="90" w:type="dxa"/>
-              <w:bottom w:w="50" w:type="dxa"/>
-              <w:right w:w="90" w:type="dxa"/>
-            </w:tcMar>
             <w:vAlign w:val="center"/>
           </w:tcPr>
           <w:p>
@@ -4531,12 +4035,6 @@
               <w:right w:val="single" w:sz="6" w:space="0" w:color="1F3864"/>
             </w:tcBorders>
             <w:shd w:val="clear" w:color="auto" w:fill="D9E2F3"/>
-            <w:tcMar>
-              <w:top w:w="50" w:type="dxa"/>
-              <w:left w:w="90" w:type="dxa"/>
-              <w:bottom w:w="50" w:type="dxa"/>
-              <w:right w:w="90" w:type="dxa"/>
-            </w:tcMar>
             <w:vAlign w:val="center"/>
           </w:tcPr>
           <w:p>
@@ -4595,12 +4093,6 @@
               <w:right w:val="single" w:sz="6" w:space="0" w:color="1F3864"/>
             </w:tcBorders>
             <w:shd w:val="clear" w:color="auto" w:fill="4472C4"/>
-            <w:tcMar>
-              <w:top w:w="50" w:type="dxa"/>
-              <w:left w:w="90" w:type="dxa"/>
-              <w:bottom w:w="50" w:type="dxa"/>
-              <w:right w:w="90" w:type="dxa"/>
-            </w:tcMar>
             <w:vAlign w:val="center"/>
           </w:tcPr>
           <w:p>
@@ -4642,12 +4134,6 @@
               <w:right w:val="single" w:sz="6" w:space="0" w:color="1F3864"/>
             </w:tcBorders>
             <w:shd w:val="clear" w:color="auto" w:fill="D9E2F3"/>
-            <w:tcMar>
-              <w:top w:w="50" w:type="dxa"/>
-              <w:left w:w="90" w:type="dxa"/>
-              <w:bottom w:w="50" w:type="dxa"/>
-              <w:right w:w="90" w:type="dxa"/>
-            </w:tcMar>
             <w:vAlign w:val="center"/>
           </w:tcPr>
           <w:p>
@@ -4698,12 +4184,6 @@
               <w:right w:val="single" w:sz="6" w:space="0" w:color="1F3864"/>
             </w:tcBorders>
             <w:shd w:val="clear" w:color="auto" w:fill="D9E2F3"/>
-            <w:tcMar>
-              <w:top w:w="50" w:type="dxa"/>
-              <w:left w:w="90" w:type="dxa"/>
-              <w:bottom w:w="50" w:type="dxa"/>
-              <w:right w:w="90" w:type="dxa"/>
-            </w:tcMar>
             <w:vAlign w:val="center"/>
           </w:tcPr>
           <w:p>
@@ -4948,12 +4428,6 @@
               <w:right w:val="single" w:sz="6" w:space="0" w:color="1F3864"/>
             </w:tcBorders>
             <w:shd w:val="clear" w:color="auto" w:fill="D9E2F3"/>
-            <w:tcMar>
-              <w:top w:w="50" w:type="dxa"/>
-              <w:left w:w="90" w:type="dxa"/>
-              <w:bottom w:w="50" w:type="dxa"/>
-              <w:right w:w="90" w:type="dxa"/>
-            </w:tcMar>
             <w:vAlign w:val="center"/>
           </w:tcPr>
           <w:p>
@@ -5017,12 +4491,6 @@
               <w:right w:val="single" w:sz="6" w:space="0" w:color="1F3864"/>
             </w:tcBorders>
             <w:shd w:val="clear" w:color="auto" w:fill="D9E2F3"/>
-            <w:tcMar>
-              <w:top w:w="50" w:type="dxa"/>
-              <w:left w:w="90" w:type="dxa"/>
-              <w:bottom w:w="50" w:type="dxa"/>
-              <w:right w:w="90" w:type="dxa"/>
-            </w:tcMar>
             <w:vAlign w:val="center"/>
           </w:tcPr>
           <w:p>
@@ -5070,12 +4538,6 @@
               <w:right w:val="single" w:sz="6" w:space="0" w:color="1F3864"/>
             </w:tcBorders>
             <w:shd w:val="clear" w:color="auto" w:fill="4472C4"/>
-            <w:tcMar>
-              <w:top w:w="50" w:type="dxa"/>
-              <w:left w:w="90" w:type="dxa"/>
-              <w:bottom w:w="50" w:type="dxa"/>
-              <w:right w:w="90" w:type="dxa"/>
-            </w:tcMar>
             <w:vAlign w:val="center"/>
           </w:tcPr>
           <w:p>
@@ -5116,12 +4578,6 @@
               <w:right w:val="single" w:sz="6" w:space="0" w:color="1F3864"/>
             </w:tcBorders>
             <w:shd w:val="clear" w:color="auto" w:fill="4472C4"/>
-            <w:tcMar>
-              <w:top w:w="50" w:type="dxa"/>
-              <w:left w:w="90" w:type="dxa"/>
-              <w:bottom w:w="50" w:type="dxa"/>
-              <w:right w:w="90" w:type="dxa"/>
-            </w:tcMar>
             <w:vAlign w:val="center"/>
           </w:tcPr>
           <w:p>
@@ -5162,12 +4618,6 @@
               <w:right w:val="single" w:sz="6" w:space="0" w:color="1F3864"/>
             </w:tcBorders>
             <w:shd w:val="clear" w:color="auto" w:fill="4472C4"/>
-            <w:tcMar>
-              <w:top w:w="50" w:type="dxa"/>
-              <w:left w:w="90" w:type="dxa"/>
-              <w:bottom w:w="50" w:type="dxa"/>
-              <w:right w:w="90" w:type="dxa"/>
-            </w:tcMar>
             <w:vAlign w:val="center"/>
           </w:tcPr>
           <w:p>
@@ -5212,12 +4662,6 @@
               <w:right w:val="single" w:sz="6" w:space="0" w:color="1F3864"/>
             </w:tcBorders>
             <w:shd w:val="clear" w:color="auto" w:fill="D9E2F3"/>
-            <w:tcMar>
-              <w:top w:w="50" w:type="dxa"/>
-              <w:left w:w="90" w:type="dxa"/>
-              <w:bottom w:w="50" w:type="dxa"/>
-              <w:right w:w="90" w:type="dxa"/>
-            </w:tcMar>
             <w:vAlign w:val="center"/>
           </w:tcPr>
           <w:p>
@@ -5250,12 +4694,6 @@
               <w:right w:val="single" w:sz="6" w:space="0" w:color="1F3864"/>
             </w:tcBorders>
             <w:shd w:val="clear" w:color="auto" w:fill="D9E2F3"/>
-            <w:tcMar>
-              <w:top w:w="50" w:type="dxa"/>
-              <w:left w:w="90" w:type="dxa"/>
-              <w:bottom w:w="50" w:type="dxa"/>
-              <w:right w:w="90" w:type="dxa"/>
-            </w:tcMar>
             <w:vAlign w:val="center"/>
           </w:tcPr>
           <w:p>
@@ -5288,12 +4726,6 @@
               <w:right w:val="single" w:sz="6" w:space="0" w:color="1F3864"/>
             </w:tcBorders>
             <w:shd w:val="clear" w:color="auto" w:fill="D9E2F3"/>
-            <w:tcMar>
-              <w:top w:w="50" w:type="dxa"/>
-              <w:left w:w="90" w:type="dxa"/>
-              <w:bottom w:w="50" w:type="dxa"/>
-              <w:right w:w="90" w:type="dxa"/>
-            </w:tcMar>
             <w:vAlign w:val="center"/>
           </w:tcPr>
           <w:p>
@@ -5363,12 +4795,6 @@
               <w:right w:val="single" w:sz="6" w:space="0" w:color="1F3864"/>
             </w:tcBorders>
             <w:shd w:val="clear" w:color="auto" w:fill="D9E2F3"/>
-            <w:tcMar>
-              <w:top w:w="50" w:type="dxa"/>
-              <w:left w:w="90" w:type="dxa"/>
-              <w:bottom w:w="50" w:type="dxa"/>
-              <w:right w:w="90" w:type="dxa"/>
-            </w:tcMar>
             <w:vAlign w:val="center"/>
           </w:tcPr>
           <w:p>
@@ -5401,12 +4827,6 @@
               <w:right w:val="single" w:sz="6" w:space="0" w:color="1F3864"/>
             </w:tcBorders>
             <w:shd w:val="clear" w:color="auto" w:fill="D9E2F3"/>
-            <w:tcMar>
-              <w:top w:w="50" w:type="dxa"/>
-              <w:left w:w="90" w:type="dxa"/>
-              <w:bottom w:w="50" w:type="dxa"/>
-              <w:right w:w="90" w:type="dxa"/>
-            </w:tcMar>
             <w:vAlign w:val="center"/>
           </w:tcPr>
           <w:p>
@@ -5453,12 +4873,6 @@
               <w:right w:val="single" w:sz="6" w:space="0" w:color="1F3864"/>
             </w:tcBorders>
             <w:shd w:val="clear" w:color="auto" w:fill="D9E2F3"/>
-            <w:tcMar>
-              <w:top w:w="50" w:type="dxa"/>
-              <w:left w:w="90" w:type="dxa"/>
-              <w:bottom w:w="50" w:type="dxa"/>
-              <w:right w:w="90" w:type="dxa"/>
-            </w:tcMar>
             <w:vAlign w:val="center"/>
           </w:tcPr>
           <w:p>
@@ -5491,12 +4905,6 @@
               <w:right w:val="single" w:sz="6" w:space="0" w:color="1F3864"/>
             </w:tcBorders>
             <w:shd w:val="clear" w:color="auto" w:fill="D9E2F3"/>
-            <w:tcMar>
-              <w:top w:w="50" w:type="dxa"/>
-              <w:left w:w="90" w:type="dxa"/>
-              <w:bottom w:w="50" w:type="dxa"/>
-              <w:right w:w="90" w:type="dxa"/>
-            </w:tcMar>
             <w:vAlign w:val="center"/>
           </w:tcPr>
           <w:p>
@@ -5529,12 +4937,6 @@
               <w:right w:val="single" w:sz="6" w:space="0" w:color="1F3864"/>
             </w:tcBorders>
             <w:shd w:val="clear" w:color="auto" w:fill="D9E2F3"/>
-            <w:tcMar>
-              <w:top w:w="50" w:type="dxa"/>
-              <w:left w:w="90" w:type="dxa"/>
-              <w:bottom w:w="50" w:type="dxa"/>
-              <w:right w:w="90" w:type="dxa"/>
-            </w:tcMar>
             <w:vAlign w:val="center"/>
           </w:tcPr>
           <w:p>
@@ -5604,12 +5006,6 @@
               <w:right w:val="single" w:sz="6" w:space="0" w:color="1F3864"/>
             </w:tcBorders>
             <w:shd w:val="clear" w:color="auto" w:fill="D9E2F3"/>
-            <w:tcMar>
-              <w:top w:w="50" w:type="dxa"/>
-              <w:left w:w="90" w:type="dxa"/>
-              <w:bottom w:w="50" w:type="dxa"/>
-              <w:right w:w="90" w:type="dxa"/>
-            </w:tcMar>
             <w:vAlign w:val="center"/>
           </w:tcPr>
           <w:p>
@@ -5642,12 +5038,6 @@
               <w:right w:val="single" w:sz="6" w:space="0" w:color="1F3864"/>
             </w:tcBorders>
             <w:shd w:val="clear" w:color="auto" w:fill="D9E2F3"/>
-            <w:tcMar>
-              <w:top w:w="50" w:type="dxa"/>
-              <w:left w:w="90" w:type="dxa"/>
-              <w:bottom w:w="50" w:type="dxa"/>
-              <w:right w:w="90" w:type="dxa"/>
-            </w:tcMar>
             <w:vAlign w:val="center"/>
           </w:tcPr>
           <w:p>
@@ -5692,12 +5082,6 @@
               <w:right w:val="single" w:sz="6" w:space="0" w:color="1F3864"/>
             </w:tcBorders>
             <w:shd w:val="clear" w:color="auto" w:fill="4472C4"/>
-            <w:tcMar>
-              <w:top w:w="50" w:type="dxa"/>
-              <w:left w:w="90" w:type="dxa"/>
-              <w:bottom w:w="50" w:type="dxa"/>
-              <w:right w:w="90" w:type="dxa"/>
-            </w:tcMar>
             <w:vAlign w:val="center"/>
           </w:tcPr>
           <w:p>
@@ -5740,12 +5124,6 @@
               <w:right w:val="single" w:sz="6" w:space="0" w:color="1F3864"/>
             </w:tcBorders>
             <w:shd w:val="clear" w:color="auto" w:fill="4472C4"/>
-            <w:tcMar>
-              <w:top w:w="50" w:type="dxa"/>
-              <w:left w:w="90" w:type="dxa"/>
-              <w:bottom w:w="50" w:type="dxa"/>
-              <w:right w:w="90" w:type="dxa"/>
-            </w:tcMar>
             <w:vAlign w:val="center"/>
           </w:tcPr>
           <w:p>
@@ -5785,12 +5163,6 @@
               <w:right w:val="single" w:sz="6" w:space="0" w:color="1F3864"/>
             </w:tcBorders>
             <w:shd w:val="clear" w:color="auto" w:fill="D9E2F3"/>
-            <w:tcMar>
-              <w:top w:w="50" w:type="dxa"/>
-              <w:left w:w="90" w:type="dxa"/>
-              <w:bottom w:w="50" w:type="dxa"/>
-              <w:right w:w="90" w:type="dxa"/>
-            </w:tcMar>
             <w:vAlign w:val="center"/>
           </w:tcPr>
           <w:p>
@@ -5849,12 +5221,6 @@
               <w:right w:val="single" w:sz="6" w:space="0" w:color="1F3864"/>
             </w:tcBorders>
             <w:shd w:val="clear" w:color="auto" w:fill="4472C4"/>
-            <w:tcMar>
-              <w:top w:w="50" w:type="dxa"/>
-              <w:left w:w="90" w:type="dxa"/>
-              <w:bottom w:w="50" w:type="dxa"/>
-              <w:right w:w="90" w:type="dxa"/>
-            </w:tcMar>
             <w:vAlign w:val="center"/>
           </w:tcPr>
           <w:p>
@@ -5896,12 +5262,6 @@
               <w:right w:val="single" w:sz="6" w:space="0" w:color="1F3864"/>
             </w:tcBorders>
             <w:shd w:val="clear" w:color="auto" w:fill="D9E2F3"/>
-            <w:tcMar>
-              <w:top w:w="50" w:type="dxa"/>
-              <w:left w:w="90" w:type="dxa"/>
-              <w:bottom w:w="50" w:type="dxa"/>
-              <w:right w:w="90" w:type="dxa"/>
-            </w:tcMar>
             <w:vAlign w:val="center"/>
           </w:tcPr>
           <w:p>
@@ -5952,12 +5312,6 @@
               <w:right w:val="single" w:sz="6" w:space="0" w:color="1F3864"/>
             </w:tcBorders>
             <w:shd w:val="clear" w:color="auto" w:fill="D9E2F3"/>
-            <w:tcMar>
-              <w:top w:w="50" w:type="dxa"/>
-              <w:left w:w="90" w:type="dxa"/>
-              <w:bottom w:w="50" w:type="dxa"/>
-              <w:right w:w="90" w:type="dxa"/>
-            </w:tcMar>
             <w:vAlign w:val="center"/>
           </w:tcPr>
           <w:p>
@@ -6179,12 +5533,6 @@
               <w:right w:val="single" w:sz="6" w:space="0" w:color="1F3864"/>
             </w:tcBorders>
             <w:shd w:val="clear" w:color="auto" w:fill="D9E2F3"/>
-            <w:tcMar>
-              <w:top w:w="50" w:type="dxa"/>
-              <w:left w:w="90" w:type="dxa"/>
-              <w:bottom w:w="50" w:type="dxa"/>
-              <w:right w:w="90" w:type="dxa"/>
-            </w:tcMar>
             <w:vAlign w:val="center"/>
           </w:tcPr>
           <w:p>
@@ -6225,12 +5573,6 @@
               <w:right w:val="single" w:sz="6" w:space="0" w:color="1F3864"/>
             </w:tcBorders>
             <w:shd w:val="clear" w:color="auto" w:fill="D9E2F3"/>
-            <w:tcMar>
-              <w:top w:w="50" w:type="dxa"/>
-              <w:left w:w="90" w:type="dxa"/>
-              <w:bottom w:w="50" w:type="dxa"/>
-              <w:right w:w="90" w:type="dxa"/>
-            </w:tcMar>
             <w:vAlign w:val="center"/>
           </w:tcPr>
           <w:p>
@@ -6278,12 +5620,6 @@
               <w:right w:val="single" w:sz="6" w:space="0" w:color="1F3864"/>
             </w:tcBorders>
             <w:shd w:val="clear" w:color="auto" w:fill="4472C4"/>
-            <w:tcMar>
-              <w:top w:w="50" w:type="dxa"/>
-              <w:left w:w="90" w:type="dxa"/>
-              <w:bottom w:w="50" w:type="dxa"/>
-              <w:right w:w="90" w:type="dxa"/>
-            </w:tcMar>
             <w:vAlign w:val="center"/>
           </w:tcPr>
           <w:p>
@@ -6324,12 +5660,6 @@
               <w:right w:val="single" w:sz="6" w:space="0" w:color="1F3864"/>
             </w:tcBorders>
             <w:shd w:val="clear" w:color="auto" w:fill="4472C4"/>
-            <w:tcMar>
-              <w:top w:w="50" w:type="dxa"/>
-              <w:left w:w="90" w:type="dxa"/>
-              <w:bottom w:w="50" w:type="dxa"/>
-              <w:right w:w="90" w:type="dxa"/>
-            </w:tcMar>
             <w:vAlign w:val="center"/>
           </w:tcPr>
           <w:p>
@@ -6370,12 +5700,6 @@
               <w:right w:val="single" w:sz="6" w:space="0" w:color="1F3864"/>
             </w:tcBorders>
             <w:shd w:val="clear" w:color="auto" w:fill="4472C4"/>
-            <w:tcMar>
-              <w:top w:w="50" w:type="dxa"/>
-              <w:left w:w="90" w:type="dxa"/>
-              <w:bottom w:w="50" w:type="dxa"/>
-              <w:right w:w="90" w:type="dxa"/>
-            </w:tcMar>
             <w:vAlign w:val="center"/>
           </w:tcPr>
           <w:p>
@@ -6420,12 +5744,6 @@
               <w:right w:val="single" w:sz="6" w:space="0" w:color="1F3864"/>
             </w:tcBorders>
             <w:shd w:val="clear" w:color="auto" w:fill="D9E2F3"/>
-            <w:tcMar>
-              <w:top w:w="50" w:type="dxa"/>
-              <w:left w:w="90" w:type="dxa"/>
-              <w:bottom w:w="50" w:type="dxa"/>
-              <w:right w:w="90" w:type="dxa"/>
-            </w:tcMar>
             <w:vAlign w:val="center"/>
           </w:tcPr>
           <w:p>
@@ -6458,12 +5776,6 @@
               <w:right w:val="single" w:sz="6" w:space="0" w:color="1F3864"/>
             </w:tcBorders>
             <w:shd w:val="clear" w:color="auto" w:fill="D9E2F3"/>
-            <w:tcMar>
-              <w:top w:w="50" w:type="dxa"/>
-              <w:left w:w="90" w:type="dxa"/>
-              <w:bottom w:w="50" w:type="dxa"/>
-              <w:right w:w="90" w:type="dxa"/>
-            </w:tcMar>
             <w:vAlign w:val="center"/>
           </w:tcPr>
           <w:p>
@@ -6496,12 +5808,6 @@
               <w:right w:val="single" w:sz="6" w:space="0" w:color="1F3864"/>
             </w:tcBorders>
             <w:shd w:val="clear" w:color="auto" w:fill="D9E2F3"/>
-            <w:tcMar>
-              <w:top w:w="50" w:type="dxa"/>
-              <w:left w:w="90" w:type="dxa"/>
-              <w:bottom w:w="50" w:type="dxa"/>
-              <w:right w:w="90" w:type="dxa"/>
-            </w:tcMar>
             <w:vAlign w:val="center"/>
           </w:tcPr>
           <w:p>
@@ -6571,12 +5877,6 @@
               <w:right w:val="single" w:sz="6" w:space="0" w:color="1F3864"/>
             </w:tcBorders>
             <w:shd w:val="clear" w:color="auto" w:fill="D9E2F3"/>
-            <w:tcMar>
-              <w:top w:w="50" w:type="dxa"/>
-              <w:left w:w="90" w:type="dxa"/>
-              <w:bottom w:w="50" w:type="dxa"/>
-              <w:right w:w="90" w:type="dxa"/>
-            </w:tcMar>
             <w:vAlign w:val="center"/>
           </w:tcPr>
           <w:p>
@@ -6609,12 +5909,6 @@
               <w:right w:val="single" w:sz="6" w:space="0" w:color="1F3864"/>
             </w:tcBorders>
             <w:shd w:val="clear" w:color="auto" w:fill="D9E2F3"/>
-            <w:tcMar>
-              <w:top w:w="50" w:type="dxa"/>
-              <w:left w:w="90" w:type="dxa"/>
-              <w:bottom w:w="50" w:type="dxa"/>
-              <w:right w:w="90" w:type="dxa"/>
-            </w:tcMar>
             <w:vAlign w:val="center"/>
           </w:tcPr>
           <w:p>
@@ -6661,12 +5955,6 @@
               <w:right w:val="single" w:sz="6" w:space="0" w:color="1F3864"/>
             </w:tcBorders>
             <w:shd w:val="clear" w:color="auto" w:fill="D9E2F3"/>
-            <w:tcMar>
-              <w:top w:w="50" w:type="dxa"/>
-              <w:left w:w="90" w:type="dxa"/>
-              <w:bottom w:w="50" w:type="dxa"/>
-              <w:right w:w="90" w:type="dxa"/>
-            </w:tcMar>
             <w:vAlign w:val="center"/>
           </w:tcPr>
           <w:p>
@@ -6699,12 +5987,6 @@
               <w:right w:val="single" w:sz="6" w:space="0" w:color="1F3864"/>
             </w:tcBorders>
             <w:shd w:val="clear" w:color="auto" w:fill="D9E2F3"/>
-            <w:tcMar>
-              <w:top w:w="50" w:type="dxa"/>
-              <w:left w:w="90" w:type="dxa"/>
-              <w:bottom w:w="50" w:type="dxa"/>
-              <w:right w:w="90" w:type="dxa"/>
-            </w:tcMar>
             <w:vAlign w:val="center"/>
           </w:tcPr>
           <w:p>
@@ -6737,12 +6019,6 @@
               <w:right w:val="single" w:sz="6" w:space="0" w:color="1F3864"/>
             </w:tcBorders>
             <w:shd w:val="clear" w:color="auto" w:fill="D9E2F3"/>
-            <w:tcMar>
-              <w:top w:w="50" w:type="dxa"/>
-              <w:left w:w="90" w:type="dxa"/>
-              <w:bottom w:w="50" w:type="dxa"/>
-              <w:right w:w="90" w:type="dxa"/>
-            </w:tcMar>
             <w:vAlign w:val="center"/>
           </w:tcPr>
           <w:p>
@@ -6812,12 +6088,6 @@
               <w:right w:val="single" w:sz="6" w:space="0" w:color="1F3864"/>
             </w:tcBorders>
             <w:shd w:val="clear" w:color="auto" w:fill="D9E2F3"/>
-            <w:tcMar>
-              <w:top w:w="50" w:type="dxa"/>
-              <w:left w:w="90" w:type="dxa"/>
-              <w:bottom w:w="50" w:type="dxa"/>
-              <w:right w:w="90" w:type="dxa"/>
-            </w:tcMar>
             <w:vAlign w:val="center"/>
           </w:tcPr>
           <w:p>
@@ -6850,12 +6120,6 @@
               <w:right w:val="single" w:sz="6" w:space="0" w:color="1F3864"/>
             </w:tcBorders>
             <w:shd w:val="clear" w:color="auto" w:fill="D9E2F3"/>
-            <w:tcMar>
-              <w:top w:w="50" w:type="dxa"/>
-              <w:left w:w="90" w:type="dxa"/>
-              <w:bottom w:w="50" w:type="dxa"/>
-              <w:right w:w="90" w:type="dxa"/>
-            </w:tcMar>
             <w:vAlign w:val="center"/>
           </w:tcPr>
           <w:p>
@@ -6900,12 +6164,6 @@
               <w:right w:val="single" w:sz="6" w:space="0" w:color="1F3864"/>
             </w:tcBorders>
             <w:shd w:val="clear" w:color="auto" w:fill="4472C4"/>
-            <w:tcMar>
-              <w:top w:w="50" w:type="dxa"/>
-              <w:left w:w="90" w:type="dxa"/>
-              <w:bottom w:w="50" w:type="dxa"/>
-              <w:right w:w="90" w:type="dxa"/>
-            </w:tcMar>
             <w:vAlign w:val="center"/>
           </w:tcPr>
           <w:p>
@@ -6948,12 +6206,6 @@
               <w:right w:val="single" w:sz="6" w:space="0" w:color="1F3864"/>
             </w:tcBorders>
             <w:shd w:val="clear" w:color="auto" w:fill="4472C4"/>
-            <w:tcMar>
-              <w:top w:w="50" w:type="dxa"/>
-              <w:left w:w="90" w:type="dxa"/>
-              <w:bottom w:w="50" w:type="dxa"/>
-              <w:right w:w="90" w:type="dxa"/>
-            </w:tcMar>
             <w:vAlign w:val="center"/>
           </w:tcPr>
           <w:p>
@@ -6993,12 +6245,6 @@
               <w:right w:val="single" w:sz="6" w:space="0" w:color="1F3864"/>
             </w:tcBorders>
             <w:shd w:val="clear" w:color="auto" w:fill="D9E2F3"/>
-            <w:tcMar>
-              <w:top w:w="50" w:type="dxa"/>
-              <w:left w:w="90" w:type="dxa"/>
-              <w:bottom w:w="50" w:type="dxa"/>
-              <w:right w:w="90" w:type="dxa"/>
-            </w:tcMar>
             <w:vAlign w:val="center"/>
           </w:tcPr>
           <w:p>
@@ -7057,12 +6303,6 @@
               <w:right w:val="single" w:sz="6" w:space="0" w:color="1F3864"/>
             </w:tcBorders>
             <w:shd w:val="clear" w:color="auto" w:fill="4472C4"/>
-            <w:tcMar>
-              <w:top w:w="50" w:type="dxa"/>
-              <w:left w:w="90" w:type="dxa"/>
-              <w:bottom w:w="50" w:type="dxa"/>
-              <w:right w:w="90" w:type="dxa"/>
-            </w:tcMar>
             <w:vAlign w:val="center"/>
           </w:tcPr>
           <w:p>
@@ -7104,12 +6344,6 @@
               <w:right w:val="single" w:sz="6" w:space="0" w:color="1F3864"/>
             </w:tcBorders>
             <w:shd w:val="clear" w:color="auto" w:fill="D9E2F3"/>
-            <w:tcMar>
-              <w:top w:w="50" w:type="dxa"/>
-              <w:left w:w="90" w:type="dxa"/>
-              <w:bottom w:w="50" w:type="dxa"/>
-              <w:right w:w="90" w:type="dxa"/>
-            </w:tcMar>
             <w:vAlign w:val="center"/>
           </w:tcPr>
           <w:p>
@@ -7196,12 +6430,6 @@
               <w:right w:val="single" w:sz="6" w:space="0" w:color="1F3864"/>
             </w:tcBorders>
             <w:shd w:val="clear" w:color="auto" w:fill="D9E2F3"/>
-            <w:tcMar>
-              <w:top w:w="50" w:type="dxa"/>
-              <w:left w:w="90" w:type="dxa"/>
-              <w:bottom w:w="50" w:type="dxa"/>
-              <w:right w:w="90" w:type="dxa"/>
-            </w:tcMar>
             <w:vAlign w:val="center"/>
           </w:tcPr>
           <w:p>
@@ -7630,12 +6858,6 @@
               <w:right w:val="single" w:sz="6" w:space="0" w:color="1F3864"/>
             </w:tcBorders>
             <w:shd w:val="clear" w:color="auto" w:fill="D9E2F3"/>
-            <w:tcMar>
-              <w:top w:w="50" w:type="dxa"/>
-              <w:left w:w="90" w:type="dxa"/>
-              <w:bottom w:w="50" w:type="dxa"/>
-              <w:right w:w="90" w:type="dxa"/>
-            </w:tcMar>
             <w:vAlign w:val="center"/>
           </w:tcPr>
           <w:p>
@@ -7686,6 +6908,55 @@
           </w:p>
         </w:tc>
       </w:tr>
+    </w:tbl>
+    <w:p>
+      <w:pPr>
+        <w:spacing w:before="0" w:after="0" w:line="240" w:lineRule="auto"/>
+        <w:rPr>
+          <w:sz w:val="18"/>
+          <w:szCs w:val="18"/>
+        </w:rPr>
+      </w:pPr>
+    </w:p>
+    <w:tbl>
+      <w:tblPr>
+        <w:tblW w:w="9405" w:type="dxa"/>
+        <w:jc w:val="center"/>
+        <w:tblBorders>
+          <w:top w:val="single" w:sz="6" w:space="0" w:color="1F3864"/>
+          <w:left w:val="single" w:sz="6" w:space="0" w:color="1F3864"/>
+          <w:bottom w:val="single" w:sz="6" w:space="0" w:color="1F3864"/>
+          <w:right w:val="single" w:sz="6" w:space="0" w:color="1F3864"/>
+          <w:insideH w:val="single" w:sz="6" w:space="0" w:color="1F3864"/>
+          <w:insideV w:val="single" w:sz="6" w:space="0" w:color="1F3864"/>
+        </w:tblBorders>
+        <w:tblLayout w:type="fixed"/>
+        <w:tblCellMar>
+          <w:top w:w="40" w:type="dxa"/>
+          <w:left w:w="90" w:type="dxa"/>
+          <w:bottom w:w="40" w:type="dxa"/>
+          <w:right w:w="90" w:type="dxa"/>
+        </w:tblCellMar>
+        <w:tblLook w:val="04A0" w:firstRow="1" w:lastRow="0" w:firstColumn="1" w:lastColumn="0" w:noHBand="0" w:noVBand="1"/>
+      </w:tblPr>
+      <w:tblGrid>
+        <w:gridCol w:w="1175"/>
+        <w:gridCol w:w="391"/>
+        <w:gridCol w:w="391"/>
+        <w:gridCol w:w="391"/>
+        <w:gridCol w:w="783"/>
+        <w:gridCol w:w="391"/>
+        <w:gridCol w:w="391"/>
+        <w:gridCol w:w="783"/>
+        <w:gridCol w:w="783"/>
+        <w:gridCol w:w="391"/>
+        <w:gridCol w:w="391"/>
+        <w:gridCol w:w="391"/>
+        <w:gridCol w:w="391"/>
+        <w:gridCol w:w="391"/>
+        <w:gridCol w:w="391"/>
+        <w:gridCol w:w="1567"/>
+      </w:tblGrid>
       <w:tr>
         <w:tc>
           <w:tcPr>
@@ -7698,12 +6969,6 @@
               <w:right w:val="single" w:sz="6" w:space="0" w:color="1F3864"/>
             </w:tcBorders>
             <w:shd w:val="clear" w:color="auto" w:fill="4472C4"/>
-            <w:tcMar>
-              <w:top w:w="50" w:type="dxa"/>
-              <w:left w:w="90" w:type="dxa"/>
-              <w:bottom w:w="50" w:type="dxa"/>
-              <w:right w:w="90" w:type="dxa"/>
-            </w:tcMar>
             <w:vAlign w:val="center"/>
           </w:tcPr>
           <w:p>
@@ -7746,12 +7011,6 @@
               <w:right w:val="single" w:sz="6" w:space="0" w:color="1F3864"/>
             </w:tcBorders>
             <w:shd w:val="clear" w:color="auto" w:fill="4472C4"/>
-            <w:tcMar>
-              <w:top w:w="50" w:type="dxa"/>
-              <w:left w:w="90" w:type="dxa"/>
-              <w:bottom w:w="50" w:type="dxa"/>
-              <w:right w:w="90" w:type="dxa"/>
-            </w:tcMar>
             <w:vAlign w:val="center"/>
           </w:tcPr>
           <w:p>
@@ -7792,12 +7051,6 @@
               <w:right w:val="single" w:sz="6" w:space="0" w:color="1F3864"/>
             </w:tcBorders>
             <w:shd w:val="clear" w:color="auto" w:fill="4472C4"/>
-            <w:tcMar>
-              <w:top w:w="50" w:type="dxa"/>
-              <w:left w:w="90" w:type="dxa"/>
-              <w:bottom w:w="50" w:type="dxa"/>
-              <w:right w:w="90" w:type="dxa"/>
-            </w:tcMar>
             <w:vAlign w:val="center"/>
           </w:tcPr>
           <w:p>
@@ -7838,12 +7091,6 @@
               <w:right w:val="single" w:sz="6" w:space="0" w:color="1F3864"/>
             </w:tcBorders>
             <w:shd w:val="clear" w:color="auto" w:fill="4472C4"/>
-            <w:tcMar>
-              <w:top w:w="50" w:type="dxa"/>
-              <w:left w:w="90" w:type="dxa"/>
-              <w:bottom w:w="50" w:type="dxa"/>
-              <w:right w:w="90" w:type="dxa"/>
-            </w:tcMar>
             <w:vAlign w:val="center"/>
           </w:tcPr>
           <w:p>
@@ -7884,12 +7131,6 @@
               <w:right w:val="single" w:sz="6" w:space="0" w:color="1F3864"/>
             </w:tcBorders>
             <w:shd w:val="clear" w:color="auto" w:fill="4472C4"/>
-            <w:tcMar>
-              <w:top w:w="50" w:type="dxa"/>
-              <w:left w:w="90" w:type="dxa"/>
-              <w:bottom w:w="50" w:type="dxa"/>
-              <w:right w:w="90" w:type="dxa"/>
-            </w:tcMar>
             <w:vAlign w:val="center"/>
           </w:tcPr>
           <w:p>
@@ -7930,12 +7171,6 @@
               <w:right w:val="single" w:sz="6" w:space="0" w:color="1F3864"/>
             </w:tcBorders>
             <w:shd w:val="clear" w:color="auto" w:fill="4472C4"/>
-            <w:tcMar>
-              <w:top w:w="50" w:type="dxa"/>
-              <w:left w:w="90" w:type="dxa"/>
-              <w:bottom w:w="50" w:type="dxa"/>
-              <w:right w:w="90" w:type="dxa"/>
-            </w:tcMar>
             <w:vAlign w:val="center"/>
           </w:tcPr>
           <w:p>
@@ -7978,12 +7213,6 @@
               <w:right w:val="single" w:sz="6" w:space="0" w:color="1F3864"/>
             </w:tcBorders>
             <w:shd w:val="clear" w:color="auto" w:fill="D9E2F3"/>
-            <w:tcMar>
-              <w:top w:w="50" w:type="dxa"/>
-              <w:left w:w="90" w:type="dxa"/>
-              <w:bottom w:w="50" w:type="dxa"/>
-              <w:right w:w="90" w:type="dxa"/>
-            </w:tcMar>
             <w:vAlign w:val="center"/>
           </w:tcPr>
           <w:p>
@@ -8093,12 +7322,6 @@
               <w:right w:val="single" w:sz="6" w:space="0" w:color="1F3864"/>
             </w:tcBorders>
             <w:shd w:val="clear" w:color="auto" w:fill="D9E2F3"/>
-            <w:tcMar>
-              <w:top w:w="50" w:type="dxa"/>
-              <w:left w:w="90" w:type="dxa"/>
-              <w:bottom w:w="50" w:type="dxa"/>
-              <w:right w:w="90" w:type="dxa"/>
-            </w:tcMar>
             <w:vAlign w:val="center"/>
           </w:tcPr>
           <w:p>
@@ -8189,12 +7412,6 @@
               <w:right w:val="single" w:sz="6" w:space="0" w:color="1F3864"/>
             </w:tcBorders>
             <w:shd w:val="clear" w:color="auto" w:fill="D9E2F3"/>
-            <w:tcMar>
-              <w:top w:w="50" w:type="dxa"/>
-              <w:left w:w="90" w:type="dxa"/>
-              <w:bottom w:w="50" w:type="dxa"/>
-              <w:right w:w="90" w:type="dxa"/>
-            </w:tcMar>
             <w:vAlign w:val="center"/>
           </w:tcPr>
           <w:p>
@@ -8304,12 +7521,6 @@
               <w:right w:val="single" w:sz="6" w:space="0" w:color="1F3864"/>
             </w:tcBorders>
             <w:shd w:val="clear" w:color="auto" w:fill="D9E2F3"/>
-            <w:tcMar>
-              <w:top w:w="50" w:type="dxa"/>
-              <w:left w:w="90" w:type="dxa"/>
-              <w:bottom w:w="50" w:type="dxa"/>
-              <w:right w:w="90" w:type="dxa"/>
-            </w:tcMar>
             <w:vAlign w:val="center"/>
           </w:tcPr>
           <w:p>
@@ -8381,12 +7592,6 @@
               <w:right w:val="single" w:sz="6" w:space="0" w:color="1F3864"/>
             </w:tcBorders>
             <w:shd w:val="clear" w:color="auto" w:fill="D9E2F3"/>
-            <w:tcMar>
-              <w:top w:w="50" w:type="dxa"/>
-              <w:left w:w="90" w:type="dxa"/>
-              <w:bottom w:w="50" w:type="dxa"/>
-              <w:right w:w="90" w:type="dxa"/>
-            </w:tcMar>
             <w:vAlign w:val="center"/>
           </w:tcPr>
           <w:p>
@@ -8470,6 +7675,55 @@
           </w:p>
         </w:tc>
       </w:tr>
+    </w:tbl>
+    <w:p>
+      <w:pPr>
+        <w:spacing w:before="0" w:after="0" w:line="240" w:lineRule="auto"/>
+        <w:rPr>
+          <w:sz w:val="18"/>
+          <w:szCs w:val="18"/>
+        </w:rPr>
+      </w:pPr>
+    </w:p>
+    <w:tbl>
+      <w:tblPr>
+        <w:tblW w:w="9405" w:type="dxa"/>
+        <w:jc w:val="center"/>
+        <w:tblBorders>
+          <w:top w:val="single" w:sz="6" w:space="0" w:color="1F3864"/>
+          <w:left w:val="single" w:sz="6" w:space="0" w:color="1F3864"/>
+          <w:bottom w:val="single" w:sz="6" w:space="0" w:color="1F3864"/>
+          <w:right w:val="single" w:sz="6" w:space="0" w:color="1F3864"/>
+          <w:insideH w:val="single" w:sz="6" w:space="0" w:color="1F3864"/>
+          <w:insideV w:val="single" w:sz="6" w:space="0" w:color="1F3864"/>
+        </w:tblBorders>
+        <w:tblLayout w:type="fixed"/>
+        <w:tblCellMar>
+          <w:top w:w="40" w:type="dxa"/>
+          <w:left w:w="90" w:type="dxa"/>
+          <w:bottom w:w="40" w:type="dxa"/>
+          <w:right w:w="90" w:type="dxa"/>
+        </w:tblCellMar>
+        <w:tblLook w:val="04A0" w:firstRow="1" w:lastRow="0" w:firstColumn="1" w:lastColumn="0" w:noHBand="0" w:noVBand="1"/>
+      </w:tblPr>
+      <w:tblGrid>
+        <w:gridCol w:w="1175"/>
+        <w:gridCol w:w="391"/>
+        <w:gridCol w:w="391"/>
+        <w:gridCol w:w="391"/>
+        <w:gridCol w:w="783"/>
+        <w:gridCol w:w="391"/>
+        <w:gridCol w:w="391"/>
+        <w:gridCol w:w="783"/>
+        <w:gridCol w:w="783"/>
+        <w:gridCol w:w="391"/>
+        <w:gridCol w:w="391"/>
+        <w:gridCol w:w="391"/>
+        <w:gridCol w:w="391"/>
+        <w:gridCol w:w="391"/>
+        <w:gridCol w:w="391"/>
+        <w:gridCol w:w="1567"/>
+      </w:tblGrid>
       <w:tr>
         <w:tc>
           <w:tcPr>
@@ -8482,12 +7736,6 @@
               <w:right w:val="single" w:sz="6" w:space="0" w:color="1F3864"/>
             </w:tcBorders>
             <w:shd w:val="clear" w:color="auto" w:fill="4472C4"/>
-            <w:tcMar>
-              <w:top w:w="50" w:type="dxa"/>
-              <w:left w:w="90" w:type="dxa"/>
-              <w:bottom w:w="50" w:type="dxa"/>
-              <w:right w:w="90" w:type="dxa"/>
-            </w:tcMar>
             <w:vAlign w:val="center"/>
           </w:tcPr>
           <w:p>
@@ -8527,12 +7775,6 @@
               <w:right w:val="single" w:sz="6" w:space="0" w:color="1F3864"/>
             </w:tcBorders>
             <w:shd w:val="clear" w:color="auto" w:fill="D9E2F3"/>
-            <w:tcMar>
-              <w:top w:w="50" w:type="dxa"/>
-              <w:left w:w="90" w:type="dxa"/>
-              <w:bottom w:w="50" w:type="dxa"/>
-              <w:right w:w="90" w:type="dxa"/>
-            </w:tcMar>
             <w:vAlign w:val="center"/>
           </w:tcPr>
           <w:p>
@@ -8733,12 +7975,6 @@
               <w:right w:val="single" w:sz="6" w:space="0" w:color="1F3864"/>
             </w:tcBorders>
             <w:shd w:val="clear" w:color="auto" w:fill="4472C4"/>
-            <w:tcMar>
-              <w:top w:w="50" w:type="dxa"/>
-              <w:left w:w="90" w:type="dxa"/>
-              <w:bottom w:w="50" w:type="dxa"/>
-              <w:right w:w="90" w:type="dxa"/>
-            </w:tcMar>
             <w:vAlign w:val="center"/>
           </w:tcPr>
           <w:p>
@@ -8778,12 +8014,6 @@
               <w:right w:val="single" w:sz="6" w:space="0" w:color="1F3864"/>
             </w:tcBorders>
             <w:shd w:val="clear" w:color="auto" w:fill="D9E2F3"/>
-            <w:tcMar>
-              <w:top w:w="50" w:type="dxa"/>
-              <w:left w:w="90" w:type="dxa"/>
-              <w:bottom w:w="50" w:type="dxa"/>
-              <w:right w:w="90" w:type="dxa"/>
-            </w:tcMar>
             <w:vAlign w:val="center"/>
           </w:tcPr>
           <w:p>
@@ -8938,12 +8168,6 @@
               <w:right w:val="single" w:sz="6" w:space="0" w:color="1F3864"/>
             </w:tcBorders>
             <w:shd w:val="clear" w:color="auto" w:fill="4472C4"/>
-            <w:tcMar>
-              <w:top w:w="50" w:type="dxa"/>
-              <w:left w:w="90" w:type="dxa"/>
-              <w:bottom w:w="50" w:type="dxa"/>
-              <w:right w:w="90" w:type="dxa"/>
-            </w:tcMar>
             <w:vAlign w:val="center"/>
           </w:tcPr>
           <w:p>
@@ -8983,12 +8207,6 @@
               <w:right w:val="single" w:sz="6" w:space="0" w:color="1F3864"/>
             </w:tcBorders>
             <w:shd w:val="clear" w:color="auto" w:fill="D9E2F3"/>
-            <w:tcMar>
-              <w:top w:w="50" w:type="dxa"/>
-              <w:left w:w="90" w:type="dxa"/>
-              <w:bottom w:w="50" w:type="dxa"/>
-              <w:right w:w="90" w:type="dxa"/>
-            </w:tcMar>
             <w:vAlign w:val="center"/>
           </w:tcPr>
           <w:p>
@@ -9074,12 +8292,6 @@
               <w:right w:val="single" w:sz="6" w:space="0" w:color="1F3864"/>
             </w:tcBorders>
             <w:shd w:val="clear" w:color="auto" w:fill="4472C4"/>
-            <w:tcMar>
-              <w:top w:w="50" w:type="dxa"/>
-              <w:left w:w="90" w:type="dxa"/>
-              <w:bottom w:w="50" w:type="dxa"/>
-              <w:right w:w="90" w:type="dxa"/>
-            </w:tcMar>
             <w:vAlign w:val="center"/>
           </w:tcPr>
           <w:p>
@@ -9119,12 +8331,6 @@
               <w:right w:val="single" w:sz="6" w:space="0" w:color="1F3864"/>
             </w:tcBorders>
             <w:shd w:val="clear" w:color="auto" w:fill="D9E2F3"/>
-            <w:tcMar>
-              <w:top w:w="50" w:type="dxa"/>
-              <w:left w:w="90" w:type="dxa"/>
-              <w:bottom w:w="50" w:type="dxa"/>
-              <w:right w:w="90" w:type="dxa"/>
-            </w:tcMar>
             <w:vAlign w:val="center"/>
           </w:tcPr>
           <w:p>
@@ -9235,12 +8441,6 @@
               <w:right w:val="single" w:sz="6" w:space="0" w:color="1F3864"/>
             </w:tcBorders>
             <w:shd w:val="clear" w:color="auto" w:fill="4472C4"/>
-            <w:tcMar>
-              <w:top w:w="50" w:type="dxa"/>
-              <w:left w:w="90" w:type="dxa"/>
-              <w:bottom w:w="50" w:type="dxa"/>
-              <w:right w:w="90" w:type="dxa"/>
-            </w:tcMar>
             <w:vAlign w:val="center"/>
           </w:tcPr>
           <w:p>
@@ -9280,12 +8480,6 @@
               <w:right w:val="single" w:sz="6" w:space="0" w:color="1F3864"/>
             </w:tcBorders>
             <w:shd w:val="clear" w:color="auto" w:fill="D9E2F3"/>
-            <w:tcMar>
-              <w:top w:w="50" w:type="dxa"/>
-              <w:left w:w="90" w:type="dxa"/>
-              <w:bottom w:w="50" w:type="dxa"/>
-              <w:right w:w="90" w:type="dxa"/>
-            </w:tcMar>
             <w:vAlign w:val="center"/>
           </w:tcPr>
           <w:p>
@@ -9330,12 +8524,6 @@
               <w:right w:val="single" w:sz="6" w:space="0" w:color="1F3864"/>
             </w:tcBorders>
             <w:shd w:val="clear" w:color="auto" w:fill="4472C4"/>
-            <w:tcMar>
-              <w:top w:w="50" w:type="dxa"/>
-              <w:left w:w="90" w:type="dxa"/>
-              <w:bottom w:w="50" w:type="dxa"/>
-              <w:right w:w="90" w:type="dxa"/>
-            </w:tcMar>
             <w:vAlign w:val="center"/>
           </w:tcPr>
           <w:p>
@@ -9402,12 +8590,6 @@
               <w:right w:val="single" w:sz="6" w:space="0" w:color="1F3864"/>
             </w:tcBorders>
             <w:shd w:val="clear" w:color="auto" w:fill="4472C4"/>
-            <w:tcMar>
-              <w:top w:w="50" w:type="dxa"/>
-              <w:left w:w="90" w:type="dxa"/>
-              <w:bottom w:w="50" w:type="dxa"/>
-              <w:right w:w="90" w:type="dxa"/>
-            </w:tcMar>
             <w:vAlign w:val="center"/>
           </w:tcPr>
           <w:p>
@@ -9447,12 +8629,6 @@
               <w:right w:val="single" w:sz="6" w:space="0" w:color="1F3864"/>
             </w:tcBorders>
             <w:shd w:val="clear" w:color="auto" w:fill="4472C4"/>
-            <w:tcMar>
-              <w:top w:w="50" w:type="dxa"/>
-              <w:left w:w="90" w:type="dxa"/>
-              <w:bottom w:w="50" w:type="dxa"/>
-              <w:right w:w="90" w:type="dxa"/>
-            </w:tcMar>
             <w:vAlign w:val="center"/>
           </w:tcPr>
           <w:p>
@@ -9492,12 +8668,6 @@
               <w:right w:val="single" w:sz="6" w:space="0" w:color="1F3864"/>
             </w:tcBorders>
             <w:shd w:val="clear" w:color="auto" w:fill="4472C4"/>
-            <w:tcMar>
-              <w:top w:w="50" w:type="dxa"/>
-              <w:left w:w="90" w:type="dxa"/>
-              <w:bottom w:w="50" w:type="dxa"/>
-              <w:right w:w="90" w:type="dxa"/>
-            </w:tcMar>
             <w:vAlign w:val="center"/>
           </w:tcPr>
           <w:p>
@@ -9537,12 +8707,6 @@
               <w:right w:val="single" w:sz="6" w:space="0" w:color="1F3864"/>
             </w:tcBorders>
             <w:shd w:val="clear" w:color="auto" w:fill="4472C4"/>
-            <w:tcMar>
-              <w:top w:w="50" w:type="dxa"/>
-              <w:left w:w="90" w:type="dxa"/>
-              <w:bottom w:w="50" w:type="dxa"/>
-              <w:right w:w="90" w:type="dxa"/>
-            </w:tcMar>
             <w:vAlign w:val="center"/>
           </w:tcPr>
           <w:p>
@@ -9609,12 +8773,6 @@
               <w:right w:val="single" w:sz="6" w:space="0" w:color="1F3864"/>
             </w:tcBorders>
             <w:shd w:val="clear" w:color="auto" w:fill="D9E2F3"/>
-            <w:tcMar>
-              <w:top w:w="50" w:type="dxa"/>
-              <w:left w:w="90" w:type="dxa"/>
-              <w:bottom w:w="50" w:type="dxa"/>
-              <w:right w:w="90" w:type="dxa"/>
-            </w:tcMar>
             <w:vAlign w:val="center"/>
           </w:tcPr>
           <w:p>
@@ -9647,12 +8805,6 @@
               <w:right w:val="single" w:sz="6" w:space="0" w:color="1F3864"/>
             </w:tcBorders>
             <w:shd w:val="clear" w:color="auto" w:fill="D9E2F3"/>
-            <w:tcMar>
-              <w:top w:w="50" w:type="dxa"/>
-              <w:left w:w="90" w:type="dxa"/>
-              <w:bottom w:w="50" w:type="dxa"/>
-              <w:right w:w="90" w:type="dxa"/>
-            </w:tcMar>
             <w:vAlign w:val="center"/>
           </w:tcPr>
           <w:p>
@@ -9685,12 +8837,6 @@
               <w:right w:val="single" w:sz="6" w:space="0" w:color="1F3864"/>
             </w:tcBorders>
             <w:shd w:val="clear" w:color="auto" w:fill="D9E2F3"/>
-            <w:tcMar>
-              <w:top w:w="50" w:type="dxa"/>
-              <w:left w:w="90" w:type="dxa"/>
-              <w:bottom w:w="50" w:type="dxa"/>
-              <w:right w:w="90" w:type="dxa"/>
-            </w:tcMar>
             <w:vAlign w:val="center"/>
           </w:tcPr>
           <w:p>
@@ -9723,12 +8869,6 @@
               <w:right w:val="single" w:sz="6" w:space="0" w:color="1F3864"/>
             </w:tcBorders>
             <w:shd w:val="clear" w:color="auto" w:fill="D9E2F3"/>
-            <w:tcMar>
-              <w:top w:w="50" w:type="dxa"/>
-              <w:left w:w="90" w:type="dxa"/>
-              <w:bottom w:w="50" w:type="dxa"/>
-              <w:right w:w="90" w:type="dxa"/>
-            </w:tcMar>
             <w:vAlign w:val="center"/>
           </w:tcPr>
           <w:p>
@@ -9788,12 +8928,6 @@
               <w:right w:val="single" w:sz="6" w:space="0" w:color="1F3864"/>
             </w:tcBorders>
             <w:shd w:val="clear" w:color="auto" w:fill="D9E2F3"/>
-            <w:tcMar>
-              <w:top w:w="50" w:type="dxa"/>
-              <w:left w:w="90" w:type="dxa"/>
-              <w:bottom w:w="50" w:type="dxa"/>
-              <w:right w:w="90" w:type="dxa"/>
-            </w:tcMar>
             <w:vAlign w:val="center"/>
           </w:tcPr>
           <w:p>
@@ -9826,12 +8960,6 @@
               <w:right w:val="single" w:sz="6" w:space="0" w:color="1F3864"/>
             </w:tcBorders>
             <w:shd w:val="clear" w:color="auto" w:fill="D9E2F3"/>
-            <w:tcMar>
-              <w:top w:w="50" w:type="dxa"/>
-              <w:left w:w="90" w:type="dxa"/>
-              <w:bottom w:w="50" w:type="dxa"/>
-              <w:right w:w="90" w:type="dxa"/>
-            </w:tcMar>
             <w:vAlign w:val="center"/>
           </w:tcPr>
           <w:p>
@@ -9864,12 +8992,6 @@
               <w:right w:val="single" w:sz="6" w:space="0" w:color="1F3864"/>
             </w:tcBorders>
             <w:shd w:val="clear" w:color="auto" w:fill="D9E2F3"/>
-            <w:tcMar>
-              <w:top w:w="50" w:type="dxa"/>
-              <w:left w:w="90" w:type="dxa"/>
-              <w:bottom w:w="50" w:type="dxa"/>
-              <w:right w:w="90" w:type="dxa"/>
-            </w:tcMar>
             <w:vAlign w:val="center"/>
           </w:tcPr>
           <w:p>
@@ -9902,12 +9024,6 @@
               <w:right w:val="single" w:sz="6" w:space="0" w:color="1F3864"/>
             </w:tcBorders>
             <w:shd w:val="clear" w:color="auto" w:fill="D9E2F3"/>
-            <w:tcMar>
-              <w:top w:w="50" w:type="dxa"/>
-              <w:left w:w="90" w:type="dxa"/>
-              <w:bottom w:w="50" w:type="dxa"/>
-              <w:right w:w="90" w:type="dxa"/>
-            </w:tcMar>
             <w:vAlign w:val="center"/>
           </w:tcPr>
           <w:p>
@@ -9967,12 +9083,6 @@
               <w:right w:val="single" w:sz="6" w:space="0" w:color="1F3864"/>
             </w:tcBorders>
             <w:shd w:val="clear" w:color="auto" w:fill="D9E2F3"/>
-            <w:tcMar>
-              <w:top w:w="50" w:type="dxa"/>
-              <w:left w:w="90" w:type="dxa"/>
-              <w:bottom w:w="50" w:type="dxa"/>
-              <w:right w:w="90" w:type="dxa"/>
-            </w:tcMar>
             <w:vAlign w:val="center"/>
           </w:tcPr>
           <w:p>
@@ -10005,12 +9115,6 @@
               <w:right w:val="single" w:sz="6" w:space="0" w:color="1F3864"/>
             </w:tcBorders>
             <w:shd w:val="clear" w:color="auto" w:fill="D9E2F3"/>
-            <w:tcMar>
-              <w:top w:w="50" w:type="dxa"/>
-              <w:left w:w="90" w:type="dxa"/>
-              <w:bottom w:w="50" w:type="dxa"/>
-              <w:right w:w="90" w:type="dxa"/>
-            </w:tcMar>
             <w:vAlign w:val="center"/>
           </w:tcPr>
           <w:p>
@@ -10043,12 +9147,6 @@
               <w:right w:val="single" w:sz="6" w:space="0" w:color="1F3864"/>
             </w:tcBorders>
             <w:shd w:val="clear" w:color="auto" w:fill="D9E2F3"/>
-            <w:tcMar>
-              <w:top w:w="50" w:type="dxa"/>
-              <w:left w:w="90" w:type="dxa"/>
-              <w:bottom w:w="50" w:type="dxa"/>
-              <w:right w:w="90" w:type="dxa"/>
-            </w:tcMar>
             <w:vAlign w:val="center"/>
           </w:tcPr>
           <w:p>
@@ -10081,12 +9179,6 @@
               <w:right w:val="single" w:sz="6" w:space="0" w:color="1F3864"/>
             </w:tcBorders>
             <w:shd w:val="clear" w:color="auto" w:fill="D9E2F3"/>
-            <w:tcMar>
-              <w:top w:w="50" w:type="dxa"/>
-              <w:left w:w="90" w:type="dxa"/>
-              <w:bottom w:w="50" w:type="dxa"/>
-              <w:right w:w="90" w:type="dxa"/>
-            </w:tcMar>
             <w:vAlign w:val="center"/>
           </w:tcPr>
           <w:p>
@@ -10146,12 +9238,6 @@
               <w:right w:val="single" w:sz="6" w:space="0" w:color="1F3864"/>
             </w:tcBorders>
             <w:shd w:val="clear" w:color="auto" w:fill="D9E2F3"/>
-            <w:tcMar>
-              <w:top w:w="50" w:type="dxa"/>
-              <w:left w:w="90" w:type="dxa"/>
-              <w:bottom w:w="50" w:type="dxa"/>
-              <w:right w:w="90" w:type="dxa"/>
-            </w:tcMar>
             <w:vAlign w:val="center"/>
           </w:tcPr>
           <w:p>
@@ -10196,12 +9282,6 @@
               <w:right w:val="single" w:sz="6" w:space="0" w:color="1F3864"/>
             </w:tcBorders>
             <w:shd w:val="clear" w:color="auto" w:fill="4472C4"/>
-            <w:tcMar>
-              <w:top w:w="50" w:type="dxa"/>
-              <w:left w:w="90" w:type="dxa"/>
-              <w:bottom w:w="50" w:type="dxa"/>
-              <w:right w:w="90" w:type="dxa"/>
-            </w:tcMar>
             <w:vAlign w:val="center"/>
           </w:tcPr>
           <w:p>
@@ -10268,12 +9348,6 @@
               <w:right w:val="single" w:sz="6" w:space="0" w:color="1F3864"/>
             </w:tcBorders>
             <w:shd w:val="clear" w:color="auto" w:fill="4472C4"/>
-            <w:tcMar>
-              <w:top w:w="50" w:type="dxa"/>
-              <w:left w:w="90" w:type="dxa"/>
-              <w:bottom w:w="50" w:type="dxa"/>
-              <w:right w:w="90" w:type="dxa"/>
-            </w:tcMar>
             <w:vAlign w:val="center"/>
           </w:tcPr>
           <w:p>
@@ -10313,12 +9387,6 @@
               <w:right w:val="single" w:sz="6" w:space="0" w:color="1F3864"/>
             </w:tcBorders>
             <w:shd w:val="clear" w:color="auto" w:fill="4472C4"/>
-            <w:tcMar>
-              <w:top w:w="50" w:type="dxa"/>
-              <w:left w:w="90" w:type="dxa"/>
-              <w:bottom w:w="50" w:type="dxa"/>
-              <w:right w:w="90" w:type="dxa"/>
-            </w:tcMar>
             <w:vAlign w:val="center"/>
           </w:tcPr>
           <w:p>
@@ -10358,12 +9426,6 @@
               <w:right w:val="single" w:sz="6" w:space="0" w:color="1F3864"/>
             </w:tcBorders>
             <w:shd w:val="clear" w:color="auto" w:fill="4472C4"/>
-            <w:tcMar>
-              <w:top w:w="50" w:type="dxa"/>
-              <w:left w:w="90" w:type="dxa"/>
-              <w:bottom w:w="50" w:type="dxa"/>
-              <w:right w:w="90" w:type="dxa"/>
-            </w:tcMar>
             <w:vAlign w:val="center"/>
           </w:tcPr>
           <w:p>
@@ -10403,12 +9465,6 @@
               <w:right w:val="single" w:sz="6" w:space="0" w:color="1F3864"/>
             </w:tcBorders>
             <w:shd w:val="clear" w:color="auto" w:fill="4472C4"/>
-            <w:tcMar>
-              <w:top w:w="50" w:type="dxa"/>
-              <w:left w:w="90" w:type="dxa"/>
-              <w:bottom w:w="50" w:type="dxa"/>
-              <w:right w:w="90" w:type="dxa"/>
-            </w:tcMar>
             <w:vAlign w:val="center"/>
           </w:tcPr>
           <w:p>
@@ -10475,12 +9531,6 @@
               <w:right w:val="single" w:sz="6" w:space="0" w:color="1F3864"/>
             </w:tcBorders>
             <w:shd w:val="clear" w:color="auto" w:fill="D9E2F3"/>
-            <w:tcMar>
-              <w:top w:w="50" w:type="dxa"/>
-              <w:left w:w="90" w:type="dxa"/>
-              <w:bottom w:w="50" w:type="dxa"/>
-              <w:right w:w="90" w:type="dxa"/>
-            </w:tcMar>
             <w:vAlign w:val="center"/>
           </w:tcPr>
           <w:p>
@@ -10513,12 +9563,6 @@
               <w:right w:val="single" w:sz="6" w:space="0" w:color="1F3864"/>
             </w:tcBorders>
             <w:shd w:val="clear" w:color="auto" w:fill="D9E2F3"/>
-            <w:tcMar>
-              <w:top w:w="50" w:type="dxa"/>
-              <w:left w:w="90" w:type="dxa"/>
-              <w:bottom w:w="50" w:type="dxa"/>
-              <w:right w:w="90" w:type="dxa"/>
-            </w:tcMar>
             <w:vAlign w:val="center"/>
           </w:tcPr>
           <w:p>
@@ -10551,12 +9595,6 @@
               <w:right w:val="single" w:sz="6" w:space="0" w:color="1F3864"/>
             </w:tcBorders>
             <w:shd w:val="clear" w:color="auto" w:fill="D9E2F3"/>
-            <w:tcMar>
-              <w:top w:w="50" w:type="dxa"/>
-              <w:left w:w="90" w:type="dxa"/>
-              <w:bottom w:w="50" w:type="dxa"/>
-              <w:right w:w="90" w:type="dxa"/>
-            </w:tcMar>
             <w:vAlign w:val="center"/>
           </w:tcPr>
           <w:p>
@@ -10589,12 +9627,6 @@
               <w:right w:val="single" w:sz="6" w:space="0" w:color="1F3864"/>
             </w:tcBorders>
             <w:shd w:val="clear" w:color="auto" w:fill="D9E2F3"/>
-            <w:tcMar>
-              <w:top w:w="50" w:type="dxa"/>
-              <w:left w:w="90" w:type="dxa"/>
-              <w:bottom w:w="50" w:type="dxa"/>
-              <w:right w:w="90" w:type="dxa"/>
-            </w:tcMar>
             <w:vAlign w:val="center"/>
           </w:tcPr>
           <w:p>
@@ -10654,12 +9686,6 @@
               <w:right w:val="single" w:sz="6" w:space="0" w:color="1F3864"/>
             </w:tcBorders>
             <w:shd w:val="clear" w:color="auto" w:fill="D9E2F3"/>
-            <w:tcMar>
-              <w:top w:w="50" w:type="dxa"/>
-              <w:left w:w="90" w:type="dxa"/>
-              <w:bottom w:w="50" w:type="dxa"/>
-              <w:right w:w="90" w:type="dxa"/>
-            </w:tcMar>
             <w:vAlign w:val="center"/>
           </w:tcPr>
           <w:p>
@@ -10692,12 +9718,6 @@
               <w:right w:val="single" w:sz="6" w:space="0" w:color="1F3864"/>
             </w:tcBorders>
             <w:shd w:val="clear" w:color="auto" w:fill="D9E2F3"/>
-            <w:tcMar>
-              <w:top w:w="50" w:type="dxa"/>
-              <w:left w:w="90" w:type="dxa"/>
-              <w:bottom w:w="50" w:type="dxa"/>
-              <w:right w:w="90" w:type="dxa"/>
-            </w:tcMar>
             <w:vAlign w:val="center"/>
           </w:tcPr>
           <w:p>
@@ -10730,12 +9750,6 @@
               <w:right w:val="single" w:sz="6" w:space="0" w:color="1F3864"/>
             </w:tcBorders>
             <w:shd w:val="clear" w:color="auto" w:fill="D9E2F3"/>
-            <w:tcMar>
-              <w:top w:w="50" w:type="dxa"/>
-              <w:left w:w="90" w:type="dxa"/>
-              <w:bottom w:w="50" w:type="dxa"/>
-              <w:right w:w="90" w:type="dxa"/>
-            </w:tcMar>
             <w:vAlign w:val="center"/>
           </w:tcPr>
           <w:p>
@@ -10768,12 +9782,6 @@
               <w:right w:val="single" w:sz="6" w:space="0" w:color="1F3864"/>
             </w:tcBorders>
             <w:shd w:val="clear" w:color="auto" w:fill="D9E2F3"/>
-            <w:tcMar>
-              <w:top w:w="50" w:type="dxa"/>
-              <w:left w:w="90" w:type="dxa"/>
-              <w:bottom w:w="50" w:type="dxa"/>
-              <w:right w:w="90" w:type="dxa"/>
-            </w:tcMar>
             <w:vAlign w:val="center"/>
           </w:tcPr>
           <w:p>
@@ -10833,12 +9841,6 @@
               <w:right w:val="single" w:sz="6" w:space="0" w:color="1F3864"/>
             </w:tcBorders>
             <w:shd w:val="clear" w:color="auto" w:fill="D9E2F3"/>
-            <w:tcMar>
-              <w:top w:w="50" w:type="dxa"/>
-              <w:left w:w="90" w:type="dxa"/>
-              <w:bottom w:w="50" w:type="dxa"/>
-              <w:right w:w="90" w:type="dxa"/>
-            </w:tcMar>
             <w:vAlign w:val="center"/>
           </w:tcPr>
           <w:p>
@@ -10871,12 +9873,6 @@
               <w:right w:val="single" w:sz="6" w:space="0" w:color="1F3864"/>
             </w:tcBorders>
             <w:shd w:val="clear" w:color="auto" w:fill="D9E2F3"/>
-            <w:tcMar>
-              <w:top w:w="50" w:type="dxa"/>
-              <w:left w:w="90" w:type="dxa"/>
-              <w:bottom w:w="50" w:type="dxa"/>
-              <w:right w:w="90" w:type="dxa"/>
-            </w:tcMar>
             <w:vAlign w:val="center"/>
           </w:tcPr>
           <w:p>
@@ -10909,12 +9905,6 @@
               <w:right w:val="single" w:sz="6" w:space="0" w:color="1F3864"/>
             </w:tcBorders>
             <w:shd w:val="clear" w:color="auto" w:fill="D9E2F3"/>
-            <w:tcMar>
-              <w:top w:w="50" w:type="dxa"/>
-              <w:left w:w="90" w:type="dxa"/>
-              <w:bottom w:w="50" w:type="dxa"/>
-              <w:right w:w="90" w:type="dxa"/>
-            </w:tcMar>
             <w:vAlign w:val="center"/>
           </w:tcPr>
           <w:p>
@@ -10947,12 +9937,6 @@
               <w:right w:val="single" w:sz="6" w:space="0" w:color="1F3864"/>
             </w:tcBorders>
             <w:shd w:val="clear" w:color="auto" w:fill="D9E2F3"/>
-            <w:tcMar>
-              <w:top w:w="50" w:type="dxa"/>
-              <w:left w:w="90" w:type="dxa"/>
-              <w:bottom w:w="50" w:type="dxa"/>
-              <w:right w:w="90" w:type="dxa"/>
-            </w:tcMar>
             <w:vAlign w:val="center"/>
           </w:tcPr>
           <w:p>
@@ -11012,12 +9996,6 @@
               <w:right w:val="single" w:sz="6" w:space="0" w:color="1F3864"/>
             </w:tcBorders>
             <w:shd w:val="clear" w:color="auto" w:fill="D9E2F3"/>
-            <w:tcMar>
-              <w:top w:w="50" w:type="dxa"/>
-              <w:left w:w="90" w:type="dxa"/>
-              <w:bottom w:w="50" w:type="dxa"/>
-              <w:right w:w="90" w:type="dxa"/>
-            </w:tcMar>
             <w:vAlign w:val="center"/>
           </w:tcPr>
           <w:p>
@@ -11062,12 +10040,6 @@
               <w:right w:val="single" w:sz="6" w:space="0" w:color="1F3864"/>
             </w:tcBorders>
             <w:shd w:val="clear" w:color="auto" w:fill="4472C4"/>
-            <w:tcMar>
-              <w:top w:w="50" w:type="dxa"/>
-              <w:left w:w="90" w:type="dxa"/>
-              <w:bottom w:w="50" w:type="dxa"/>
-              <w:right w:w="90" w:type="dxa"/>
-            </w:tcMar>
             <w:vAlign w:val="center"/>
           </w:tcPr>
           <w:p>
@@ -11134,12 +10106,6 @@
               <w:right w:val="single" w:sz="6" w:space="0" w:color="1F3864"/>
             </w:tcBorders>
             <w:shd w:val="clear" w:color="auto" w:fill="4472C4"/>
-            <w:tcMar>
-              <w:top w:w="50" w:type="dxa"/>
-              <w:left w:w="90" w:type="dxa"/>
-              <w:bottom w:w="50" w:type="dxa"/>
-              <w:right w:w="90" w:type="dxa"/>
-            </w:tcMar>
             <w:vAlign w:val="center"/>
           </w:tcPr>
           <w:p>
@@ -11179,12 +10145,6 @@
               <w:right w:val="single" w:sz="6" w:space="0" w:color="1F3864"/>
             </w:tcBorders>
             <w:shd w:val="clear" w:color="auto" w:fill="4472C4"/>
-            <w:tcMar>
-              <w:top w:w="50" w:type="dxa"/>
-              <w:left w:w="90" w:type="dxa"/>
-              <w:bottom w:w="50" w:type="dxa"/>
-              <w:right w:w="90" w:type="dxa"/>
-            </w:tcMar>
             <w:vAlign w:val="center"/>
           </w:tcPr>
           <w:p>
@@ -11224,12 +10184,6 @@
               <w:right w:val="single" w:sz="6" w:space="0" w:color="1F3864"/>
             </w:tcBorders>
             <w:shd w:val="clear" w:color="auto" w:fill="4472C4"/>
-            <w:tcMar>
-              <w:top w:w="50" w:type="dxa"/>
-              <w:left w:w="90" w:type="dxa"/>
-              <w:bottom w:w="50" w:type="dxa"/>
-              <w:right w:w="90" w:type="dxa"/>
-            </w:tcMar>
             <w:vAlign w:val="center"/>
           </w:tcPr>
           <w:p>
@@ -11269,12 +10223,6 @@
               <w:right w:val="single" w:sz="6" w:space="0" w:color="1F3864"/>
             </w:tcBorders>
             <w:shd w:val="clear" w:color="auto" w:fill="4472C4"/>
-            <w:tcMar>
-              <w:top w:w="50" w:type="dxa"/>
-              <w:left w:w="90" w:type="dxa"/>
-              <w:bottom w:w="50" w:type="dxa"/>
-              <w:right w:w="90" w:type="dxa"/>
-            </w:tcMar>
             <w:vAlign w:val="center"/>
           </w:tcPr>
           <w:p>
@@ -11341,12 +10289,6 @@
               <w:right w:val="single" w:sz="6" w:space="0" w:color="1F3864"/>
             </w:tcBorders>
             <w:shd w:val="clear" w:color="auto" w:fill="D9E2F3"/>
-            <w:tcMar>
-              <w:top w:w="50" w:type="dxa"/>
-              <w:left w:w="90" w:type="dxa"/>
-              <w:bottom w:w="50" w:type="dxa"/>
-              <w:right w:w="90" w:type="dxa"/>
-            </w:tcMar>
             <w:vAlign w:val="center"/>
           </w:tcPr>
           <w:p>
@@ -11379,12 +10321,6 @@
               <w:right w:val="single" w:sz="6" w:space="0" w:color="1F3864"/>
             </w:tcBorders>
             <w:shd w:val="clear" w:color="auto" w:fill="D9E2F3"/>
-            <w:tcMar>
-              <w:top w:w="50" w:type="dxa"/>
-              <w:left w:w="90" w:type="dxa"/>
-              <w:bottom w:w="50" w:type="dxa"/>
-              <w:right w:w="90" w:type="dxa"/>
-            </w:tcMar>
             <w:vAlign w:val="center"/>
           </w:tcPr>
           <w:p>
@@ -11417,12 +10353,6 @@
               <w:right w:val="single" w:sz="6" w:space="0" w:color="1F3864"/>
             </w:tcBorders>
             <w:shd w:val="clear" w:color="auto" w:fill="D9E2F3"/>
-            <w:tcMar>
-              <w:top w:w="50" w:type="dxa"/>
-              <w:left w:w="90" w:type="dxa"/>
-              <w:bottom w:w="50" w:type="dxa"/>
-              <w:right w:w="90" w:type="dxa"/>
-            </w:tcMar>
             <w:vAlign w:val="center"/>
           </w:tcPr>
           <w:p>
@@ -11455,12 +10385,6 @@
               <w:right w:val="single" w:sz="6" w:space="0" w:color="1F3864"/>
             </w:tcBorders>
             <w:shd w:val="clear" w:color="auto" w:fill="D9E2F3"/>
-            <w:tcMar>
-              <w:top w:w="50" w:type="dxa"/>
-              <w:left w:w="90" w:type="dxa"/>
-              <w:bottom w:w="50" w:type="dxa"/>
-              <w:right w:w="90" w:type="dxa"/>
-            </w:tcMar>
             <w:vAlign w:val="center"/>
           </w:tcPr>
           <w:p>
@@ -11520,12 +10444,6 @@
               <w:right w:val="single" w:sz="6" w:space="0" w:color="1F3864"/>
             </w:tcBorders>
             <w:shd w:val="clear" w:color="auto" w:fill="D9E2F3"/>
-            <w:tcMar>
-              <w:top w:w="50" w:type="dxa"/>
-              <w:left w:w="90" w:type="dxa"/>
-              <w:bottom w:w="50" w:type="dxa"/>
-              <w:right w:w="90" w:type="dxa"/>
-            </w:tcMar>
             <w:vAlign w:val="center"/>
           </w:tcPr>
           <w:p>
@@ -11558,12 +10476,6 @@
               <w:right w:val="single" w:sz="6" w:space="0" w:color="1F3864"/>
             </w:tcBorders>
             <w:shd w:val="clear" w:color="auto" w:fill="D9E2F3"/>
-            <w:tcMar>
-              <w:top w:w="50" w:type="dxa"/>
-              <w:left w:w="90" w:type="dxa"/>
-              <w:bottom w:w="50" w:type="dxa"/>
-              <w:right w:w="90" w:type="dxa"/>
-            </w:tcMar>
             <w:vAlign w:val="center"/>
           </w:tcPr>
           <w:p>
@@ -11596,12 +10508,6 @@
               <w:right w:val="single" w:sz="6" w:space="0" w:color="1F3864"/>
             </w:tcBorders>
             <w:shd w:val="clear" w:color="auto" w:fill="D9E2F3"/>
-            <w:tcMar>
-              <w:top w:w="50" w:type="dxa"/>
-              <w:left w:w="90" w:type="dxa"/>
-              <w:bottom w:w="50" w:type="dxa"/>
-              <w:right w:w="90" w:type="dxa"/>
-            </w:tcMar>
             <w:vAlign w:val="center"/>
           </w:tcPr>
           <w:p>
@@ -11634,12 +10540,6 @@
               <w:right w:val="single" w:sz="6" w:space="0" w:color="1F3864"/>
             </w:tcBorders>
             <w:shd w:val="clear" w:color="auto" w:fill="D9E2F3"/>
-            <w:tcMar>
-              <w:top w:w="50" w:type="dxa"/>
-              <w:left w:w="90" w:type="dxa"/>
-              <w:bottom w:w="50" w:type="dxa"/>
-              <w:right w:w="90" w:type="dxa"/>
-            </w:tcMar>
             <w:vAlign w:val="center"/>
           </w:tcPr>
           <w:p>
@@ -11699,12 +10599,6 @@
               <w:right w:val="single" w:sz="6" w:space="0" w:color="1F3864"/>
             </w:tcBorders>
             <w:shd w:val="clear" w:color="auto" w:fill="D9E2F3"/>
-            <w:tcMar>
-              <w:top w:w="50" w:type="dxa"/>
-              <w:left w:w="90" w:type="dxa"/>
-              <w:bottom w:w="50" w:type="dxa"/>
-              <w:right w:w="90" w:type="dxa"/>
-            </w:tcMar>
             <w:vAlign w:val="center"/>
           </w:tcPr>
           <w:p>
@@ -11737,12 +10631,6 @@
               <w:right w:val="single" w:sz="6" w:space="0" w:color="1F3864"/>
             </w:tcBorders>
             <w:shd w:val="clear" w:color="auto" w:fill="D9E2F3"/>
-            <w:tcMar>
-              <w:top w:w="50" w:type="dxa"/>
-              <w:left w:w="90" w:type="dxa"/>
-              <w:bottom w:w="50" w:type="dxa"/>
-              <w:right w:w="90" w:type="dxa"/>
-            </w:tcMar>
             <w:vAlign w:val="center"/>
           </w:tcPr>
           <w:p>
@@ -11775,12 +10663,6 @@
               <w:right w:val="single" w:sz="6" w:space="0" w:color="1F3864"/>
             </w:tcBorders>
             <w:shd w:val="clear" w:color="auto" w:fill="D9E2F3"/>
-            <w:tcMar>
-              <w:top w:w="50" w:type="dxa"/>
-              <w:left w:w="90" w:type="dxa"/>
-              <w:bottom w:w="50" w:type="dxa"/>
-              <w:right w:w="90" w:type="dxa"/>
-            </w:tcMar>
             <w:vAlign w:val="center"/>
           </w:tcPr>
           <w:p>
@@ -11813,12 +10695,6 @@
               <w:right w:val="single" w:sz="6" w:space="0" w:color="1F3864"/>
             </w:tcBorders>
             <w:shd w:val="clear" w:color="auto" w:fill="D9E2F3"/>
-            <w:tcMar>
-              <w:top w:w="50" w:type="dxa"/>
-              <w:left w:w="90" w:type="dxa"/>
-              <w:bottom w:w="50" w:type="dxa"/>
-              <w:right w:w="90" w:type="dxa"/>
-            </w:tcMar>
             <w:vAlign w:val="center"/>
           </w:tcPr>
           <w:p>
@@ -11878,12 +10754,6 @@
               <w:right w:val="single" w:sz="6" w:space="0" w:color="1F3864"/>
             </w:tcBorders>
             <w:shd w:val="clear" w:color="auto" w:fill="D9E2F3"/>
-            <w:tcMar>
-              <w:top w:w="50" w:type="dxa"/>
-              <w:left w:w="90" w:type="dxa"/>
-              <w:bottom w:w="50" w:type="dxa"/>
-              <w:right w:w="90" w:type="dxa"/>
-            </w:tcMar>
             <w:vAlign w:val="center"/>
           </w:tcPr>
           <w:p>
@@ -11928,12 +10798,6 @@
               <w:right w:val="single" w:sz="6" w:space="0" w:color="1F3864"/>
             </w:tcBorders>
             <w:shd w:val="clear" w:color="auto" w:fill="4472C4"/>
-            <w:tcMar>
-              <w:top w:w="50" w:type="dxa"/>
-              <w:left w:w="90" w:type="dxa"/>
-              <w:bottom w:w="50" w:type="dxa"/>
-              <w:right w:w="90" w:type="dxa"/>
-            </w:tcMar>
             <w:vAlign w:val="center"/>
           </w:tcPr>
           <w:p>
@@ -12000,12 +10864,6 @@
               <w:right w:val="single" w:sz="6" w:space="0" w:color="1F3864"/>
             </w:tcBorders>
             <w:shd w:val="clear" w:color="auto" w:fill="4472C4"/>
-            <w:tcMar>
-              <w:top w:w="50" w:type="dxa"/>
-              <w:left w:w="90" w:type="dxa"/>
-              <w:bottom w:w="50" w:type="dxa"/>
-              <w:right w:w="90" w:type="dxa"/>
-            </w:tcMar>
             <w:vAlign w:val="center"/>
           </w:tcPr>
           <w:p>
@@ -12045,12 +10903,6 @@
               <w:right w:val="single" w:sz="6" w:space="0" w:color="1F3864"/>
             </w:tcBorders>
             <w:shd w:val="clear" w:color="auto" w:fill="4472C4"/>
-            <w:tcMar>
-              <w:top w:w="50" w:type="dxa"/>
-              <w:left w:w="90" w:type="dxa"/>
-              <w:bottom w:w="50" w:type="dxa"/>
-              <w:right w:w="90" w:type="dxa"/>
-            </w:tcMar>
             <w:vAlign w:val="center"/>
           </w:tcPr>
           <w:p>
@@ -12090,12 +10942,6 @@
               <w:right w:val="single" w:sz="6" w:space="0" w:color="1F3864"/>
             </w:tcBorders>
             <w:shd w:val="clear" w:color="auto" w:fill="4472C4"/>
-            <w:tcMar>
-              <w:top w:w="50" w:type="dxa"/>
-              <w:left w:w="90" w:type="dxa"/>
-              <w:bottom w:w="50" w:type="dxa"/>
-              <w:right w:w="90" w:type="dxa"/>
-            </w:tcMar>
             <w:vAlign w:val="center"/>
           </w:tcPr>
           <w:p>
@@ -12135,12 +10981,6 @@
               <w:right w:val="single" w:sz="6" w:space="0" w:color="1F3864"/>
             </w:tcBorders>
             <w:shd w:val="clear" w:color="auto" w:fill="4472C4"/>
-            <w:tcMar>
-              <w:top w:w="50" w:type="dxa"/>
-              <w:left w:w="90" w:type="dxa"/>
-              <w:bottom w:w="50" w:type="dxa"/>
-              <w:right w:w="90" w:type="dxa"/>
-            </w:tcMar>
             <w:vAlign w:val="center"/>
           </w:tcPr>
           <w:p>
@@ -12207,12 +11047,6 @@
               <w:right w:val="single" w:sz="6" w:space="0" w:color="1F3864"/>
             </w:tcBorders>
             <w:shd w:val="clear" w:color="auto" w:fill="D9E2F3"/>
-            <w:tcMar>
-              <w:top w:w="50" w:type="dxa"/>
-              <w:left w:w="90" w:type="dxa"/>
-              <w:bottom w:w="50" w:type="dxa"/>
-              <w:right w:w="90" w:type="dxa"/>
-            </w:tcMar>
             <w:vAlign w:val="center"/>
           </w:tcPr>
           <w:p>
@@ -12245,12 +11079,6 @@
               <w:right w:val="single" w:sz="6" w:space="0" w:color="1F3864"/>
             </w:tcBorders>
             <w:shd w:val="clear" w:color="auto" w:fill="D9E2F3"/>
-            <w:tcMar>
-              <w:top w:w="50" w:type="dxa"/>
-              <w:left w:w="90" w:type="dxa"/>
-              <w:bottom w:w="50" w:type="dxa"/>
-              <w:right w:w="90" w:type="dxa"/>
-            </w:tcMar>
             <w:vAlign w:val="center"/>
           </w:tcPr>
           <w:p>
@@ -12283,12 +11111,6 @@
               <w:right w:val="single" w:sz="6" w:space="0" w:color="1F3864"/>
             </w:tcBorders>
             <w:shd w:val="clear" w:color="auto" w:fill="D9E2F3"/>
-            <w:tcMar>
-              <w:top w:w="50" w:type="dxa"/>
-              <w:left w:w="90" w:type="dxa"/>
-              <w:bottom w:w="50" w:type="dxa"/>
-              <w:right w:w="90" w:type="dxa"/>
-            </w:tcMar>
             <w:vAlign w:val="center"/>
           </w:tcPr>
           <w:p>
@@ -12321,12 +11143,6 @@
               <w:right w:val="single" w:sz="6" w:space="0" w:color="1F3864"/>
             </w:tcBorders>
             <w:shd w:val="clear" w:color="auto" w:fill="D9E2F3"/>
-            <w:tcMar>
-              <w:top w:w="50" w:type="dxa"/>
-              <w:left w:w="90" w:type="dxa"/>
-              <w:bottom w:w="50" w:type="dxa"/>
-              <w:right w:w="90" w:type="dxa"/>
-            </w:tcMar>
             <w:vAlign w:val="center"/>
           </w:tcPr>
           <w:p>
@@ -12386,12 +11202,6 @@
               <w:right w:val="single" w:sz="6" w:space="0" w:color="1F3864"/>
             </w:tcBorders>
             <w:shd w:val="clear" w:color="auto" w:fill="D9E2F3"/>
-            <w:tcMar>
-              <w:top w:w="50" w:type="dxa"/>
-              <w:left w:w="90" w:type="dxa"/>
-              <w:bottom w:w="50" w:type="dxa"/>
-              <w:right w:w="90" w:type="dxa"/>
-            </w:tcMar>
             <w:vAlign w:val="center"/>
           </w:tcPr>
           <w:p>
@@ -12424,12 +11234,6 @@
               <w:right w:val="single" w:sz="6" w:space="0" w:color="1F3864"/>
             </w:tcBorders>
             <w:shd w:val="clear" w:color="auto" w:fill="D9E2F3"/>
-            <w:tcMar>
-              <w:top w:w="50" w:type="dxa"/>
-              <w:left w:w="90" w:type="dxa"/>
-              <w:bottom w:w="50" w:type="dxa"/>
-              <w:right w:w="90" w:type="dxa"/>
-            </w:tcMar>
             <w:vAlign w:val="center"/>
           </w:tcPr>
           <w:p>
@@ -12462,12 +11266,6 @@
               <w:right w:val="single" w:sz="6" w:space="0" w:color="1F3864"/>
             </w:tcBorders>
             <w:shd w:val="clear" w:color="auto" w:fill="D9E2F3"/>
-            <w:tcMar>
-              <w:top w:w="50" w:type="dxa"/>
-              <w:left w:w="90" w:type="dxa"/>
-              <w:bottom w:w="50" w:type="dxa"/>
-              <w:right w:w="90" w:type="dxa"/>
-            </w:tcMar>
             <w:vAlign w:val="center"/>
           </w:tcPr>
           <w:p>
@@ -12500,12 +11298,6 @@
               <w:right w:val="single" w:sz="6" w:space="0" w:color="1F3864"/>
             </w:tcBorders>
             <w:shd w:val="clear" w:color="auto" w:fill="D9E2F3"/>
-            <w:tcMar>
-              <w:top w:w="50" w:type="dxa"/>
-              <w:left w:w="90" w:type="dxa"/>
-              <w:bottom w:w="50" w:type="dxa"/>
-              <w:right w:w="90" w:type="dxa"/>
-            </w:tcMar>
             <w:vAlign w:val="center"/>
           </w:tcPr>
           <w:p>
@@ -12565,12 +11357,6 @@
               <w:right w:val="single" w:sz="6" w:space="0" w:color="1F3864"/>
             </w:tcBorders>
             <w:shd w:val="clear" w:color="auto" w:fill="D9E2F3"/>
-            <w:tcMar>
-              <w:top w:w="50" w:type="dxa"/>
-              <w:left w:w="90" w:type="dxa"/>
-              <w:bottom w:w="50" w:type="dxa"/>
-              <w:right w:w="90" w:type="dxa"/>
-            </w:tcMar>
             <w:vAlign w:val="center"/>
           </w:tcPr>
           <w:p>
@@ -12603,12 +11389,6 @@
               <w:right w:val="single" w:sz="6" w:space="0" w:color="1F3864"/>
             </w:tcBorders>
             <w:shd w:val="clear" w:color="auto" w:fill="D9E2F3"/>
-            <w:tcMar>
-              <w:top w:w="50" w:type="dxa"/>
-              <w:left w:w="90" w:type="dxa"/>
-              <w:bottom w:w="50" w:type="dxa"/>
-              <w:right w:w="90" w:type="dxa"/>
-            </w:tcMar>
             <w:vAlign w:val="center"/>
           </w:tcPr>
           <w:p>
@@ -12641,12 +11421,6 @@
               <w:right w:val="single" w:sz="6" w:space="0" w:color="1F3864"/>
             </w:tcBorders>
             <w:shd w:val="clear" w:color="auto" w:fill="D9E2F3"/>
-            <w:tcMar>
-              <w:top w:w="50" w:type="dxa"/>
-              <w:left w:w="90" w:type="dxa"/>
-              <w:bottom w:w="50" w:type="dxa"/>
-              <w:right w:w="90" w:type="dxa"/>
-            </w:tcMar>
             <w:vAlign w:val="center"/>
           </w:tcPr>
           <w:p>
@@ -12679,12 +11453,6 @@
               <w:right w:val="single" w:sz="6" w:space="0" w:color="1F3864"/>
             </w:tcBorders>
             <w:shd w:val="clear" w:color="auto" w:fill="D9E2F3"/>
-            <w:tcMar>
-              <w:top w:w="50" w:type="dxa"/>
-              <w:left w:w="90" w:type="dxa"/>
-              <w:bottom w:w="50" w:type="dxa"/>
-              <w:right w:w="90" w:type="dxa"/>
-            </w:tcMar>
             <w:vAlign w:val="center"/>
           </w:tcPr>
           <w:p>
@@ -12744,12 +11512,6 @@
               <w:right w:val="single" w:sz="6" w:space="0" w:color="1F3864"/>
             </w:tcBorders>
             <w:shd w:val="clear" w:color="auto" w:fill="D9E2F3"/>
-            <w:tcMar>
-              <w:top w:w="50" w:type="dxa"/>
-              <w:left w:w="90" w:type="dxa"/>
-              <w:bottom w:w="50" w:type="dxa"/>
-              <w:right w:w="90" w:type="dxa"/>
-            </w:tcMar>
             <w:vAlign w:val="center"/>
           </w:tcPr>
           <w:p>
@@ -12794,12 +11556,6 @@
               <w:right w:val="single" w:sz="6" w:space="0" w:color="1F3864"/>
             </w:tcBorders>
             <w:shd w:val="clear" w:color="auto" w:fill="4472C4"/>
-            <w:tcMar>
-              <w:top w:w="50" w:type="dxa"/>
-              <w:left w:w="90" w:type="dxa"/>
-              <w:bottom w:w="50" w:type="dxa"/>
-              <w:right w:w="90" w:type="dxa"/>
-            </w:tcMar>
             <w:vAlign w:val="center"/>
           </w:tcPr>
           <w:p>
@@ -12866,12 +11622,6 @@
               <w:right w:val="single" w:sz="6" w:space="0" w:color="1F3864"/>
             </w:tcBorders>
             <w:shd w:val="clear" w:color="auto" w:fill="4472C4"/>
-            <w:tcMar>
-              <w:top w:w="50" w:type="dxa"/>
-              <w:left w:w="90" w:type="dxa"/>
-              <w:bottom w:w="50" w:type="dxa"/>
-              <w:right w:w="90" w:type="dxa"/>
-            </w:tcMar>
             <w:vAlign w:val="center"/>
           </w:tcPr>
           <w:p>
@@ -12911,12 +11661,6 @@
               <w:right w:val="single" w:sz="6" w:space="0" w:color="1F3864"/>
             </w:tcBorders>
             <w:shd w:val="clear" w:color="auto" w:fill="4472C4"/>
-            <w:tcMar>
-              <w:top w:w="50" w:type="dxa"/>
-              <w:left w:w="90" w:type="dxa"/>
-              <w:bottom w:w="50" w:type="dxa"/>
-              <w:right w:w="90" w:type="dxa"/>
-            </w:tcMar>
             <w:vAlign w:val="center"/>
           </w:tcPr>
           <w:p>
@@ -12956,12 +11700,6 @@
               <w:right w:val="single" w:sz="6" w:space="0" w:color="1F3864"/>
             </w:tcBorders>
             <w:shd w:val="clear" w:color="auto" w:fill="4472C4"/>
-            <w:tcMar>
-              <w:top w:w="50" w:type="dxa"/>
-              <w:left w:w="90" w:type="dxa"/>
-              <w:bottom w:w="50" w:type="dxa"/>
-              <w:right w:w="90" w:type="dxa"/>
-            </w:tcMar>
             <w:vAlign w:val="center"/>
           </w:tcPr>
           <w:p>
@@ -13001,12 +11739,6 @@
               <w:right w:val="single" w:sz="6" w:space="0" w:color="1F3864"/>
             </w:tcBorders>
             <w:shd w:val="clear" w:color="auto" w:fill="4472C4"/>
-            <w:tcMar>
-              <w:top w:w="50" w:type="dxa"/>
-              <w:left w:w="90" w:type="dxa"/>
-              <w:bottom w:w="50" w:type="dxa"/>
-              <w:right w:w="90" w:type="dxa"/>
-            </w:tcMar>
             <w:vAlign w:val="center"/>
           </w:tcPr>
           <w:p>
@@ -13073,12 +11805,6 @@
               <w:right w:val="single" w:sz="6" w:space="0" w:color="1F3864"/>
             </w:tcBorders>
             <w:shd w:val="clear" w:color="auto" w:fill="D9E2F3"/>
-            <w:tcMar>
-              <w:top w:w="50" w:type="dxa"/>
-              <w:left w:w="90" w:type="dxa"/>
-              <w:bottom w:w="50" w:type="dxa"/>
-              <w:right w:w="90" w:type="dxa"/>
-            </w:tcMar>
             <w:vAlign w:val="center"/>
           </w:tcPr>
           <w:p>
@@ -13111,12 +11837,6 @@
               <w:right w:val="single" w:sz="6" w:space="0" w:color="1F3864"/>
             </w:tcBorders>
             <w:shd w:val="clear" w:color="auto" w:fill="D9E2F3"/>
-            <w:tcMar>
-              <w:top w:w="50" w:type="dxa"/>
-              <w:left w:w="90" w:type="dxa"/>
-              <w:bottom w:w="50" w:type="dxa"/>
-              <w:right w:w="90" w:type="dxa"/>
-            </w:tcMar>
             <w:vAlign w:val="center"/>
           </w:tcPr>
           <w:p>
@@ -13149,12 +11869,6 @@
               <w:right w:val="single" w:sz="6" w:space="0" w:color="1F3864"/>
             </w:tcBorders>
             <w:shd w:val="clear" w:color="auto" w:fill="D9E2F3"/>
-            <w:tcMar>
-              <w:top w:w="50" w:type="dxa"/>
-              <w:left w:w="90" w:type="dxa"/>
-              <w:bottom w:w="50" w:type="dxa"/>
-              <w:right w:w="90" w:type="dxa"/>
-            </w:tcMar>
             <w:vAlign w:val="center"/>
           </w:tcPr>
           <w:p>
@@ -13187,12 +11901,6 @@
               <w:right w:val="single" w:sz="6" w:space="0" w:color="1F3864"/>
             </w:tcBorders>
             <w:shd w:val="clear" w:color="auto" w:fill="D9E2F3"/>
-            <w:tcMar>
-              <w:top w:w="50" w:type="dxa"/>
-              <w:left w:w="90" w:type="dxa"/>
-              <w:bottom w:w="50" w:type="dxa"/>
-              <w:right w:w="90" w:type="dxa"/>
-            </w:tcMar>
             <w:vAlign w:val="center"/>
           </w:tcPr>
           <w:p>
@@ -13252,12 +11960,6 @@
               <w:right w:val="single" w:sz="6" w:space="0" w:color="1F3864"/>
             </w:tcBorders>
             <w:shd w:val="clear" w:color="auto" w:fill="D9E2F3"/>
-            <w:tcMar>
-              <w:top w:w="50" w:type="dxa"/>
-              <w:left w:w="90" w:type="dxa"/>
-              <w:bottom w:w="50" w:type="dxa"/>
-              <w:right w:w="90" w:type="dxa"/>
-            </w:tcMar>
             <w:vAlign w:val="center"/>
           </w:tcPr>
           <w:p>
@@ -13290,12 +11992,6 @@
               <w:right w:val="single" w:sz="6" w:space="0" w:color="1F3864"/>
             </w:tcBorders>
             <w:shd w:val="clear" w:color="auto" w:fill="D9E2F3"/>
-            <w:tcMar>
-              <w:top w:w="50" w:type="dxa"/>
-              <w:left w:w="90" w:type="dxa"/>
-              <w:bottom w:w="50" w:type="dxa"/>
-              <w:right w:w="90" w:type="dxa"/>
-            </w:tcMar>
             <w:vAlign w:val="center"/>
           </w:tcPr>
           <w:p>
@@ -13328,12 +12024,6 @@
               <w:right w:val="single" w:sz="6" w:space="0" w:color="1F3864"/>
             </w:tcBorders>
             <w:shd w:val="clear" w:color="auto" w:fill="D9E2F3"/>
-            <w:tcMar>
-              <w:top w:w="50" w:type="dxa"/>
-              <w:left w:w="90" w:type="dxa"/>
-              <w:bottom w:w="50" w:type="dxa"/>
-              <w:right w:w="90" w:type="dxa"/>
-            </w:tcMar>
             <w:vAlign w:val="center"/>
           </w:tcPr>
           <w:p>
@@ -13366,12 +12056,6 @@
               <w:right w:val="single" w:sz="6" w:space="0" w:color="1F3864"/>
             </w:tcBorders>
             <w:shd w:val="clear" w:color="auto" w:fill="D9E2F3"/>
-            <w:tcMar>
-              <w:top w:w="50" w:type="dxa"/>
-              <w:left w:w="90" w:type="dxa"/>
-              <w:bottom w:w="50" w:type="dxa"/>
-              <w:right w:w="90" w:type="dxa"/>
-            </w:tcMar>
             <w:vAlign w:val="center"/>
           </w:tcPr>
           <w:p>
@@ -13431,12 +12115,6 @@
               <w:right w:val="single" w:sz="6" w:space="0" w:color="1F3864"/>
             </w:tcBorders>
             <w:shd w:val="clear" w:color="auto" w:fill="D9E2F3"/>
-            <w:tcMar>
-              <w:top w:w="50" w:type="dxa"/>
-              <w:left w:w="90" w:type="dxa"/>
-              <w:bottom w:w="50" w:type="dxa"/>
-              <w:right w:w="90" w:type="dxa"/>
-            </w:tcMar>
             <w:vAlign w:val="center"/>
           </w:tcPr>
           <w:p>
@@ -13469,12 +12147,6 @@
               <w:right w:val="single" w:sz="6" w:space="0" w:color="1F3864"/>
             </w:tcBorders>
             <w:shd w:val="clear" w:color="auto" w:fill="D9E2F3"/>
-            <w:tcMar>
-              <w:top w:w="50" w:type="dxa"/>
-              <w:left w:w="90" w:type="dxa"/>
-              <w:bottom w:w="50" w:type="dxa"/>
-              <w:right w:w="90" w:type="dxa"/>
-            </w:tcMar>
             <w:vAlign w:val="center"/>
           </w:tcPr>
           <w:p>
@@ -13507,12 +12179,6 @@
               <w:right w:val="single" w:sz="6" w:space="0" w:color="1F3864"/>
             </w:tcBorders>
             <w:shd w:val="clear" w:color="auto" w:fill="D9E2F3"/>
-            <w:tcMar>
-              <w:top w:w="50" w:type="dxa"/>
-              <w:left w:w="90" w:type="dxa"/>
-              <w:bottom w:w="50" w:type="dxa"/>
-              <w:right w:w="90" w:type="dxa"/>
-            </w:tcMar>
             <w:vAlign w:val="center"/>
           </w:tcPr>
           <w:p>
@@ -13545,12 +12211,6 @@
               <w:right w:val="single" w:sz="6" w:space="0" w:color="1F3864"/>
             </w:tcBorders>
             <w:shd w:val="clear" w:color="auto" w:fill="D9E2F3"/>
-            <w:tcMar>
-              <w:top w:w="50" w:type="dxa"/>
-              <w:left w:w="90" w:type="dxa"/>
-              <w:bottom w:w="50" w:type="dxa"/>
-              <w:right w:w="90" w:type="dxa"/>
-            </w:tcMar>
             <w:vAlign w:val="center"/>
           </w:tcPr>
           <w:p>
@@ -13610,12 +12270,6 @@
               <w:right w:val="single" w:sz="6" w:space="0" w:color="1F3864"/>
             </w:tcBorders>
             <w:shd w:val="clear" w:color="auto" w:fill="D9E2F3"/>
-            <w:tcMar>
-              <w:top w:w="50" w:type="dxa"/>
-              <w:left w:w="90" w:type="dxa"/>
-              <w:bottom w:w="50" w:type="dxa"/>
-              <w:right w:w="90" w:type="dxa"/>
-            </w:tcMar>
             <w:vAlign w:val="center"/>
           </w:tcPr>
           <w:p>
@@ -13660,12 +12314,6 @@
               <w:right w:val="single" w:sz="6" w:space="0" w:color="1F3864"/>
             </w:tcBorders>
             <w:shd w:val="clear" w:color="auto" w:fill="4472C4"/>
-            <w:tcMar>
-              <w:top w:w="50" w:type="dxa"/>
-              <w:left w:w="90" w:type="dxa"/>
-              <w:bottom w:w="50" w:type="dxa"/>
-              <w:right w:w="90" w:type="dxa"/>
-            </w:tcMar>
             <w:vAlign w:val="center"/>
           </w:tcPr>
           <w:p>
@@ -13732,12 +12380,6 @@
               <w:right w:val="single" w:sz="6" w:space="0" w:color="1F3864"/>
             </w:tcBorders>
             <w:shd w:val="clear" w:color="auto" w:fill="4472C4"/>
-            <w:tcMar>
-              <w:top w:w="50" w:type="dxa"/>
-              <w:left w:w="90" w:type="dxa"/>
-              <w:bottom w:w="50" w:type="dxa"/>
-              <w:right w:w="90" w:type="dxa"/>
-            </w:tcMar>
             <w:vAlign w:val="center"/>
           </w:tcPr>
           <w:p>
@@ -13777,12 +12419,6 @@
               <w:right w:val="single" w:sz="6" w:space="0" w:color="1F3864"/>
             </w:tcBorders>
             <w:shd w:val="clear" w:color="auto" w:fill="4472C4"/>
-            <w:tcMar>
-              <w:top w:w="50" w:type="dxa"/>
-              <w:left w:w="90" w:type="dxa"/>
-              <w:bottom w:w="50" w:type="dxa"/>
-              <w:right w:w="90" w:type="dxa"/>
-            </w:tcMar>
             <w:vAlign w:val="center"/>
           </w:tcPr>
           <w:p>
@@ -13822,12 +12458,6 @@
               <w:right w:val="single" w:sz="6" w:space="0" w:color="1F3864"/>
             </w:tcBorders>
             <w:shd w:val="clear" w:color="auto" w:fill="4472C4"/>
-            <w:tcMar>
-              <w:top w:w="50" w:type="dxa"/>
-              <w:left w:w="90" w:type="dxa"/>
-              <w:bottom w:w="50" w:type="dxa"/>
-              <w:right w:w="90" w:type="dxa"/>
-            </w:tcMar>
             <w:vAlign w:val="center"/>
           </w:tcPr>
           <w:p>
@@ -13867,12 +12497,6 @@
               <w:right w:val="single" w:sz="6" w:space="0" w:color="1F3864"/>
             </w:tcBorders>
             <w:shd w:val="clear" w:color="auto" w:fill="4472C4"/>
-            <w:tcMar>
-              <w:top w:w="50" w:type="dxa"/>
-              <w:left w:w="90" w:type="dxa"/>
-              <w:bottom w:w="50" w:type="dxa"/>
-              <w:right w:w="90" w:type="dxa"/>
-            </w:tcMar>
             <w:vAlign w:val="center"/>
           </w:tcPr>
           <w:p>
@@ -13939,12 +12563,6 @@
               <w:right w:val="single" w:sz="6" w:space="0" w:color="1F3864"/>
             </w:tcBorders>
             <w:shd w:val="clear" w:color="auto" w:fill="D9E2F3"/>
-            <w:tcMar>
-              <w:top w:w="50" w:type="dxa"/>
-              <w:left w:w="90" w:type="dxa"/>
-              <w:bottom w:w="50" w:type="dxa"/>
-              <w:right w:w="90" w:type="dxa"/>
-            </w:tcMar>
             <w:vAlign w:val="center"/>
           </w:tcPr>
           <w:p>
@@ -13977,12 +12595,6 @@
               <w:right w:val="single" w:sz="6" w:space="0" w:color="1F3864"/>
             </w:tcBorders>
             <w:shd w:val="clear" w:color="auto" w:fill="D9E2F3"/>
-            <w:tcMar>
-              <w:top w:w="50" w:type="dxa"/>
-              <w:left w:w="90" w:type="dxa"/>
-              <w:bottom w:w="50" w:type="dxa"/>
-              <w:right w:w="90" w:type="dxa"/>
-            </w:tcMar>
             <w:vAlign w:val="center"/>
           </w:tcPr>
           <w:p>
@@ -14015,12 +12627,6 @@
               <w:right w:val="single" w:sz="6" w:space="0" w:color="1F3864"/>
             </w:tcBorders>
             <w:shd w:val="clear" w:color="auto" w:fill="D9E2F3"/>
-            <w:tcMar>
-              <w:top w:w="50" w:type="dxa"/>
-              <w:left w:w="90" w:type="dxa"/>
-              <w:bottom w:w="50" w:type="dxa"/>
-              <w:right w:w="90" w:type="dxa"/>
-            </w:tcMar>
             <w:vAlign w:val="center"/>
           </w:tcPr>
           <w:p>
@@ -14053,12 +12659,6 @@
               <w:right w:val="single" w:sz="6" w:space="0" w:color="1F3864"/>
             </w:tcBorders>
             <w:shd w:val="clear" w:color="auto" w:fill="D9E2F3"/>
-            <w:tcMar>
-              <w:top w:w="50" w:type="dxa"/>
-              <w:left w:w="90" w:type="dxa"/>
-              <w:bottom w:w="50" w:type="dxa"/>
-              <w:right w:w="90" w:type="dxa"/>
-            </w:tcMar>
             <w:vAlign w:val="center"/>
           </w:tcPr>
           <w:p>
@@ -14118,12 +12718,6 @@
               <w:right w:val="single" w:sz="6" w:space="0" w:color="1F3864"/>
             </w:tcBorders>
             <w:shd w:val="clear" w:color="auto" w:fill="D9E2F3"/>
-            <w:tcMar>
-              <w:top w:w="50" w:type="dxa"/>
-              <w:left w:w="90" w:type="dxa"/>
-              <w:bottom w:w="50" w:type="dxa"/>
-              <w:right w:w="90" w:type="dxa"/>
-            </w:tcMar>
             <w:vAlign w:val="center"/>
           </w:tcPr>
           <w:p>
@@ -14156,12 +12750,6 @@
               <w:right w:val="single" w:sz="6" w:space="0" w:color="1F3864"/>
             </w:tcBorders>
             <w:shd w:val="clear" w:color="auto" w:fill="D9E2F3"/>
-            <w:tcMar>
-              <w:top w:w="50" w:type="dxa"/>
-              <w:left w:w="90" w:type="dxa"/>
-              <w:bottom w:w="50" w:type="dxa"/>
-              <w:right w:w="90" w:type="dxa"/>
-            </w:tcMar>
             <w:vAlign w:val="center"/>
           </w:tcPr>
           <w:p>
@@ -14194,12 +12782,6 @@
               <w:right w:val="single" w:sz="6" w:space="0" w:color="1F3864"/>
             </w:tcBorders>
             <w:shd w:val="clear" w:color="auto" w:fill="D9E2F3"/>
-            <w:tcMar>
-              <w:top w:w="50" w:type="dxa"/>
-              <w:left w:w="90" w:type="dxa"/>
-              <w:bottom w:w="50" w:type="dxa"/>
-              <w:right w:w="90" w:type="dxa"/>
-            </w:tcMar>
             <w:vAlign w:val="center"/>
           </w:tcPr>
           <w:p>
@@ -14232,12 +12814,6 @@
               <w:right w:val="single" w:sz="6" w:space="0" w:color="1F3864"/>
             </w:tcBorders>
             <w:shd w:val="clear" w:color="auto" w:fill="D9E2F3"/>
-            <w:tcMar>
-              <w:top w:w="50" w:type="dxa"/>
-              <w:left w:w="90" w:type="dxa"/>
-              <w:bottom w:w="50" w:type="dxa"/>
-              <w:right w:w="90" w:type="dxa"/>
-            </w:tcMar>
             <w:vAlign w:val="center"/>
           </w:tcPr>
           <w:p>
@@ -14297,12 +12873,6 @@
               <w:right w:val="single" w:sz="6" w:space="0" w:color="1F3864"/>
             </w:tcBorders>
             <w:shd w:val="clear" w:color="auto" w:fill="D9E2F3"/>
-            <w:tcMar>
-              <w:top w:w="50" w:type="dxa"/>
-              <w:left w:w="90" w:type="dxa"/>
-              <w:bottom w:w="50" w:type="dxa"/>
-              <w:right w:w="90" w:type="dxa"/>
-            </w:tcMar>
             <w:vAlign w:val="center"/>
           </w:tcPr>
           <w:p>
@@ -14335,12 +12905,6 @@
               <w:right w:val="single" w:sz="6" w:space="0" w:color="1F3864"/>
             </w:tcBorders>
             <w:shd w:val="clear" w:color="auto" w:fill="D9E2F3"/>
-            <w:tcMar>
-              <w:top w:w="50" w:type="dxa"/>
-              <w:left w:w="90" w:type="dxa"/>
-              <w:bottom w:w="50" w:type="dxa"/>
-              <w:right w:w="90" w:type="dxa"/>
-            </w:tcMar>
             <w:vAlign w:val="center"/>
           </w:tcPr>
           <w:p>
@@ -14373,12 +12937,6 @@
               <w:right w:val="single" w:sz="6" w:space="0" w:color="1F3864"/>
             </w:tcBorders>
             <w:shd w:val="clear" w:color="auto" w:fill="D9E2F3"/>
-            <w:tcMar>
-              <w:top w:w="50" w:type="dxa"/>
-              <w:left w:w="90" w:type="dxa"/>
-              <w:bottom w:w="50" w:type="dxa"/>
-              <w:right w:w="90" w:type="dxa"/>
-            </w:tcMar>
             <w:vAlign w:val="center"/>
           </w:tcPr>
           <w:p>
@@ -14411,12 +12969,6 @@
               <w:right w:val="single" w:sz="6" w:space="0" w:color="1F3864"/>
             </w:tcBorders>
             <w:shd w:val="clear" w:color="auto" w:fill="D9E2F3"/>
-            <w:tcMar>
-              <w:top w:w="50" w:type="dxa"/>
-              <w:left w:w="90" w:type="dxa"/>
-              <w:bottom w:w="50" w:type="dxa"/>
-              <w:right w:w="90" w:type="dxa"/>
-            </w:tcMar>
             <w:vAlign w:val="center"/>
           </w:tcPr>
           <w:p>
@@ -14476,12 +13028,6 @@
               <w:right w:val="single" w:sz="6" w:space="0" w:color="1F3864"/>
             </w:tcBorders>
             <w:shd w:val="clear" w:color="auto" w:fill="D9E2F3"/>
-            <w:tcMar>
-              <w:top w:w="50" w:type="dxa"/>
-              <w:left w:w="90" w:type="dxa"/>
-              <w:bottom w:w="50" w:type="dxa"/>
-              <w:right w:w="90" w:type="dxa"/>
-            </w:tcMar>
             <w:vAlign w:val="center"/>
           </w:tcPr>
           <w:p>
@@ -14526,12 +13072,6 @@
               <w:right w:val="single" w:sz="6" w:space="0" w:color="1F3864"/>
             </w:tcBorders>
             <w:shd w:val="clear" w:color="auto" w:fill="4472C4"/>
-            <w:tcMar>
-              <w:top w:w="50" w:type="dxa"/>
-              <w:left w:w="90" w:type="dxa"/>
-              <w:bottom w:w="50" w:type="dxa"/>
-              <w:right w:w="90" w:type="dxa"/>
-            </w:tcMar>
             <w:vAlign w:val="center"/>
           </w:tcPr>
           <w:p>
@@ -14598,12 +13138,6 @@
               <w:right w:val="single" w:sz="6" w:space="0" w:color="1F3864"/>
             </w:tcBorders>
             <w:shd w:val="clear" w:color="auto" w:fill="4472C4"/>
-            <w:tcMar>
-              <w:top w:w="50" w:type="dxa"/>
-              <w:left w:w="90" w:type="dxa"/>
-              <w:bottom w:w="50" w:type="dxa"/>
-              <w:right w:w="90" w:type="dxa"/>
-            </w:tcMar>
             <w:vAlign w:val="center"/>
           </w:tcPr>
           <w:p>
@@ -14643,12 +13177,6 @@
               <w:right w:val="single" w:sz="6" w:space="0" w:color="1F3864"/>
             </w:tcBorders>
             <w:shd w:val="clear" w:color="auto" w:fill="4472C4"/>
-            <w:tcMar>
-              <w:top w:w="50" w:type="dxa"/>
-              <w:left w:w="90" w:type="dxa"/>
-              <w:bottom w:w="50" w:type="dxa"/>
-              <w:right w:w="90" w:type="dxa"/>
-            </w:tcMar>
             <w:vAlign w:val="center"/>
           </w:tcPr>
           <w:p>
@@ -14688,12 +13216,6 @@
               <w:right w:val="single" w:sz="6" w:space="0" w:color="1F3864"/>
             </w:tcBorders>
             <w:shd w:val="clear" w:color="auto" w:fill="4472C4"/>
-            <w:tcMar>
-              <w:top w:w="50" w:type="dxa"/>
-              <w:left w:w="90" w:type="dxa"/>
-              <w:bottom w:w="50" w:type="dxa"/>
-              <w:right w:w="90" w:type="dxa"/>
-            </w:tcMar>
             <w:vAlign w:val="center"/>
           </w:tcPr>
           <w:p>
@@ -14733,12 +13255,6 @@
               <w:right w:val="single" w:sz="6" w:space="0" w:color="1F3864"/>
             </w:tcBorders>
             <w:shd w:val="clear" w:color="auto" w:fill="4472C4"/>
-            <w:tcMar>
-              <w:top w:w="50" w:type="dxa"/>
-              <w:left w:w="90" w:type="dxa"/>
-              <w:bottom w:w="50" w:type="dxa"/>
-              <w:right w:w="90" w:type="dxa"/>
-            </w:tcMar>
             <w:vAlign w:val="center"/>
           </w:tcPr>
           <w:p>
@@ -14805,12 +13321,6 @@
               <w:right w:val="single" w:sz="6" w:space="0" w:color="1F3864"/>
             </w:tcBorders>
             <w:shd w:val="clear" w:color="auto" w:fill="D9E2F3"/>
-            <w:tcMar>
-              <w:top w:w="50" w:type="dxa"/>
-              <w:left w:w="90" w:type="dxa"/>
-              <w:bottom w:w="50" w:type="dxa"/>
-              <w:right w:w="90" w:type="dxa"/>
-            </w:tcMar>
             <w:vAlign w:val="center"/>
           </w:tcPr>
           <w:p>
@@ -14843,12 +13353,6 @@
               <w:right w:val="single" w:sz="6" w:space="0" w:color="1F3864"/>
             </w:tcBorders>
             <w:shd w:val="clear" w:color="auto" w:fill="D9E2F3"/>
-            <w:tcMar>
-              <w:top w:w="50" w:type="dxa"/>
-              <w:left w:w="90" w:type="dxa"/>
-              <w:bottom w:w="50" w:type="dxa"/>
-              <w:right w:w="90" w:type="dxa"/>
-            </w:tcMar>
             <w:vAlign w:val="center"/>
           </w:tcPr>
           <w:p>
@@ -14881,12 +13385,6 @@
               <w:right w:val="single" w:sz="6" w:space="0" w:color="1F3864"/>
             </w:tcBorders>
             <w:shd w:val="clear" w:color="auto" w:fill="D9E2F3"/>
-            <w:tcMar>
-              <w:top w:w="50" w:type="dxa"/>
-              <w:left w:w="90" w:type="dxa"/>
-              <w:bottom w:w="50" w:type="dxa"/>
-              <w:right w:w="90" w:type="dxa"/>
-            </w:tcMar>
             <w:vAlign w:val="center"/>
           </w:tcPr>
           <w:p>
@@ -14919,12 +13417,6 @@
               <w:right w:val="single" w:sz="6" w:space="0" w:color="1F3864"/>
             </w:tcBorders>
             <w:shd w:val="clear" w:color="auto" w:fill="D9E2F3"/>
-            <w:tcMar>
-              <w:top w:w="50" w:type="dxa"/>
-              <w:left w:w="90" w:type="dxa"/>
-              <w:bottom w:w="50" w:type="dxa"/>
-              <w:right w:w="90" w:type="dxa"/>
-            </w:tcMar>
             <w:vAlign w:val="center"/>
           </w:tcPr>
           <w:p>
@@ -14984,12 +13476,6 @@
               <w:right w:val="single" w:sz="6" w:space="0" w:color="1F3864"/>
             </w:tcBorders>
             <w:shd w:val="clear" w:color="auto" w:fill="D9E2F3"/>
-            <w:tcMar>
-              <w:top w:w="50" w:type="dxa"/>
-              <w:left w:w="90" w:type="dxa"/>
-              <w:bottom w:w="50" w:type="dxa"/>
-              <w:right w:w="90" w:type="dxa"/>
-            </w:tcMar>
             <w:vAlign w:val="center"/>
           </w:tcPr>
           <w:p>
@@ -15022,12 +13508,6 @@
               <w:right w:val="single" w:sz="6" w:space="0" w:color="1F3864"/>
             </w:tcBorders>
             <w:shd w:val="clear" w:color="auto" w:fill="D9E2F3"/>
-            <w:tcMar>
-              <w:top w:w="50" w:type="dxa"/>
-              <w:left w:w="90" w:type="dxa"/>
-              <w:bottom w:w="50" w:type="dxa"/>
-              <w:right w:w="90" w:type="dxa"/>
-            </w:tcMar>
             <w:vAlign w:val="center"/>
           </w:tcPr>
           <w:p>
@@ -15060,12 +13540,6 @@
               <w:right w:val="single" w:sz="6" w:space="0" w:color="1F3864"/>
             </w:tcBorders>
             <w:shd w:val="clear" w:color="auto" w:fill="D9E2F3"/>
-            <w:tcMar>
-              <w:top w:w="50" w:type="dxa"/>
-              <w:left w:w="90" w:type="dxa"/>
-              <w:bottom w:w="50" w:type="dxa"/>
-              <w:right w:w="90" w:type="dxa"/>
-            </w:tcMar>
             <w:vAlign w:val="center"/>
           </w:tcPr>
           <w:p>
@@ -15098,12 +13572,6 @@
               <w:right w:val="single" w:sz="6" w:space="0" w:color="1F3864"/>
             </w:tcBorders>
             <w:shd w:val="clear" w:color="auto" w:fill="D9E2F3"/>
-            <w:tcMar>
-              <w:top w:w="50" w:type="dxa"/>
-              <w:left w:w="90" w:type="dxa"/>
-              <w:bottom w:w="50" w:type="dxa"/>
-              <w:right w:w="90" w:type="dxa"/>
-            </w:tcMar>
             <w:vAlign w:val="center"/>
           </w:tcPr>
           <w:p>
@@ -15163,12 +13631,6 @@
               <w:right w:val="single" w:sz="6" w:space="0" w:color="1F3864"/>
             </w:tcBorders>
             <w:shd w:val="clear" w:color="auto" w:fill="D9E2F3"/>
-            <w:tcMar>
-              <w:top w:w="50" w:type="dxa"/>
-              <w:left w:w="90" w:type="dxa"/>
-              <w:bottom w:w="50" w:type="dxa"/>
-              <w:right w:w="90" w:type="dxa"/>
-            </w:tcMar>
             <w:vAlign w:val="center"/>
           </w:tcPr>
           <w:p>
@@ -15201,12 +13663,6 @@
               <w:right w:val="single" w:sz="6" w:space="0" w:color="1F3864"/>
             </w:tcBorders>
             <w:shd w:val="clear" w:color="auto" w:fill="D9E2F3"/>
-            <w:tcMar>
-              <w:top w:w="50" w:type="dxa"/>
-              <w:left w:w="90" w:type="dxa"/>
-              <w:bottom w:w="50" w:type="dxa"/>
-              <w:right w:w="90" w:type="dxa"/>
-            </w:tcMar>
             <w:vAlign w:val="center"/>
           </w:tcPr>
           <w:p>
@@ -15239,12 +13695,6 @@
               <w:right w:val="single" w:sz="6" w:space="0" w:color="1F3864"/>
             </w:tcBorders>
             <w:shd w:val="clear" w:color="auto" w:fill="D9E2F3"/>
-            <w:tcMar>
-              <w:top w:w="50" w:type="dxa"/>
-              <w:left w:w="90" w:type="dxa"/>
-              <w:bottom w:w="50" w:type="dxa"/>
-              <w:right w:w="90" w:type="dxa"/>
-            </w:tcMar>
             <w:vAlign w:val="center"/>
           </w:tcPr>
           <w:p>
@@ -15277,12 +13727,6 @@
               <w:right w:val="single" w:sz="6" w:space="0" w:color="1F3864"/>
             </w:tcBorders>
             <w:shd w:val="clear" w:color="auto" w:fill="D9E2F3"/>
-            <w:tcMar>
-              <w:top w:w="50" w:type="dxa"/>
-              <w:left w:w="90" w:type="dxa"/>
-              <w:bottom w:w="50" w:type="dxa"/>
-              <w:right w:w="90" w:type="dxa"/>
-            </w:tcMar>
             <w:vAlign w:val="center"/>
           </w:tcPr>
           <w:p>
@@ -15342,12 +13786,6 @@
               <w:right w:val="single" w:sz="6" w:space="0" w:color="1F3864"/>
             </w:tcBorders>
             <w:shd w:val="clear" w:color="auto" w:fill="D9E2F3"/>
-            <w:tcMar>
-              <w:top w:w="50" w:type="dxa"/>
-              <w:left w:w="90" w:type="dxa"/>
-              <w:bottom w:w="50" w:type="dxa"/>
-              <w:right w:w="90" w:type="dxa"/>
-            </w:tcMar>
             <w:vAlign w:val="center"/>
           </w:tcPr>
           <w:p>
@@ -15392,12 +13830,6 @@
               <w:right w:val="single" w:sz="6" w:space="0" w:color="1F3864"/>
             </w:tcBorders>
             <w:shd w:val="clear" w:color="auto" w:fill="4472C4"/>
-            <w:tcMar>
-              <w:top w:w="50" w:type="dxa"/>
-              <w:left w:w="90" w:type="dxa"/>
-              <w:bottom w:w="50" w:type="dxa"/>
-              <w:right w:w="90" w:type="dxa"/>
-            </w:tcMar>
             <w:vAlign w:val="center"/>
           </w:tcPr>
           <w:p>
@@ -15464,12 +13896,6 @@
               <w:right w:val="single" w:sz="6" w:space="0" w:color="1F3864"/>
             </w:tcBorders>
             <w:shd w:val="clear" w:color="auto" w:fill="4472C4"/>
-            <w:tcMar>
-              <w:top w:w="50" w:type="dxa"/>
-              <w:left w:w="90" w:type="dxa"/>
-              <w:bottom w:w="50" w:type="dxa"/>
-              <w:right w:w="90" w:type="dxa"/>
-            </w:tcMar>
             <w:vAlign w:val="center"/>
           </w:tcPr>
           <w:p>
@@ -15509,12 +13935,6 @@
               <w:right w:val="single" w:sz="6" w:space="0" w:color="1F3864"/>
             </w:tcBorders>
             <w:shd w:val="clear" w:color="auto" w:fill="4472C4"/>
-            <w:tcMar>
-              <w:top w:w="50" w:type="dxa"/>
-              <w:left w:w="90" w:type="dxa"/>
-              <w:bottom w:w="50" w:type="dxa"/>
-              <w:right w:w="90" w:type="dxa"/>
-            </w:tcMar>
             <w:vAlign w:val="center"/>
           </w:tcPr>
           <w:p>
@@ -15554,12 +13974,6 @@
               <w:right w:val="single" w:sz="6" w:space="0" w:color="1F3864"/>
             </w:tcBorders>
             <w:shd w:val="clear" w:color="auto" w:fill="4472C4"/>
-            <w:tcMar>
-              <w:top w:w="50" w:type="dxa"/>
-              <w:left w:w="90" w:type="dxa"/>
-              <w:bottom w:w="50" w:type="dxa"/>
-              <w:right w:w="90" w:type="dxa"/>
-            </w:tcMar>
             <w:vAlign w:val="center"/>
           </w:tcPr>
           <w:p>
@@ -15599,12 +14013,6 @@
               <w:right w:val="single" w:sz="6" w:space="0" w:color="1F3864"/>
             </w:tcBorders>
             <w:shd w:val="clear" w:color="auto" w:fill="4472C4"/>
-            <w:tcMar>
-              <w:top w:w="50" w:type="dxa"/>
-              <w:left w:w="90" w:type="dxa"/>
-              <w:bottom w:w="50" w:type="dxa"/>
-              <w:right w:w="90" w:type="dxa"/>
-            </w:tcMar>
             <w:vAlign w:val="center"/>
           </w:tcPr>
           <w:p>
@@ -15671,12 +14079,6 @@
               <w:right w:val="single" w:sz="6" w:space="0" w:color="1F3864"/>
             </w:tcBorders>
             <w:shd w:val="clear" w:color="auto" w:fill="D9E2F3"/>
-            <w:tcMar>
-              <w:top w:w="50" w:type="dxa"/>
-              <w:left w:w="90" w:type="dxa"/>
-              <w:bottom w:w="50" w:type="dxa"/>
-              <w:right w:w="90" w:type="dxa"/>
-            </w:tcMar>
             <w:vAlign w:val="center"/>
           </w:tcPr>
           <w:p>
@@ -15709,12 +14111,6 @@
               <w:right w:val="single" w:sz="6" w:space="0" w:color="1F3864"/>
             </w:tcBorders>
             <w:shd w:val="clear" w:color="auto" w:fill="D9E2F3"/>
-            <w:tcMar>
-              <w:top w:w="50" w:type="dxa"/>
-              <w:left w:w="90" w:type="dxa"/>
-              <w:bottom w:w="50" w:type="dxa"/>
-              <w:right w:w="90" w:type="dxa"/>
-            </w:tcMar>
             <w:vAlign w:val="center"/>
           </w:tcPr>
           <w:p>
@@ -15747,12 +14143,6 @@
               <w:right w:val="single" w:sz="6" w:space="0" w:color="1F3864"/>
             </w:tcBorders>
             <w:shd w:val="clear" w:color="auto" w:fill="D9E2F3"/>
-            <w:tcMar>
-              <w:top w:w="50" w:type="dxa"/>
-              <w:left w:w="90" w:type="dxa"/>
-              <w:bottom w:w="50" w:type="dxa"/>
-              <w:right w:w="90" w:type="dxa"/>
-            </w:tcMar>
             <w:vAlign w:val="center"/>
           </w:tcPr>
           <w:p>
@@ -15785,12 +14175,6 @@
               <w:right w:val="single" w:sz="6" w:space="0" w:color="1F3864"/>
             </w:tcBorders>
             <w:shd w:val="clear" w:color="auto" w:fill="D9E2F3"/>
-            <w:tcMar>
-              <w:top w:w="50" w:type="dxa"/>
-              <w:left w:w="90" w:type="dxa"/>
-              <w:bottom w:w="50" w:type="dxa"/>
-              <w:right w:w="90" w:type="dxa"/>
-            </w:tcMar>
             <w:vAlign w:val="center"/>
           </w:tcPr>
           <w:p>
@@ -15850,12 +14234,6 @@
               <w:right w:val="single" w:sz="6" w:space="0" w:color="1F3864"/>
             </w:tcBorders>
             <w:shd w:val="clear" w:color="auto" w:fill="D9E2F3"/>
-            <w:tcMar>
-              <w:top w:w="50" w:type="dxa"/>
-              <w:left w:w="90" w:type="dxa"/>
-              <w:bottom w:w="50" w:type="dxa"/>
-              <w:right w:w="90" w:type="dxa"/>
-            </w:tcMar>
             <w:vAlign w:val="center"/>
           </w:tcPr>
           <w:p>
@@ -15888,12 +14266,6 @@
               <w:right w:val="single" w:sz="6" w:space="0" w:color="1F3864"/>
             </w:tcBorders>
             <w:shd w:val="clear" w:color="auto" w:fill="D9E2F3"/>
-            <w:tcMar>
-              <w:top w:w="50" w:type="dxa"/>
-              <w:left w:w="90" w:type="dxa"/>
-              <w:bottom w:w="50" w:type="dxa"/>
-              <w:right w:w="90" w:type="dxa"/>
-            </w:tcMar>
             <w:vAlign w:val="center"/>
           </w:tcPr>
           <w:p>
@@ -15926,12 +14298,6 @@
               <w:right w:val="single" w:sz="6" w:space="0" w:color="1F3864"/>
             </w:tcBorders>
             <w:shd w:val="clear" w:color="auto" w:fill="D9E2F3"/>
-            <w:tcMar>
-              <w:top w:w="50" w:type="dxa"/>
-              <w:left w:w="90" w:type="dxa"/>
-              <w:bottom w:w="50" w:type="dxa"/>
-              <w:right w:w="90" w:type="dxa"/>
-            </w:tcMar>
             <w:vAlign w:val="center"/>
           </w:tcPr>
           <w:p>
@@ -15964,12 +14330,6 @@
               <w:right w:val="single" w:sz="6" w:space="0" w:color="1F3864"/>
             </w:tcBorders>
             <w:shd w:val="clear" w:color="auto" w:fill="D9E2F3"/>
-            <w:tcMar>
-              <w:top w:w="50" w:type="dxa"/>
-              <w:left w:w="90" w:type="dxa"/>
-              <w:bottom w:w="50" w:type="dxa"/>
-              <w:right w:w="90" w:type="dxa"/>
-            </w:tcMar>
             <w:vAlign w:val="center"/>
           </w:tcPr>
           <w:p>
@@ -16029,12 +14389,6 @@
               <w:right w:val="single" w:sz="6" w:space="0" w:color="1F3864"/>
             </w:tcBorders>
             <w:shd w:val="clear" w:color="auto" w:fill="D9E2F3"/>
-            <w:tcMar>
-              <w:top w:w="50" w:type="dxa"/>
-              <w:left w:w="90" w:type="dxa"/>
-              <w:bottom w:w="50" w:type="dxa"/>
-              <w:right w:w="90" w:type="dxa"/>
-            </w:tcMar>
             <w:vAlign w:val="center"/>
           </w:tcPr>
           <w:p>
@@ -16067,12 +14421,6 @@
               <w:right w:val="single" w:sz="6" w:space="0" w:color="1F3864"/>
             </w:tcBorders>
             <w:shd w:val="clear" w:color="auto" w:fill="D9E2F3"/>
-            <w:tcMar>
-              <w:top w:w="50" w:type="dxa"/>
-              <w:left w:w="90" w:type="dxa"/>
-              <w:bottom w:w="50" w:type="dxa"/>
-              <w:right w:w="90" w:type="dxa"/>
-            </w:tcMar>
             <w:vAlign w:val="center"/>
           </w:tcPr>
           <w:p>
@@ -16105,12 +14453,6 @@
               <w:right w:val="single" w:sz="6" w:space="0" w:color="1F3864"/>
             </w:tcBorders>
             <w:shd w:val="clear" w:color="auto" w:fill="D9E2F3"/>
-            <w:tcMar>
-              <w:top w:w="50" w:type="dxa"/>
-              <w:left w:w="90" w:type="dxa"/>
-              <w:bottom w:w="50" w:type="dxa"/>
-              <w:right w:w="90" w:type="dxa"/>
-            </w:tcMar>
             <w:vAlign w:val="center"/>
           </w:tcPr>
           <w:p>
@@ -16143,12 +14485,6 @@
               <w:right w:val="single" w:sz="6" w:space="0" w:color="1F3864"/>
             </w:tcBorders>
             <w:shd w:val="clear" w:color="auto" w:fill="D9E2F3"/>
-            <w:tcMar>
-              <w:top w:w="50" w:type="dxa"/>
-              <w:left w:w="90" w:type="dxa"/>
-              <w:bottom w:w="50" w:type="dxa"/>
-              <w:right w:w="90" w:type="dxa"/>
-            </w:tcMar>
             <w:vAlign w:val="center"/>
           </w:tcPr>
           <w:p>
@@ -16208,12 +14544,6 @@
               <w:right w:val="single" w:sz="6" w:space="0" w:color="1F3864"/>
             </w:tcBorders>
             <w:shd w:val="clear" w:color="auto" w:fill="D9E2F3"/>
-            <w:tcMar>
-              <w:top w:w="50" w:type="dxa"/>
-              <w:left w:w="90" w:type="dxa"/>
-              <w:bottom w:w="50" w:type="dxa"/>
-              <w:right w:w="90" w:type="dxa"/>
-            </w:tcMar>
             <w:vAlign w:val="center"/>
           </w:tcPr>
           <w:p>
@@ -16258,12 +14588,6 @@
               <w:right w:val="single" w:sz="6" w:space="0" w:color="1F3864"/>
             </w:tcBorders>
             <w:shd w:val="clear" w:color="auto" w:fill="4472C4"/>
-            <w:tcMar>
-              <w:top w:w="50" w:type="dxa"/>
-              <w:left w:w="90" w:type="dxa"/>
-              <w:bottom w:w="50" w:type="dxa"/>
-              <w:right w:w="90" w:type="dxa"/>
-            </w:tcMar>
             <w:vAlign w:val="center"/>
           </w:tcPr>
           <w:p>
@@ -16330,12 +14654,6 @@
               <w:right w:val="single" w:sz="6" w:space="0" w:color="1F3864"/>
             </w:tcBorders>
             <w:shd w:val="clear" w:color="auto" w:fill="4472C4"/>
-            <w:tcMar>
-              <w:top w:w="50" w:type="dxa"/>
-              <w:left w:w="90" w:type="dxa"/>
-              <w:bottom w:w="50" w:type="dxa"/>
-              <w:right w:w="90" w:type="dxa"/>
-            </w:tcMar>
             <w:vAlign w:val="center"/>
           </w:tcPr>
           <w:p>
@@ -16375,12 +14693,6 @@
               <w:right w:val="single" w:sz="6" w:space="0" w:color="1F3864"/>
             </w:tcBorders>
             <w:shd w:val="clear" w:color="auto" w:fill="4472C4"/>
-            <w:tcMar>
-              <w:top w:w="50" w:type="dxa"/>
-              <w:left w:w="90" w:type="dxa"/>
-              <w:bottom w:w="50" w:type="dxa"/>
-              <w:right w:w="90" w:type="dxa"/>
-            </w:tcMar>
             <w:vAlign w:val="center"/>
           </w:tcPr>
           <w:p>
@@ -16420,12 +14732,6 @@
               <w:right w:val="single" w:sz="6" w:space="0" w:color="1F3864"/>
             </w:tcBorders>
             <w:shd w:val="clear" w:color="auto" w:fill="4472C4"/>
-            <w:tcMar>
-              <w:top w:w="50" w:type="dxa"/>
-              <w:left w:w="90" w:type="dxa"/>
-              <w:bottom w:w="50" w:type="dxa"/>
-              <w:right w:w="90" w:type="dxa"/>
-            </w:tcMar>
             <w:vAlign w:val="center"/>
           </w:tcPr>
           <w:p>
@@ -16465,12 +14771,6 @@
               <w:right w:val="single" w:sz="6" w:space="0" w:color="1F3864"/>
             </w:tcBorders>
             <w:shd w:val="clear" w:color="auto" w:fill="4472C4"/>
-            <w:tcMar>
-              <w:top w:w="50" w:type="dxa"/>
-              <w:left w:w="90" w:type="dxa"/>
-              <w:bottom w:w="50" w:type="dxa"/>
-              <w:right w:w="90" w:type="dxa"/>
-            </w:tcMar>
             <w:vAlign w:val="center"/>
           </w:tcPr>
           <w:p>
@@ -16537,12 +14837,6 @@
               <w:right w:val="single" w:sz="6" w:space="0" w:color="1F3864"/>
             </w:tcBorders>
             <w:shd w:val="clear" w:color="auto" w:fill="D9E2F3"/>
-            <w:tcMar>
-              <w:top w:w="50" w:type="dxa"/>
-              <w:left w:w="90" w:type="dxa"/>
-              <w:bottom w:w="50" w:type="dxa"/>
-              <w:right w:w="90" w:type="dxa"/>
-            </w:tcMar>
             <w:vAlign w:val="center"/>
           </w:tcPr>
           <w:p>
@@ -16575,12 +14869,6 @@
               <w:right w:val="single" w:sz="6" w:space="0" w:color="1F3864"/>
             </w:tcBorders>
             <w:shd w:val="clear" w:color="auto" w:fill="D9E2F3"/>
-            <w:tcMar>
-              <w:top w:w="50" w:type="dxa"/>
-              <w:left w:w="90" w:type="dxa"/>
-              <w:bottom w:w="50" w:type="dxa"/>
-              <w:right w:w="90" w:type="dxa"/>
-            </w:tcMar>
             <w:vAlign w:val="center"/>
           </w:tcPr>
           <w:p>
@@ -16613,12 +14901,6 @@
               <w:right w:val="single" w:sz="6" w:space="0" w:color="1F3864"/>
             </w:tcBorders>
             <w:shd w:val="clear" w:color="auto" w:fill="D9E2F3"/>
-            <w:tcMar>
-              <w:top w:w="50" w:type="dxa"/>
-              <w:left w:w="90" w:type="dxa"/>
-              <w:bottom w:w="50" w:type="dxa"/>
-              <w:right w:w="90" w:type="dxa"/>
-            </w:tcMar>
             <w:vAlign w:val="center"/>
           </w:tcPr>
           <w:p>
@@ -16651,12 +14933,6 @@
               <w:right w:val="single" w:sz="6" w:space="0" w:color="1F3864"/>
             </w:tcBorders>
             <w:shd w:val="clear" w:color="auto" w:fill="D9E2F3"/>
-            <w:tcMar>
-              <w:top w:w="50" w:type="dxa"/>
-              <w:left w:w="90" w:type="dxa"/>
-              <w:bottom w:w="50" w:type="dxa"/>
-              <w:right w:w="90" w:type="dxa"/>
-            </w:tcMar>
             <w:vAlign w:val="center"/>
           </w:tcPr>
           <w:p>
@@ -16716,12 +14992,6 @@
               <w:right w:val="single" w:sz="6" w:space="0" w:color="1F3864"/>
             </w:tcBorders>
             <w:shd w:val="clear" w:color="auto" w:fill="D9E2F3"/>
-            <w:tcMar>
-              <w:top w:w="50" w:type="dxa"/>
-              <w:left w:w="90" w:type="dxa"/>
-              <w:bottom w:w="50" w:type="dxa"/>
-              <w:right w:w="90" w:type="dxa"/>
-            </w:tcMar>
             <w:vAlign w:val="center"/>
           </w:tcPr>
           <w:p>
@@ -16754,12 +15024,6 @@
               <w:right w:val="single" w:sz="6" w:space="0" w:color="1F3864"/>
             </w:tcBorders>
             <w:shd w:val="clear" w:color="auto" w:fill="D9E2F3"/>
-            <w:tcMar>
-              <w:top w:w="50" w:type="dxa"/>
-              <w:left w:w="90" w:type="dxa"/>
-              <w:bottom w:w="50" w:type="dxa"/>
-              <w:right w:w="90" w:type="dxa"/>
-            </w:tcMar>
             <w:vAlign w:val="center"/>
           </w:tcPr>
           <w:p>
@@ -16792,12 +15056,6 @@
               <w:right w:val="single" w:sz="6" w:space="0" w:color="1F3864"/>
             </w:tcBorders>
             <w:shd w:val="clear" w:color="auto" w:fill="D9E2F3"/>
-            <w:tcMar>
-              <w:top w:w="50" w:type="dxa"/>
-              <w:left w:w="90" w:type="dxa"/>
-              <w:bottom w:w="50" w:type="dxa"/>
-              <w:right w:w="90" w:type="dxa"/>
-            </w:tcMar>
             <w:vAlign w:val="center"/>
           </w:tcPr>
           <w:p>
@@ -16830,12 +15088,6 @@
               <w:right w:val="single" w:sz="6" w:space="0" w:color="1F3864"/>
             </w:tcBorders>
             <w:shd w:val="clear" w:color="auto" w:fill="D9E2F3"/>
-            <w:tcMar>
-              <w:top w:w="50" w:type="dxa"/>
-              <w:left w:w="90" w:type="dxa"/>
-              <w:bottom w:w="50" w:type="dxa"/>
-              <w:right w:w="90" w:type="dxa"/>
-            </w:tcMar>
             <w:vAlign w:val="center"/>
           </w:tcPr>
           <w:p>
@@ -16895,12 +15147,6 @@
               <w:right w:val="single" w:sz="6" w:space="0" w:color="1F3864"/>
             </w:tcBorders>
             <w:shd w:val="clear" w:color="auto" w:fill="D9E2F3"/>
-            <w:tcMar>
-              <w:top w:w="50" w:type="dxa"/>
-              <w:left w:w="90" w:type="dxa"/>
-              <w:bottom w:w="50" w:type="dxa"/>
-              <w:right w:w="90" w:type="dxa"/>
-            </w:tcMar>
             <w:vAlign w:val="center"/>
           </w:tcPr>
           <w:p>
@@ -16933,12 +15179,6 @@
               <w:right w:val="single" w:sz="6" w:space="0" w:color="1F3864"/>
             </w:tcBorders>
             <w:shd w:val="clear" w:color="auto" w:fill="D9E2F3"/>
-            <w:tcMar>
-              <w:top w:w="50" w:type="dxa"/>
-              <w:left w:w="90" w:type="dxa"/>
-              <w:bottom w:w="50" w:type="dxa"/>
-              <w:right w:w="90" w:type="dxa"/>
-            </w:tcMar>
             <w:vAlign w:val="center"/>
           </w:tcPr>
           <w:p>
@@ -16971,12 +15211,6 @@
               <w:right w:val="single" w:sz="6" w:space="0" w:color="1F3864"/>
             </w:tcBorders>
             <w:shd w:val="clear" w:color="auto" w:fill="D9E2F3"/>
-            <w:tcMar>
-              <w:top w:w="50" w:type="dxa"/>
-              <w:left w:w="90" w:type="dxa"/>
-              <w:bottom w:w="50" w:type="dxa"/>
-              <w:right w:w="90" w:type="dxa"/>
-            </w:tcMar>
             <w:vAlign w:val="center"/>
           </w:tcPr>
           <w:p>
@@ -17009,12 +15243,6 @@
               <w:right w:val="single" w:sz="6" w:space="0" w:color="1F3864"/>
             </w:tcBorders>
             <w:shd w:val="clear" w:color="auto" w:fill="D9E2F3"/>
-            <w:tcMar>
-              <w:top w:w="50" w:type="dxa"/>
-              <w:left w:w="90" w:type="dxa"/>
-              <w:bottom w:w="50" w:type="dxa"/>
-              <w:right w:w="90" w:type="dxa"/>
-            </w:tcMar>
             <w:vAlign w:val="center"/>
           </w:tcPr>
           <w:p>
@@ -17074,12 +15302,6 @@
               <w:right w:val="single" w:sz="6" w:space="0" w:color="1F3864"/>
             </w:tcBorders>
             <w:shd w:val="clear" w:color="auto" w:fill="D9E2F3"/>
-            <w:tcMar>
-              <w:top w:w="50" w:type="dxa"/>
-              <w:left w:w="90" w:type="dxa"/>
-              <w:bottom w:w="50" w:type="dxa"/>
-              <w:right w:w="90" w:type="dxa"/>
-            </w:tcMar>
             <w:vAlign w:val="center"/>
           </w:tcPr>
           <w:p>
@@ -17124,12 +15346,6 @@
               <w:right w:val="single" w:sz="6" w:space="0" w:color="1F3864"/>
             </w:tcBorders>
             <w:shd w:val="clear" w:color="auto" w:fill="4472C4"/>
-            <w:tcMar>
-              <w:top w:w="50" w:type="dxa"/>
-              <w:left w:w="90" w:type="dxa"/>
-              <w:bottom w:w="50" w:type="dxa"/>
-              <w:right w:w="90" w:type="dxa"/>
-            </w:tcMar>
             <w:vAlign w:val="center"/>
           </w:tcPr>
           <w:p>
@@ -17196,12 +15412,6 @@
               <w:right w:val="single" w:sz="6" w:space="0" w:color="1F3864"/>
             </w:tcBorders>
             <w:shd w:val="clear" w:color="auto" w:fill="4472C4"/>
-            <w:tcMar>
-              <w:top w:w="50" w:type="dxa"/>
-              <w:left w:w="90" w:type="dxa"/>
-              <w:bottom w:w="50" w:type="dxa"/>
-              <w:right w:w="90" w:type="dxa"/>
-            </w:tcMar>
             <w:vAlign w:val="center"/>
           </w:tcPr>
           <w:p>
@@ -17241,12 +15451,6 @@
               <w:right w:val="single" w:sz="6" w:space="0" w:color="1F3864"/>
             </w:tcBorders>
             <w:shd w:val="clear" w:color="auto" w:fill="4472C4"/>
-            <w:tcMar>
-              <w:top w:w="50" w:type="dxa"/>
-              <w:left w:w="90" w:type="dxa"/>
-              <w:bottom w:w="50" w:type="dxa"/>
-              <w:right w:w="90" w:type="dxa"/>
-            </w:tcMar>
             <w:vAlign w:val="center"/>
           </w:tcPr>
           <w:p>
@@ -17286,12 +15490,6 @@
               <w:right w:val="single" w:sz="6" w:space="0" w:color="1F3864"/>
             </w:tcBorders>
             <w:shd w:val="clear" w:color="auto" w:fill="4472C4"/>
-            <w:tcMar>
-              <w:top w:w="50" w:type="dxa"/>
-              <w:left w:w="90" w:type="dxa"/>
-              <w:bottom w:w="50" w:type="dxa"/>
-              <w:right w:w="90" w:type="dxa"/>
-            </w:tcMar>
             <w:vAlign w:val="center"/>
           </w:tcPr>
           <w:p>
@@ -17331,12 +15529,6 @@
               <w:right w:val="single" w:sz="6" w:space="0" w:color="1F3864"/>
             </w:tcBorders>
             <w:shd w:val="clear" w:color="auto" w:fill="4472C4"/>
-            <w:tcMar>
-              <w:top w:w="50" w:type="dxa"/>
-              <w:left w:w="90" w:type="dxa"/>
-              <w:bottom w:w="50" w:type="dxa"/>
-              <w:right w:w="90" w:type="dxa"/>
-            </w:tcMar>
             <w:vAlign w:val="center"/>
           </w:tcPr>
           <w:p>
@@ -17403,12 +15595,6 @@
               <w:right w:val="single" w:sz="6" w:space="0" w:color="1F3864"/>
             </w:tcBorders>
             <w:shd w:val="clear" w:color="auto" w:fill="D9E2F3"/>
-            <w:tcMar>
-              <w:top w:w="50" w:type="dxa"/>
-              <w:left w:w="90" w:type="dxa"/>
-              <w:bottom w:w="50" w:type="dxa"/>
-              <w:right w:w="90" w:type="dxa"/>
-            </w:tcMar>
             <w:vAlign w:val="center"/>
           </w:tcPr>
           <w:p>
@@ -17441,12 +15627,6 @@
               <w:right w:val="single" w:sz="6" w:space="0" w:color="1F3864"/>
             </w:tcBorders>
             <w:shd w:val="clear" w:color="auto" w:fill="D9E2F3"/>
-            <w:tcMar>
-              <w:top w:w="50" w:type="dxa"/>
-              <w:left w:w="90" w:type="dxa"/>
-              <w:bottom w:w="50" w:type="dxa"/>
-              <w:right w:w="90" w:type="dxa"/>
-            </w:tcMar>
             <w:vAlign w:val="center"/>
           </w:tcPr>
           <w:p>
@@ -17479,12 +15659,6 @@
               <w:right w:val="single" w:sz="6" w:space="0" w:color="1F3864"/>
             </w:tcBorders>
             <w:shd w:val="clear" w:color="auto" w:fill="D9E2F3"/>
-            <w:tcMar>
-              <w:top w:w="50" w:type="dxa"/>
-              <w:left w:w="90" w:type="dxa"/>
-              <w:bottom w:w="50" w:type="dxa"/>
-              <w:right w:w="90" w:type="dxa"/>
-            </w:tcMar>
             <w:vAlign w:val="center"/>
           </w:tcPr>
           <w:p>
@@ -17517,12 +15691,6 @@
               <w:right w:val="single" w:sz="6" w:space="0" w:color="1F3864"/>
             </w:tcBorders>
             <w:shd w:val="clear" w:color="auto" w:fill="D9E2F3"/>
-            <w:tcMar>
-              <w:top w:w="50" w:type="dxa"/>
-              <w:left w:w="90" w:type="dxa"/>
-              <w:bottom w:w="50" w:type="dxa"/>
-              <w:right w:w="90" w:type="dxa"/>
-            </w:tcMar>
             <w:vAlign w:val="center"/>
           </w:tcPr>
           <w:p>
@@ -17582,12 +15750,6 @@
               <w:right w:val="single" w:sz="6" w:space="0" w:color="1F3864"/>
             </w:tcBorders>
             <w:shd w:val="clear" w:color="auto" w:fill="D9E2F3"/>
-            <w:tcMar>
-              <w:top w:w="50" w:type="dxa"/>
-              <w:left w:w="90" w:type="dxa"/>
-              <w:bottom w:w="50" w:type="dxa"/>
-              <w:right w:w="90" w:type="dxa"/>
-            </w:tcMar>
             <w:vAlign w:val="center"/>
           </w:tcPr>
           <w:p>
@@ -17620,12 +15782,6 @@
               <w:right w:val="single" w:sz="6" w:space="0" w:color="1F3864"/>
             </w:tcBorders>
             <w:shd w:val="clear" w:color="auto" w:fill="D9E2F3"/>
-            <w:tcMar>
-              <w:top w:w="50" w:type="dxa"/>
-              <w:left w:w="90" w:type="dxa"/>
-              <w:bottom w:w="50" w:type="dxa"/>
-              <w:right w:w="90" w:type="dxa"/>
-            </w:tcMar>
             <w:vAlign w:val="center"/>
           </w:tcPr>
           <w:p>
@@ -17658,12 +15814,6 @@
               <w:right w:val="single" w:sz="6" w:space="0" w:color="1F3864"/>
             </w:tcBorders>
             <w:shd w:val="clear" w:color="auto" w:fill="D9E2F3"/>
-            <w:tcMar>
-              <w:top w:w="50" w:type="dxa"/>
-              <w:left w:w="90" w:type="dxa"/>
-              <w:bottom w:w="50" w:type="dxa"/>
-              <w:right w:w="90" w:type="dxa"/>
-            </w:tcMar>
             <w:vAlign w:val="center"/>
           </w:tcPr>
           <w:p>
@@ -17696,12 +15846,6 @@
               <w:right w:val="single" w:sz="6" w:space="0" w:color="1F3864"/>
             </w:tcBorders>
             <w:shd w:val="clear" w:color="auto" w:fill="D9E2F3"/>
-            <w:tcMar>
-              <w:top w:w="50" w:type="dxa"/>
-              <w:left w:w="90" w:type="dxa"/>
-              <w:bottom w:w="50" w:type="dxa"/>
-              <w:right w:w="90" w:type="dxa"/>
-            </w:tcMar>
             <w:vAlign w:val="center"/>
           </w:tcPr>
           <w:p>
@@ -17761,12 +15905,6 @@
               <w:right w:val="single" w:sz="6" w:space="0" w:color="1F3864"/>
             </w:tcBorders>
             <w:shd w:val="clear" w:color="auto" w:fill="D9E2F3"/>
-            <w:tcMar>
-              <w:top w:w="50" w:type="dxa"/>
-              <w:left w:w="90" w:type="dxa"/>
-              <w:bottom w:w="50" w:type="dxa"/>
-              <w:right w:w="90" w:type="dxa"/>
-            </w:tcMar>
             <w:vAlign w:val="center"/>
           </w:tcPr>
           <w:p>
@@ -17811,12 +15949,6 @@
               <w:right w:val="single" w:sz="6" w:space="0" w:color="1F3864"/>
             </w:tcBorders>
             <w:shd w:val="clear" w:color="auto" w:fill="4472C4"/>
-            <w:tcMar>
-              <w:top w:w="50" w:type="dxa"/>
-              <w:left w:w="90" w:type="dxa"/>
-              <w:bottom w:w="50" w:type="dxa"/>
-              <w:right w:w="90" w:type="dxa"/>
-            </w:tcMar>
             <w:vAlign w:val="center"/>
           </w:tcPr>
           <w:p>
@@ -17883,12 +16015,6 @@
               <w:right w:val="single" w:sz="6" w:space="0" w:color="1F3864"/>
             </w:tcBorders>
             <w:shd w:val="clear" w:color="auto" w:fill="4472C4"/>
-            <w:tcMar>
-              <w:top w:w="50" w:type="dxa"/>
-              <w:left w:w="90" w:type="dxa"/>
-              <w:bottom w:w="50" w:type="dxa"/>
-              <w:right w:w="90" w:type="dxa"/>
-            </w:tcMar>
             <w:vAlign w:val="center"/>
           </w:tcPr>
           <w:p>
@@ -17928,12 +16054,6 @@
               <w:right w:val="single" w:sz="6" w:space="0" w:color="1F3864"/>
             </w:tcBorders>
             <w:shd w:val="clear" w:color="auto" w:fill="4472C4"/>
-            <w:tcMar>
-              <w:top w:w="50" w:type="dxa"/>
-              <w:left w:w="90" w:type="dxa"/>
-              <w:bottom w:w="50" w:type="dxa"/>
-              <w:right w:w="90" w:type="dxa"/>
-            </w:tcMar>
             <w:vAlign w:val="center"/>
           </w:tcPr>
           <w:p>
@@ -17973,12 +16093,6 @@
               <w:right w:val="single" w:sz="6" w:space="0" w:color="1F3864"/>
             </w:tcBorders>
             <w:shd w:val="clear" w:color="auto" w:fill="4472C4"/>
-            <w:tcMar>
-              <w:top w:w="50" w:type="dxa"/>
-              <w:left w:w="90" w:type="dxa"/>
-              <w:bottom w:w="50" w:type="dxa"/>
-              <w:right w:w="90" w:type="dxa"/>
-            </w:tcMar>
             <w:vAlign w:val="center"/>
           </w:tcPr>
           <w:p>
@@ -18018,12 +16132,6 @@
               <w:right w:val="single" w:sz="6" w:space="0" w:color="1F3864"/>
             </w:tcBorders>
             <w:shd w:val="clear" w:color="auto" w:fill="4472C4"/>
-            <w:tcMar>
-              <w:top w:w="50" w:type="dxa"/>
-              <w:left w:w="90" w:type="dxa"/>
-              <w:bottom w:w="50" w:type="dxa"/>
-              <w:right w:w="90" w:type="dxa"/>
-            </w:tcMar>
             <w:vAlign w:val="center"/>
           </w:tcPr>
           <w:p>
@@ -18090,12 +16198,6 @@
               <w:right w:val="single" w:sz="6" w:space="0" w:color="1F3864"/>
             </w:tcBorders>
             <w:shd w:val="clear" w:color="auto" w:fill="D9E2F3"/>
-            <w:tcMar>
-              <w:top w:w="50" w:type="dxa"/>
-              <w:left w:w="90" w:type="dxa"/>
-              <w:bottom w:w="50" w:type="dxa"/>
-              <w:right w:w="90" w:type="dxa"/>
-            </w:tcMar>
             <w:vAlign w:val="center"/>
           </w:tcPr>
           <w:p>
@@ -18128,12 +16230,6 @@
               <w:right w:val="single" w:sz="6" w:space="0" w:color="1F3864"/>
             </w:tcBorders>
             <w:shd w:val="clear" w:color="auto" w:fill="D9E2F3"/>
-            <w:tcMar>
-              <w:top w:w="50" w:type="dxa"/>
-              <w:left w:w="90" w:type="dxa"/>
-              <w:bottom w:w="50" w:type="dxa"/>
-              <w:right w:w="90" w:type="dxa"/>
-            </w:tcMar>
             <w:vAlign w:val="center"/>
           </w:tcPr>
           <w:p>
@@ -18166,12 +16262,6 @@
               <w:right w:val="single" w:sz="6" w:space="0" w:color="1F3864"/>
             </w:tcBorders>
             <w:shd w:val="clear" w:color="auto" w:fill="D9E2F3"/>
-            <w:tcMar>
-              <w:top w:w="50" w:type="dxa"/>
-              <w:left w:w="90" w:type="dxa"/>
-              <w:bottom w:w="50" w:type="dxa"/>
-              <w:right w:w="90" w:type="dxa"/>
-            </w:tcMar>
             <w:vAlign w:val="center"/>
           </w:tcPr>
           <w:p>
@@ -18204,12 +16294,6 @@
               <w:right w:val="single" w:sz="6" w:space="0" w:color="1F3864"/>
             </w:tcBorders>
             <w:shd w:val="clear" w:color="auto" w:fill="D9E2F3"/>
-            <w:tcMar>
-              <w:top w:w="50" w:type="dxa"/>
-              <w:left w:w="90" w:type="dxa"/>
-              <w:bottom w:w="50" w:type="dxa"/>
-              <w:right w:w="90" w:type="dxa"/>
-            </w:tcMar>
             <w:vAlign w:val="center"/>
           </w:tcPr>
           <w:p>
@@ -18269,12 +16353,6 @@
               <w:right w:val="single" w:sz="6" w:space="0" w:color="1F3864"/>
             </w:tcBorders>
             <w:shd w:val="clear" w:color="auto" w:fill="D9E2F3"/>
-            <w:tcMar>
-              <w:top w:w="50" w:type="dxa"/>
-              <w:left w:w="90" w:type="dxa"/>
-              <w:bottom w:w="50" w:type="dxa"/>
-              <w:right w:w="90" w:type="dxa"/>
-            </w:tcMar>
             <w:vAlign w:val="center"/>
           </w:tcPr>
           <w:p>
@@ -18307,12 +16385,6 @@
               <w:right w:val="single" w:sz="6" w:space="0" w:color="1F3864"/>
             </w:tcBorders>
             <w:shd w:val="clear" w:color="auto" w:fill="D9E2F3"/>
-            <w:tcMar>
-              <w:top w:w="50" w:type="dxa"/>
-              <w:left w:w="90" w:type="dxa"/>
-              <w:bottom w:w="50" w:type="dxa"/>
-              <w:right w:w="90" w:type="dxa"/>
-            </w:tcMar>
             <w:vAlign w:val="center"/>
           </w:tcPr>
           <w:p>
@@ -18345,12 +16417,6 @@
               <w:right w:val="single" w:sz="6" w:space="0" w:color="1F3864"/>
             </w:tcBorders>
             <w:shd w:val="clear" w:color="auto" w:fill="D9E2F3"/>
-            <w:tcMar>
-              <w:top w:w="50" w:type="dxa"/>
-              <w:left w:w="90" w:type="dxa"/>
-              <w:bottom w:w="50" w:type="dxa"/>
-              <w:right w:w="90" w:type="dxa"/>
-            </w:tcMar>
             <w:vAlign w:val="center"/>
           </w:tcPr>
           <w:p>
@@ -18383,12 +16449,6 @@
               <w:right w:val="single" w:sz="6" w:space="0" w:color="1F3864"/>
             </w:tcBorders>
             <w:shd w:val="clear" w:color="auto" w:fill="D9E2F3"/>
-            <w:tcMar>
-              <w:top w:w="50" w:type="dxa"/>
-              <w:left w:w="90" w:type="dxa"/>
-              <w:bottom w:w="50" w:type="dxa"/>
-              <w:right w:w="90" w:type="dxa"/>
-            </w:tcMar>
             <w:vAlign w:val="center"/>
           </w:tcPr>
           <w:p>
@@ -18448,12 +16508,6 @@
               <w:right w:val="single" w:sz="6" w:space="0" w:color="1F3864"/>
             </w:tcBorders>
             <w:shd w:val="clear" w:color="auto" w:fill="D9E2F3"/>
-            <w:tcMar>
-              <w:top w:w="50" w:type="dxa"/>
-              <w:left w:w="90" w:type="dxa"/>
-              <w:bottom w:w="50" w:type="dxa"/>
-              <w:right w:w="90" w:type="dxa"/>
-            </w:tcMar>
             <w:vAlign w:val="center"/>
           </w:tcPr>
           <w:p>
@@ -18486,12 +16540,6 @@
               <w:right w:val="single" w:sz="6" w:space="0" w:color="1F3864"/>
             </w:tcBorders>
             <w:shd w:val="clear" w:color="auto" w:fill="D9E2F3"/>
-            <w:tcMar>
-              <w:top w:w="50" w:type="dxa"/>
-              <w:left w:w="90" w:type="dxa"/>
-              <w:bottom w:w="50" w:type="dxa"/>
-              <w:right w:w="90" w:type="dxa"/>
-            </w:tcMar>
             <w:vAlign w:val="center"/>
           </w:tcPr>
           <w:p>
@@ -18524,12 +16572,6 @@
               <w:right w:val="single" w:sz="6" w:space="0" w:color="1F3864"/>
             </w:tcBorders>
             <w:shd w:val="clear" w:color="auto" w:fill="D9E2F3"/>
-            <w:tcMar>
-              <w:top w:w="50" w:type="dxa"/>
-              <w:left w:w="90" w:type="dxa"/>
-              <w:bottom w:w="50" w:type="dxa"/>
-              <w:right w:w="90" w:type="dxa"/>
-            </w:tcMar>
             <w:vAlign w:val="center"/>
           </w:tcPr>
           <w:p>
@@ -18562,12 +16604,6 @@
               <w:right w:val="single" w:sz="6" w:space="0" w:color="1F3864"/>
             </w:tcBorders>
             <w:shd w:val="clear" w:color="auto" w:fill="D9E2F3"/>
-            <w:tcMar>
-              <w:top w:w="50" w:type="dxa"/>
-              <w:left w:w="90" w:type="dxa"/>
-              <w:bottom w:w="50" w:type="dxa"/>
-              <w:right w:w="90" w:type="dxa"/>
-            </w:tcMar>
             <w:vAlign w:val="center"/>
           </w:tcPr>
           <w:p>
@@ -18627,12 +16663,6 @@
               <w:right w:val="single" w:sz="6" w:space="0" w:color="1F3864"/>
             </w:tcBorders>
             <w:shd w:val="clear" w:color="auto" w:fill="D9E2F3"/>
-            <w:tcMar>
-              <w:top w:w="50" w:type="dxa"/>
-              <w:left w:w="90" w:type="dxa"/>
-              <w:bottom w:w="50" w:type="dxa"/>
-              <w:right w:w="90" w:type="dxa"/>
-            </w:tcMar>
             <w:vAlign w:val="center"/>
           </w:tcPr>
           <w:p>
@@ -18677,12 +16707,6 @@
               <w:right w:val="single" w:sz="6" w:space="0" w:color="1F3864"/>
             </w:tcBorders>
             <w:shd w:val="clear" w:color="auto" w:fill="4472C4"/>
-            <w:tcMar>
-              <w:top w:w="50" w:type="dxa"/>
-              <w:left w:w="90" w:type="dxa"/>
-              <w:bottom w:w="50" w:type="dxa"/>
-              <w:right w:w="90" w:type="dxa"/>
-            </w:tcMar>
             <w:vAlign w:val="center"/>
           </w:tcPr>
           <w:p>
@@ -18749,12 +16773,6 @@
               <w:right w:val="single" w:sz="6" w:space="0" w:color="1F3864"/>
             </w:tcBorders>
             <w:shd w:val="clear" w:color="auto" w:fill="4472C4"/>
-            <w:tcMar>
-              <w:top w:w="50" w:type="dxa"/>
-              <w:left w:w="90" w:type="dxa"/>
-              <w:bottom w:w="50" w:type="dxa"/>
-              <w:right w:w="90" w:type="dxa"/>
-            </w:tcMar>
             <w:vAlign w:val="center"/>
           </w:tcPr>
           <w:p>
@@ -18794,12 +16812,6 @@
               <w:right w:val="single" w:sz="6" w:space="0" w:color="1F3864"/>
             </w:tcBorders>
             <w:shd w:val="clear" w:color="auto" w:fill="4472C4"/>
-            <w:tcMar>
-              <w:top w:w="50" w:type="dxa"/>
-              <w:left w:w="90" w:type="dxa"/>
-              <w:bottom w:w="50" w:type="dxa"/>
-              <w:right w:w="90" w:type="dxa"/>
-            </w:tcMar>
             <w:vAlign w:val="center"/>
           </w:tcPr>
           <w:p>
@@ -18839,12 +16851,6 @@
               <w:right w:val="single" w:sz="6" w:space="0" w:color="1F3864"/>
             </w:tcBorders>
             <w:shd w:val="clear" w:color="auto" w:fill="4472C4"/>
-            <w:tcMar>
-              <w:top w:w="50" w:type="dxa"/>
-              <w:left w:w="90" w:type="dxa"/>
-              <w:bottom w:w="50" w:type="dxa"/>
-              <w:right w:w="90" w:type="dxa"/>
-            </w:tcMar>
             <w:vAlign w:val="center"/>
           </w:tcPr>
           <w:p>
@@ -18884,12 +16890,6 @@
               <w:right w:val="single" w:sz="6" w:space="0" w:color="1F3864"/>
             </w:tcBorders>
             <w:shd w:val="clear" w:color="auto" w:fill="4472C4"/>
-            <w:tcMar>
-              <w:top w:w="50" w:type="dxa"/>
-              <w:left w:w="90" w:type="dxa"/>
-              <w:bottom w:w="50" w:type="dxa"/>
-              <w:right w:w="90" w:type="dxa"/>
-            </w:tcMar>
             <w:vAlign w:val="center"/>
           </w:tcPr>
           <w:p>
@@ -18956,12 +16956,6 @@
               <w:right w:val="single" w:sz="6" w:space="0" w:color="1F3864"/>
             </w:tcBorders>
             <w:shd w:val="clear" w:color="auto" w:fill="D9E2F3"/>
-            <w:tcMar>
-              <w:top w:w="50" w:type="dxa"/>
-              <w:left w:w="90" w:type="dxa"/>
-              <w:bottom w:w="50" w:type="dxa"/>
-              <w:right w:w="90" w:type="dxa"/>
-            </w:tcMar>
             <w:vAlign w:val="center"/>
           </w:tcPr>
           <w:p>
@@ -18994,12 +16988,6 @@
               <w:right w:val="single" w:sz="6" w:space="0" w:color="1F3864"/>
             </w:tcBorders>
             <w:shd w:val="clear" w:color="auto" w:fill="D9E2F3"/>
-            <w:tcMar>
-              <w:top w:w="50" w:type="dxa"/>
-              <w:left w:w="90" w:type="dxa"/>
-              <w:bottom w:w="50" w:type="dxa"/>
-              <w:right w:w="90" w:type="dxa"/>
-            </w:tcMar>
             <w:vAlign w:val="center"/>
           </w:tcPr>
           <w:p>
@@ -19032,12 +17020,6 @@
               <w:right w:val="single" w:sz="6" w:space="0" w:color="1F3864"/>
             </w:tcBorders>
             <w:shd w:val="clear" w:color="auto" w:fill="D9E2F3"/>
-            <w:tcMar>
-              <w:top w:w="50" w:type="dxa"/>
-              <w:left w:w="90" w:type="dxa"/>
-              <w:bottom w:w="50" w:type="dxa"/>
-              <w:right w:w="90" w:type="dxa"/>
-            </w:tcMar>
             <w:vAlign w:val="center"/>
           </w:tcPr>
           <w:p>
@@ -19070,12 +17052,6 @@
               <w:right w:val="single" w:sz="6" w:space="0" w:color="1F3864"/>
             </w:tcBorders>
             <w:shd w:val="clear" w:color="auto" w:fill="D9E2F3"/>
-            <w:tcMar>
-              <w:top w:w="50" w:type="dxa"/>
-              <w:left w:w="90" w:type="dxa"/>
-              <w:bottom w:w="50" w:type="dxa"/>
-              <w:right w:w="90" w:type="dxa"/>
-            </w:tcMar>
             <w:vAlign w:val="center"/>
           </w:tcPr>
           <w:p>
@@ -19135,12 +17111,6 @@
               <w:right w:val="single" w:sz="6" w:space="0" w:color="1F3864"/>
             </w:tcBorders>
             <w:shd w:val="clear" w:color="auto" w:fill="D9E2F3"/>
-            <w:tcMar>
-              <w:top w:w="50" w:type="dxa"/>
-              <w:left w:w="90" w:type="dxa"/>
-              <w:bottom w:w="50" w:type="dxa"/>
-              <w:right w:w="90" w:type="dxa"/>
-            </w:tcMar>
             <w:vAlign w:val="center"/>
           </w:tcPr>
           <w:p>
@@ -19185,12 +17155,6 @@
               <w:right w:val="single" w:sz="6" w:space="0" w:color="1F3864"/>
             </w:tcBorders>
             <w:shd w:val="clear" w:color="auto" w:fill="4472C4"/>
-            <w:tcMar>
-              <w:top w:w="50" w:type="dxa"/>
-              <w:left w:w="90" w:type="dxa"/>
-              <w:bottom w:w="50" w:type="dxa"/>
-              <w:right w:w="90" w:type="dxa"/>
-            </w:tcMar>
             <w:vAlign w:val="center"/>
           </w:tcPr>
           <w:p>
@@ -19257,12 +17221,6 @@
               <w:right w:val="single" w:sz="6" w:space="0" w:color="1F3864"/>
             </w:tcBorders>
             <w:shd w:val="clear" w:color="auto" w:fill="4472C4"/>
-            <w:tcMar>
-              <w:top w:w="50" w:type="dxa"/>
-              <w:left w:w="90" w:type="dxa"/>
-              <w:bottom w:w="50" w:type="dxa"/>
-              <w:right w:w="90" w:type="dxa"/>
-            </w:tcMar>
             <w:vAlign w:val="center"/>
           </w:tcPr>
           <w:p>
@@ -19302,12 +17260,6 @@
               <w:right w:val="single" w:sz="6" w:space="0" w:color="1F3864"/>
             </w:tcBorders>
             <w:shd w:val="clear" w:color="auto" w:fill="4472C4"/>
-            <w:tcMar>
-              <w:top w:w="50" w:type="dxa"/>
-              <w:left w:w="90" w:type="dxa"/>
-              <w:bottom w:w="50" w:type="dxa"/>
-              <w:right w:w="90" w:type="dxa"/>
-            </w:tcMar>
             <w:vAlign w:val="center"/>
           </w:tcPr>
           <w:p>
@@ -19347,12 +17299,6 @@
               <w:right w:val="single" w:sz="6" w:space="0" w:color="1F3864"/>
             </w:tcBorders>
             <w:shd w:val="clear" w:color="auto" w:fill="4472C4"/>
-            <w:tcMar>
-              <w:top w:w="50" w:type="dxa"/>
-              <w:left w:w="90" w:type="dxa"/>
-              <w:bottom w:w="50" w:type="dxa"/>
-              <w:right w:w="90" w:type="dxa"/>
-            </w:tcMar>
             <w:vAlign w:val="center"/>
           </w:tcPr>
           <w:p>
@@ -19392,12 +17338,6 @@
               <w:right w:val="single" w:sz="6" w:space="0" w:color="1F3864"/>
             </w:tcBorders>
             <w:shd w:val="clear" w:color="auto" w:fill="4472C4"/>
-            <w:tcMar>
-              <w:top w:w="50" w:type="dxa"/>
-              <w:left w:w="90" w:type="dxa"/>
-              <w:bottom w:w="50" w:type="dxa"/>
-              <w:right w:w="90" w:type="dxa"/>
-            </w:tcMar>
             <w:vAlign w:val="center"/>
           </w:tcPr>
           <w:p>
@@ -19464,12 +17404,6 @@
               <w:right w:val="single" w:sz="6" w:space="0" w:color="1F3864"/>
             </w:tcBorders>
             <w:shd w:val="clear" w:color="auto" w:fill="D9E2F3"/>
-            <w:tcMar>
-              <w:top w:w="50" w:type="dxa"/>
-              <w:left w:w="90" w:type="dxa"/>
-              <w:bottom w:w="50" w:type="dxa"/>
-              <w:right w:w="90" w:type="dxa"/>
-            </w:tcMar>
             <w:vAlign w:val="center"/>
           </w:tcPr>
           <w:p>
@@ -19502,12 +17436,6 @@
               <w:right w:val="single" w:sz="6" w:space="0" w:color="1F3864"/>
             </w:tcBorders>
             <w:shd w:val="clear" w:color="auto" w:fill="D9E2F3"/>
-            <w:tcMar>
-              <w:top w:w="50" w:type="dxa"/>
-              <w:left w:w="90" w:type="dxa"/>
-              <w:bottom w:w="50" w:type="dxa"/>
-              <w:right w:w="90" w:type="dxa"/>
-            </w:tcMar>
             <w:vAlign w:val="center"/>
           </w:tcPr>
           <w:p>
@@ -19540,12 +17468,6 @@
               <w:right w:val="single" w:sz="6" w:space="0" w:color="1F3864"/>
             </w:tcBorders>
             <w:shd w:val="clear" w:color="auto" w:fill="D9E2F3"/>
-            <w:tcMar>
-              <w:top w:w="50" w:type="dxa"/>
-              <w:left w:w="90" w:type="dxa"/>
-              <w:bottom w:w="50" w:type="dxa"/>
-              <w:right w:w="90" w:type="dxa"/>
-            </w:tcMar>
             <w:vAlign w:val="center"/>
           </w:tcPr>
           <w:p>
@@ -19578,12 +17500,6 @@
               <w:right w:val="single" w:sz="6" w:space="0" w:color="1F3864"/>
             </w:tcBorders>
             <w:shd w:val="clear" w:color="auto" w:fill="D9E2F3"/>
-            <w:tcMar>
-              <w:top w:w="50" w:type="dxa"/>
-              <w:left w:w="90" w:type="dxa"/>
-              <w:bottom w:w="50" w:type="dxa"/>
-              <w:right w:w="90" w:type="dxa"/>
-            </w:tcMar>
             <w:vAlign w:val="center"/>
           </w:tcPr>
           <w:p>
@@ -19643,12 +17559,6 @@
               <w:right w:val="single" w:sz="6" w:space="0" w:color="1F3864"/>
             </w:tcBorders>
             <w:shd w:val="clear" w:color="auto" w:fill="D9E2F3"/>
-            <w:tcMar>
-              <w:top w:w="50" w:type="dxa"/>
-              <w:left w:w="90" w:type="dxa"/>
-              <w:bottom w:w="50" w:type="dxa"/>
-              <w:right w:w="90" w:type="dxa"/>
-            </w:tcMar>
             <w:vAlign w:val="center"/>
           </w:tcPr>
           <w:p>
@@ -19681,12 +17591,6 @@
               <w:right w:val="single" w:sz="6" w:space="0" w:color="1F3864"/>
             </w:tcBorders>
             <w:shd w:val="clear" w:color="auto" w:fill="D9E2F3"/>
-            <w:tcMar>
-              <w:top w:w="50" w:type="dxa"/>
-              <w:left w:w="90" w:type="dxa"/>
-              <w:bottom w:w="50" w:type="dxa"/>
-              <w:right w:w="90" w:type="dxa"/>
-            </w:tcMar>
             <w:vAlign w:val="center"/>
           </w:tcPr>
           <w:p>
@@ -19719,12 +17623,6 @@
               <w:right w:val="single" w:sz="6" w:space="0" w:color="1F3864"/>
             </w:tcBorders>
             <w:shd w:val="clear" w:color="auto" w:fill="D9E2F3"/>
-            <w:tcMar>
-              <w:top w:w="50" w:type="dxa"/>
-              <w:left w:w="90" w:type="dxa"/>
-              <w:bottom w:w="50" w:type="dxa"/>
-              <w:right w:w="90" w:type="dxa"/>
-            </w:tcMar>
             <w:vAlign w:val="center"/>
           </w:tcPr>
           <w:p>
@@ -19757,12 +17655,6 @@
               <w:right w:val="single" w:sz="6" w:space="0" w:color="1F3864"/>
             </w:tcBorders>
             <w:shd w:val="clear" w:color="auto" w:fill="D9E2F3"/>
-            <w:tcMar>
-              <w:top w:w="50" w:type="dxa"/>
-              <w:left w:w="90" w:type="dxa"/>
-              <w:bottom w:w="50" w:type="dxa"/>
-              <w:right w:w="90" w:type="dxa"/>
-            </w:tcMar>
             <w:vAlign w:val="center"/>
           </w:tcPr>
           <w:p>
@@ -19822,12 +17714,6 @@
               <w:right w:val="single" w:sz="6" w:space="0" w:color="1F3864"/>
             </w:tcBorders>
             <w:shd w:val="clear" w:color="auto" w:fill="D9E2F3"/>
-            <w:tcMar>
-              <w:top w:w="50" w:type="dxa"/>
-              <w:left w:w="90" w:type="dxa"/>
-              <w:bottom w:w="50" w:type="dxa"/>
-              <w:right w:w="90" w:type="dxa"/>
-            </w:tcMar>
             <w:vAlign w:val="center"/>
           </w:tcPr>
           <w:p>
@@ -19860,12 +17746,6 @@
               <w:right w:val="single" w:sz="6" w:space="0" w:color="1F3864"/>
             </w:tcBorders>
             <w:shd w:val="clear" w:color="auto" w:fill="D9E2F3"/>
-            <w:tcMar>
-              <w:top w:w="50" w:type="dxa"/>
-              <w:left w:w="90" w:type="dxa"/>
-              <w:bottom w:w="50" w:type="dxa"/>
-              <w:right w:w="90" w:type="dxa"/>
-            </w:tcMar>
             <w:vAlign w:val="center"/>
           </w:tcPr>
           <w:p>
@@ -19898,12 +17778,6 @@
               <w:right w:val="single" w:sz="6" w:space="0" w:color="1F3864"/>
             </w:tcBorders>
             <w:shd w:val="clear" w:color="auto" w:fill="D9E2F3"/>
-            <w:tcMar>
-              <w:top w:w="50" w:type="dxa"/>
-              <w:left w:w="90" w:type="dxa"/>
-              <w:bottom w:w="50" w:type="dxa"/>
-              <w:right w:w="90" w:type="dxa"/>
-            </w:tcMar>
             <w:vAlign w:val="center"/>
           </w:tcPr>
           <w:p>
@@ -19936,12 +17810,6 @@
               <w:right w:val="single" w:sz="6" w:space="0" w:color="1F3864"/>
             </w:tcBorders>
             <w:shd w:val="clear" w:color="auto" w:fill="D9E2F3"/>
-            <w:tcMar>
-              <w:top w:w="50" w:type="dxa"/>
-              <w:left w:w="90" w:type="dxa"/>
-              <w:bottom w:w="50" w:type="dxa"/>
-              <w:right w:w="90" w:type="dxa"/>
-            </w:tcMar>
             <w:vAlign w:val="center"/>
           </w:tcPr>
           <w:p>
@@ -20001,12 +17869,6 @@
               <w:right w:val="single" w:sz="6" w:space="0" w:color="1F3864"/>
             </w:tcBorders>
             <w:shd w:val="clear" w:color="auto" w:fill="D9E2F3"/>
-            <w:tcMar>
-              <w:top w:w="50" w:type="dxa"/>
-              <w:left w:w="90" w:type="dxa"/>
-              <w:bottom w:w="50" w:type="dxa"/>
-              <w:right w:w="90" w:type="dxa"/>
-            </w:tcMar>
             <w:vAlign w:val="center"/>
           </w:tcPr>
           <w:p>
@@ -20051,12 +17913,6 @@
               <w:right w:val="single" w:sz="6" w:space="0" w:color="1F3864"/>
             </w:tcBorders>
             <w:shd w:val="clear" w:color="auto" w:fill="4472C4"/>
-            <w:tcMar>
-              <w:top w:w="50" w:type="dxa"/>
-              <w:left w:w="90" w:type="dxa"/>
-              <w:bottom w:w="50" w:type="dxa"/>
-              <w:right w:w="90" w:type="dxa"/>
-            </w:tcMar>
             <w:vAlign w:val="center"/>
           </w:tcPr>
           <w:p>
@@ -20123,12 +17979,6 @@
               <w:right w:val="single" w:sz="6" w:space="0" w:color="1F3864"/>
             </w:tcBorders>
             <w:shd w:val="clear" w:color="auto" w:fill="4472C4"/>
-            <w:tcMar>
-              <w:top w:w="50" w:type="dxa"/>
-              <w:left w:w="90" w:type="dxa"/>
-              <w:bottom w:w="50" w:type="dxa"/>
-              <w:right w:w="90" w:type="dxa"/>
-            </w:tcMar>
             <w:vAlign w:val="center"/>
           </w:tcPr>
           <w:p>
@@ -20168,12 +18018,6 @@
               <w:right w:val="single" w:sz="6" w:space="0" w:color="1F3864"/>
             </w:tcBorders>
             <w:shd w:val="clear" w:color="auto" w:fill="4472C4"/>
-            <w:tcMar>
-              <w:top w:w="50" w:type="dxa"/>
-              <w:left w:w="90" w:type="dxa"/>
-              <w:bottom w:w="50" w:type="dxa"/>
-              <w:right w:w="90" w:type="dxa"/>
-            </w:tcMar>
             <w:vAlign w:val="center"/>
           </w:tcPr>
           <w:p>
@@ -20213,12 +18057,6 @@
               <w:right w:val="single" w:sz="6" w:space="0" w:color="1F3864"/>
             </w:tcBorders>
             <w:shd w:val="clear" w:color="auto" w:fill="4472C4"/>
-            <w:tcMar>
-              <w:top w:w="50" w:type="dxa"/>
-              <w:left w:w="90" w:type="dxa"/>
-              <w:bottom w:w="50" w:type="dxa"/>
-              <w:right w:w="90" w:type="dxa"/>
-            </w:tcMar>
             <w:vAlign w:val="center"/>
           </w:tcPr>
           <w:p>
@@ -20258,12 +18096,6 @@
               <w:right w:val="single" w:sz="6" w:space="0" w:color="1F3864"/>
             </w:tcBorders>
             <w:shd w:val="clear" w:color="auto" w:fill="4472C4"/>
-            <w:tcMar>
-              <w:top w:w="50" w:type="dxa"/>
-              <w:left w:w="90" w:type="dxa"/>
-              <w:bottom w:w="50" w:type="dxa"/>
-              <w:right w:w="90" w:type="dxa"/>
-            </w:tcMar>
             <w:vAlign w:val="center"/>
           </w:tcPr>
           <w:p>
@@ -20330,12 +18162,6 @@
               <w:right w:val="single" w:sz="6" w:space="0" w:color="1F3864"/>
             </w:tcBorders>
             <w:shd w:val="clear" w:color="auto" w:fill="D9E2F3"/>
-            <w:tcMar>
-              <w:top w:w="50" w:type="dxa"/>
-              <w:left w:w="90" w:type="dxa"/>
-              <w:bottom w:w="50" w:type="dxa"/>
-              <w:right w:w="90" w:type="dxa"/>
-            </w:tcMar>
             <w:vAlign w:val="center"/>
           </w:tcPr>
           <w:p>
@@ -20368,12 +18194,6 @@
               <w:right w:val="single" w:sz="6" w:space="0" w:color="1F3864"/>
             </w:tcBorders>
             <w:shd w:val="clear" w:color="auto" w:fill="D9E2F3"/>
-            <w:tcMar>
-              <w:top w:w="50" w:type="dxa"/>
-              <w:left w:w="90" w:type="dxa"/>
-              <w:bottom w:w="50" w:type="dxa"/>
-              <w:right w:w="90" w:type="dxa"/>
-            </w:tcMar>
             <w:vAlign w:val="center"/>
           </w:tcPr>
           <w:p>
@@ -20406,12 +18226,6 @@
               <w:right w:val="single" w:sz="6" w:space="0" w:color="1F3864"/>
             </w:tcBorders>
             <w:shd w:val="clear" w:color="auto" w:fill="D9E2F3"/>
-            <w:tcMar>
-              <w:top w:w="50" w:type="dxa"/>
-              <w:left w:w="90" w:type="dxa"/>
-              <w:bottom w:w="50" w:type="dxa"/>
-              <w:right w:w="90" w:type="dxa"/>
-            </w:tcMar>
             <w:vAlign w:val="center"/>
           </w:tcPr>
           <w:p>
@@ -20444,12 +18258,6 @@
               <w:right w:val="single" w:sz="6" w:space="0" w:color="1F3864"/>
             </w:tcBorders>
             <w:shd w:val="clear" w:color="auto" w:fill="D9E2F3"/>
-            <w:tcMar>
-              <w:top w:w="50" w:type="dxa"/>
-              <w:left w:w="90" w:type="dxa"/>
-              <w:bottom w:w="50" w:type="dxa"/>
-              <w:right w:w="90" w:type="dxa"/>
-            </w:tcMar>
             <w:vAlign w:val="center"/>
           </w:tcPr>
           <w:p>
@@ -20509,12 +18317,6 @@
               <w:right w:val="single" w:sz="6" w:space="0" w:color="1F3864"/>
             </w:tcBorders>
             <w:shd w:val="clear" w:color="auto" w:fill="D9E2F3"/>
-            <w:tcMar>
-              <w:top w:w="50" w:type="dxa"/>
-              <w:left w:w="90" w:type="dxa"/>
-              <w:bottom w:w="50" w:type="dxa"/>
-              <w:right w:w="90" w:type="dxa"/>
-            </w:tcMar>
             <w:vAlign w:val="center"/>
           </w:tcPr>
           <w:p>
@@ -20547,12 +18349,6 @@
               <w:right w:val="single" w:sz="6" w:space="0" w:color="1F3864"/>
             </w:tcBorders>
             <w:shd w:val="clear" w:color="auto" w:fill="D9E2F3"/>
-            <w:tcMar>
-              <w:top w:w="50" w:type="dxa"/>
-              <w:left w:w="90" w:type="dxa"/>
-              <w:bottom w:w="50" w:type="dxa"/>
-              <w:right w:w="90" w:type="dxa"/>
-            </w:tcMar>
             <w:vAlign w:val="center"/>
           </w:tcPr>
           <w:p>
@@ -20585,12 +18381,6 @@
               <w:right w:val="single" w:sz="6" w:space="0" w:color="1F3864"/>
             </w:tcBorders>
             <w:shd w:val="clear" w:color="auto" w:fill="D9E2F3"/>
-            <w:tcMar>
-              <w:top w:w="50" w:type="dxa"/>
-              <w:left w:w="90" w:type="dxa"/>
-              <w:bottom w:w="50" w:type="dxa"/>
-              <w:right w:w="90" w:type="dxa"/>
-            </w:tcMar>
             <w:vAlign w:val="center"/>
           </w:tcPr>
           <w:p>
@@ -20623,12 +18413,6 @@
               <w:right w:val="single" w:sz="6" w:space="0" w:color="1F3864"/>
             </w:tcBorders>
             <w:shd w:val="clear" w:color="auto" w:fill="D9E2F3"/>
-            <w:tcMar>
-              <w:top w:w="50" w:type="dxa"/>
-              <w:left w:w="90" w:type="dxa"/>
-              <w:bottom w:w="50" w:type="dxa"/>
-              <w:right w:w="90" w:type="dxa"/>
-            </w:tcMar>
             <w:vAlign w:val="center"/>
           </w:tcPr>
           <w:p>
@@ -20688,12 +18472,6 @@
               <w:right w:val="single" w:sz="6" w:space="0" w:color="1F3864"/>
             </w:tcBorders>
             <w:shd w:val="clear" w:color="auto" w:fill="D9E2F3"/>
-            <w:tcMar>
-              <w:top w:w="50" w:type="dxa"/>
-              <w:left w:w="90" w:type="dxa"/>
-              <w:bottom w:w="50" w:type="dxa"/>
-              <w:right w:w="90" w:type="dxa"/>
-            </w:tcMar>
             <w:vAlign w:val="center"/>
           </w:tcPr>
           <w:p>
@@ -20726,12 +18504,6 @@
               <w:right w:val="single" w:sz="6" w:space="0" w:color="1F3864"/>
             </w:tcBorders>
             <w:shd w:val="clear" w:color="auto" w:fill="D9E2F3"/>
-            <w:tcMar>
-              <w:top w:w="50" w:type="dxa"/>
-              <w:left w:w="90" w:type="dxa"/>
-              <w:bottom w:w="50" w:type="dxa"/>
-              <w:right w:w="90" w:type="dxa"/>
-            </w:tcMar>
             <w:vAlign w:val="center"/>
           </w:tcPr>
           <w:p>
@@ -20764,12 +18536,6 @@
               <w:right w:val="single" w:sz="6" w:space="0" w:color="1F3864"/>
             </w:tcBorders>
             <w:shd w:val="clear" w:color="auto" w:fill="D9E2F3"/>
-            <w:tcMar>
-              <w:top w:w="50" w:type="dxa"/>
-              <w:left w:w="90" w:type="dxa"/>
-              <w:bottom w:w="50" w:type="dxa"/>
-              <w:right w:w="90" w:type="dxa"/>
-            </w:tcMar>
             <w:vAlign w:val="center"/>
           </w:tcPr>
           <w:p>
@@ -20802,12 +18568,6 @@
               <w:right w:val="single" w:sz="6" w:space="0" w:color="1F3864"/>
             </w:tcBorders>
             <w:shd w:val="clear" w:color="auto" w:fill="D9E2F3"/>
-            <w:tcMar>
-              <w:top w:w="50" w:type="dxa"/>
-              <w:left w:w="90" w:type="dxa"/>
-              <w:bottom w:w="50" w:type="dxa"/>
-              <w:right w:w="90" w:type="dxa"/>
-            </w:tcMar>
             <w:vAlign w:val="center"/>
           </w:tcPr>
           <w:p>
@@ -20867,12 +18627,6 @@
               <w:right w:val="single" w:sz="6" w:space="0" w:color="1F3864"/>
             </w:tcBorders>
             <w:shd w:val="clear" w:color="auto" w:fill="D9E2F3"/>
-            <w:tcMar>
-              <w:top w:w="50" w:type="dxa"/>
-              <w:left w:w="90" w:type="dxa"/>
-              <w:bottom w:w="50" w:type="dxa"/>
-              <w:right w:w="90" w:type="dxa"/>
-            </w:tcMar>
             <w:vAlign w:val="center"/>
           </w:tcPr>
           <w:p>
@@ -20917,12 +18671,6 @@
               <w:right w:val="single" w:sz="6" w:space="0" w:color="1F3864"/>
             </w:tcBorders>
             <w:shd w:val="clear" w:color="auto" w:fill="4472C4"/>
-            <w:tcMar>
-              <w:top w:w="50" w:type="dxa"/>
-              <w:left w:w="90" w:type="dxa"/>
-              <w:bottom w:w="50" w:type="dxa"/>
-              <w:right w:w="90" w:type="dxa"/>
-            </w:tcMar>
             <w:vAlign w:val="center"/>
           </w:tcPr>
           <w:p>
@@ -20989,12 +18737,6 @@
               <w:right w:val="single" w:sz="6" w:space="0" w:color="1F3864"/>
             </w:tcBorders>
             <w:shd w:val="clear" w:color="auto" w:fill="4472C4"/>
-            <w:tcMar>
-              <w:top w:w="50" w:type="dxa"/>
-              <w:left w:w="90" w:type="dxa"/>
-              <w:bottom w:w="50" w:type="dxa"/>
-              <w:right w:w="90" w:type="dxa"/>
-            </w:tcMar>
             <w:vAlign w:val="center"/>
           </w:tcPr>
           <w:p>
@@ -21034,12 +18776,6 @@
               <w:right w:val="single" w:sz="6" w:space="0" w:color="1F3864"/>
             </w:tcBorders>
             <w:shd w:val="clear" w:color="auto" w:fill="4472C4"/>
-            <w:tcMar>
-              <w:top w:w="50" w:type="dxa"/>
-              <w:left w:w="90" w:type="dxa"/>
-              <w:bottom w:w="50" w:type="dxa"/>
-              <w:right w:w="90" w:type="dxa"/>
-            </w:tcMar>
             <w:vAlign w:val="center"/>
           </w:tcPr>
           <w:p>
@@ -21079,12 +18815,6 @@
               <w:right w:val="single" w:sz="6" w:space="0" w:color="1F3864"/>
             </w:tcBorders>
             <w:shd w:val="clear" w:color="auto" w:fill="4472C4"/>
-            <w:tcMar>
-              <w:top w:w="50" w:type="dxa"/>
-              <w:left w:w="90" w:type="dxa"/>
-              <w:bottom w:w="50" w:type="dxa"/>
-              <w:right w:w="90" w:type="dxa"/>
-            </w:tcMar>
             <w:vAlign w:val="center"/>
           </w:tcPr>
           <w:p>
@@ -21124,12 +18854,6 @@
               <w:right w:val="single" w:sz="6" w:space="0" w:color="1F3864"/>
             </w:tcBorders>
             <w:shd w:val="clear" w:color="auto" w:fill="4472C4"/>
-            <w:tcMar>
-              <w:top w:w="50" w:type="dxa"/>
-              <w:left w:w="90" w:type="dxa"/>
-              <w:bottom w:w="50" w:type="dxa"/>
-              <w:right w:w="90" w:type="dxa"/>
-            </w:tcMar>
             <w:vAlign w:val="center"/>
           </w:tcPr>
           <w:p>
@@ -21196,12 +18920,6 @@
               <w:right w:val="single" w:sz="6" w:space="0" w:color="1F3864"/>
             </w:tcBorders>
             <w:shd w:val="clear" w:color="auto" w:fill="D9E2F3"/>
-            <w:tcMar>
-              <w:top w:w="50" w:type="dxa"/>
-              <w:left w:w="90" w:type="dxa"/>
-              <w:bottom w:w="50" w:type="dxa"/>
-              <w:right w:w="90" w:type="dxa"/>
-            </w:tcMar>
             <w:vAlign w:val="center"/>
           </w:tcPr>
           <w:p>
@@ -21234,12 +18952,6 @@
               <w:right w:val="single" w:sz="6" w:space="0" w:color="1F3864"/>
             </w:tcBorders>
             <w:shd w:val="clear" w:color="auto" w:fill="D9E2F3"/>
-            <w:tcMar>
-              <w:top w:w="50" w:type="dxa"/>
-              <w:left w:w="90" w:type="dxa"/>
-              <w:bottom w:w="50" w:type="dxa"/>
-              <w:right w:w="90" w:type="dxa"/>
-            </w:tcMar>
             <w:vAlign w:val="center"/>
           </w:tcPr>
           <w:p>
@@ -21272,12 +18984,6 @@
               <w:right w:val="single" w:sz="6" w:space="0" w:color="1F3864"/>
             </w:tcBorders>
             <w:shd w:val="clear" w:color="auto" w:fill="D9E2F3"/>
-            <w:tcMar>
-              <w:top w:w="50" w:type="dxa"/>
-              <w:left w:w="90" w:type="dxa"/>
-              <w:bottom w:w="50" w:type="dxa"/>
-              <w:right w:w="90" w:type="dxa"/>
-            </w:tcMar>
             <w:vAlign w:val="center"/>
           </w:tcPr>
           <w:p>
@@ -21310,12 +19016,6 @@
               <w:right w:val="single" w:sz="6" w:space="0" w:color="1F3864"/>
             </w:tcBorders>
             <w:shd w:val="clear" w:color="auto" w:fill="D9E2F3"/>
-            <w:tcMar>
-              <w:top w:w="50" w:type="dxa"/>
-              <w:left w:w="90" w:type="dxa"/>
-              <w:bottom w:w="50" w:type="dxa"/>
-              <w:right w:w="90" w:type="dxa"/>
-            </w:tcMar>
             <w:vAlign w:val="center"/>
           </w:tcPr>
           <w:p>
@@ -21375,12 +19075,6 @@
               <w:right w:val="single" w:sz="6" w:space="0" w:color="1F3864"/>
             </w:tcBorders>
             <w:shd w:val="clear" w:color="auto" w:fill="D9E2F3"/>
-            <w:tcMar>
-              <w:top w:w="50" w:type="dxa"/>
-              <w:left w:w="90" w:type="dxa"/>
-              <w:bottom w:w="50" w:type="dxa"/>
-              <w:right w:w="90" w:type="dxa"/>
-            </w:tcMar>
             <w:vAlign w:val="center"/>
           </w:tcPr>
           <w:p>
@@ -21413,12 +19107,6 @@
               <w:right w:val="single" w:sz="6" w:space="0" w:color="1F3864"/>
             </w:tcBorders>
             <w:shd w:val="clear" w:color="auto" w:fill="D9E2F3"/>
-            <w:tcMar>
-              <w:top w:w="50" w:type="dxa"/>
-              <w:left w:w="90" w:type="dxa"/>
-              <w:bottom w:w="50" w:type="dxa"/>
-              <w:right w:w="90" w:type="dxa"/>
-            </w:tcMar>
             <w:vAlign w:val="center"/>
           </w:tcPr>
           <w:p>
@@ -21451,12 +19139,6 @@
               <w:right w:val="single" w:sz="6" w:space="0" w:color="1F3864"/>
             </w:tcBorders>
             <w:shd w:val="clear" w:color="auto" w:fill="D9E2F3"/>
-            <w:tcMar>
-              <w:top w:w="50" w:type="dxa"/>
-              <w:left w:w="90" w:type="dxa"/>
-              <w:bottom w:w="50" w:type="dxa"/>
-              <w:right w:w="90" w:type="dxa"/>
-            </w:tcMar>
             <w:vAlign w:val="center"/>
           </w:tcPr>
           <w:p>
@@ -21489,12 +19171,6 @@
               <w:right w:val="single" w:sz="6" w:space="0" w:color="1F3864"/>
             </w:tcBorders>
             <w:shd w:val="clear" w:color="auto" w:fill="D9E2F3"/>
-            <w:tcMar>
-              <w:top w:w="50" w:type="dxa"/>
-              <w:left w:w="90" w:type="dxa"/>
-              <w:bottom w:w="50" w:type="dxa"/>
-              <w:right w:w="90" w:type="dxa"/>
-            </w:tcMar>
             <w:vAlign w:val="center"/>
           </w:tcPr>
           <w:p>
@@ -21554,12 +19230,6 @@
               <w:right w:val="single" w:sz="6" w:space="0" w:color="1F3864"/>
             </w:tcBorders>
             <w:shd w:val="clear" w:color="auto" w:fill="D9E2F3"/>
-            <w:tcMar>
-              <w:top w:w="50" w:type="dxa"/>
-              <w:left w:w="90" w:type="dxa"/>
-              <w:bottom w:w="50" w:type="dxa"/>
-              <w:right w:w="90" w:type="dxa"/>
-            </w:tcMar>
             <w:vAlign w:val="center"/>
           </w:tcPr>
           <w:p>
@@ -21604,12 +19274,6 @@
               <w:right w:val="single" w:sz="6" w:space="0" w:color="1F3864"/>
             </w:tcBorders>
             <w:shd w:val="clear" w:color="auto" w:fill="4472C4"/>
-            <w:tcMar>
-              <w:top w:w="50" w:type="dxa"/>
-              <w:left w:w="90" w:type="dxa"/>
-              <w:bottom w:w="50" w:type="dxa"/>
-              <w:right w:w="90" w:type="dxa"/>
-            </w:tcMar>
             <w:vAlign w:val="center"/>
           </w:tcPr>
           <w:p>
@@ -21676,12 +19340,6 @@
               <w:right w:val="single" w:sz="6" w:space="0" w:color="1F3864"/>
             </w:tcBorders>
             <w:shd w:val="clear" w:color="auto" w:fill="4472C4"/>
-            <w:tcMar>
-              <w:top w:w="50" w:type="dxa"/>
-              <w:left w:w="90" w:type="dxa"/>
-              <w:bottom w:w="50" w:type="dxa"/>
-              <w:right w:w="90" w:type="dxa"/>
-            </w:tcMar>
             <w:vAlign w:val="center"/>
           </w:tcPr>
           <w:p>
@@ -21721,12 +19379,6 @@
               <w:right w:val="single" w:sz="6" w:space="0" w:color="1F3864"/>
             </w:tcBorders>
             <w:shd w:val="clear" w:color="auto" w:fill="4472C4"/>
-            <w:tcMar>
-              <w:top w:w="50" w:type="dxa"/>
-              <w:left w:w="90" w:type="dxa"/>
-              <w:bottom w:w="50" w:type="dxa"/>
-              <w:right w:w="90" w:type="dxa"/>
-            </w:tcMar>
             <w:vAlign w:val="center"/>
           </w:tcPr>
           <w:p>
@@ -21766,12 +19418,6 @@
               <w:right w:val="single" w:sz="6" w:space="0" w:color="1F3864"/>
             </w:tcBorders>
             <w:shd w:val="clear" w:color="auto" w:fill="4472C4"/>
-            <w:tcMar>
-              <w:top w:w="50" w:type="dxa"/>
-              <w:left w:w="90" w:type="dxa"/>
-              <w:bottom w:w="50" w:type="dxa"/>
-              <w:right w:w="90" w:type="dxa"/>
-            </w:tcMar>
             <w:vAlign w:val="center"/>
           </w:tcPr>
           <w:p>
@@ -21811,12 +19457,6 @@
               <w:right w:val="single" w:sz="6" w:space="0" w:color="1F3864"/>
             </w:tcBorders>
             <w:shd w:val="clear" w:color="auto" w:fill="4472C4"/>
-            <w:tcMar>
-              <w:top w:w="50" w:type="dxa"/>
-              <w:left w:w="90" w:type="dxa"/>
-              <w:bottom w:w="50" w:type="dxa"/>
-              <w:right w:w="90" w:type="dxa"/>
-            </w:tcMar>
             <w:vAlign w:val="center"/>
           </w:tcPr>
           <w:p>
@@ -21883,12 +19523,6 @@
               <w:right w:val="single" w:sz="6" w:space="0" w:color="1F3864"/>
             </w:tcBorders>
             <w:shd w:val="clear" w:color="auto" w:fill="D9E2F3"/>
-            <w:tcMar>
-              <w:top w:w="50" w:type="dxa"/>
-              <w:left w:w="90" w:type="dxa"/>
-              <w:bottom w:w="50" w:type="dxa"/>
-              <w:right w:w="90" w:type="dxa"/>
-            </w:tcMar>
             <w:vAlign w:val="center"/>
           </w:tcPr>
           <w:p>
@@ -21921,12 +19555,6 @@
               <w:right w:val="single" w:sz="6" w:space="0" w:color="1F3864"/>
             </w:tcBorders>
             <w:shd w:val="clear" w:color="auto" w:fill="D9E2F3"/>
-            <w:tcMar>
-              <w:top w:w="50" w:type="dxa"/>
-              <w:left w:w="90" w:type="dxa"/>
-              <w:bottom w:w="50" w:type="dxa"/>
-              <w:right w:w="90" w:type="dxa"/>
-            </w:tcMar>
             <w:vAlign w:val="center"/>
           </w:tcPr>
           <w:p>
@@ -21959,12 +19587,6 @@
               <w:right w:val="single" w:sz="6" w:space="0" w:color="1F3864"/>
             </w:tcBorders>
             <w:shd w:val="clear" w:color="auto" w:fill="D9E2F3"/>
-            <w:tcMar>
-              <w:top w:w="50" w:type="dxa"/>
-              <w:left w:w="90" w:type="dxa"/>
-              <w:bottom w:w="50" w:type="dxa"/>
-              <w:right w:w="90" w:type="dxa"/>
-            </w:tcMar>
             <w:vAlign w:val="center"/>
           </w:tcPr>
           <w:p>
@@ -21997,12 +19619,6 @@
               <w:right w:val="single" w:sz="6" w:space="0" w:color="1F3864"/>
             </w:tcBorders>
             <w:shd w:val="clear" w:color="auto" w:fill="D9E2F3"/>
-            <w:tcMar>
-              <w:top w:w="50" w:type="dxa"/>
-              <w:left w:w="90" w:type="dxa"/>
-              <w:bottom w:w="50" w:type="dxa"/>
-              <w:right w:w="90" w:type="dxa"/>
-            </w:tcMar>
             <w:vAlign w:val="center"/>
           </w:tcPr>
           <w:p>
@@ -22062,12 +19678,6 @@
               <w:right w:val="single" w:sz="6" w:space="0" w:color="1F3864"/>
             </w:tcBorders>
             <w:shd w:val="clear" w:color="auto" w:fill="D9E2F3"/>
-            <w:tcMar>
-              <w:top w:w="50" w:type="dxa"/>
-              <w:left w:w="90" w:type="dxa"/>
-              <w:bottom w:w="50" w:type="dxa"/>
-              <w:right w:w="90" w:type="dxa"/>
-            </w:tcMar>
             <w:vAlign w:val="center"/>
           </w:tcPr>
           <w:p>
@@ -22100,12 +19710,6 @@
               <w:right w:val="single" w:sz="6" w:space="0" w:color="1F3864"/>
             </w:tcBorders>
             <w:shd w:val="clear" w:color="auto" w:fill="D9E2F3"/>
-            <w:tcMar>
-              <w:top w:w="50" w:type="dxa"/>
-              <w:left w:w="90" w:type="dxa"/>
-              <w:bottom w:w="50" w:type="dxa"/>
-              <w:right w:w="90" w:type="dxa"/>
-            </w:tcMar>
             <w:vAlign w:val="center"/>
           </w:tcPr>
           <w:p>
@@ -22138,12 +19742,6 @@
               <w:right w:val="single" w:sz="6" w:space="0" w:color="1F3864"/>
             </w:tcBorders>
             <w:shd w:val="clear" w:color="auto" w:fill="D9E2F3"/>
-            <w:tcMar>
-              <w:top w:w="50" w:type="dxa"/>
-              <w:left w:w="90" w:type="dxa"/>
-              <w:bottom w:w="50" w:type="dxa"/>
-              <w:right w:w="90" w:type="dxa"/>
-            </w:tcMar>
             <w:vAlign w:val="center"/>
           </w:tcPr>
           <w:p>
@@ -22176,12 +19774,6 @@
               <w:right w:val="single" w:sz="6" w:space="0" w:color="1F3864"/>
             </w:tcBorders>
             <w:shd w:val="clear" w:color="auto" w:fill="D9E2F3"/>
-            <w:tcMar>
-              <w:top w:w="50" w:type="dxa"/>
-              <w:left w:w="90" w:type="dxa"/>
-              <w:bottom w:w="50" w:type="dxa"/>
-              <w:right w:w="90" w:type="dxa"/>
-            </w:tcMar>
             <w:vAlign w:val="center"/>
           </w:tcPr>
           <w:p>
@@ -22241,12 +19833,6 @@
               <w:right w:val="single" w:sz="6" w:space="0" w:color="1F3864"/>
             </w:tcBorders>
             <w:shd w:val="clear" w:color="auto" w:fill="D9E2F3"/>
-            <w:tcMar>
-              <w:top w:w="50" w:type="dxa"/>
-              <w:left w:w="90" w:type="dxa"/>
-              <w:bottom w:w="50" w:type="dxa"/>
-              <w:right w:w="90" w:type="dxa"/>
-            </w:tcMar>
             <w:vAlign w:val="center"/>
           </w:tcPr>
           <w:p>
@@ -22279,12 +19865,6 @@
               <w:right w:val="single" w:sz="6" w:space="0" w:color="1F3864"/>
             </w:tcBorders>
             <w:shd w:val="clear" w:color="auto" w:fill="D9E2F3"/>
-            <w:tcMar>
-              <w:top w:w="50" w:type="dxa"/>
-              <w:left w:w="90" w:type="dxa"/>
-              <w:bottom w:w="50" w:type="dxa"/>
-              <w:right w:w="90" w:type="dxa"/>
-            </w:tcMar>
             <w:vAlign w:val="center"/>
           </w:tcPr>
           <w:p>
@@ -22317,12 +19897,6 @@
               <w:right w:val="single" w:sz="6" w:space="0" w:color="1F3864"/>
             </w:tcBorders>
             <w:shd w:val="clear" w:color="auto" w:fill="D9E2F3"/>
-            <w:tcMar>
-              <w:top w:w="50" w:type="dxa"/>
-              <w:left w:w="90" w:type="dxa"/>
-              <w:bottom w:w="50" w:type="dxa"/>
-              <w:right w:w="90" w:type="dxa"/>
-            </w:tcMar>
             <w:vAlign w:val="center"/>
           </w:tcPr>
           <w:p>
@@ -22355,12 +19929,6 @@
               <w:right w:val="single" w:sz="6" w:space="0" w:color="1F3864"/>
             </w:tcBorders>
             <w:shd w:val="clear" w:color="auto" w:fill="D9E2F3"/>
-            <w:tcMar>
-              <w:top w:w="50" w:type="dxa"/>
-              <w:left w:w="90" w:type="dxa"/>
-              <w:bottom w:w="50" w:type="dxa"/>
-              <w:right w:w="90" w:type="dxa"/>
-            </w:tcMar>
             <w:vAlign w:val="center"/>
           </w:tcPr>
           <w:p>
@@ -22420,12 +19988,6 @@
               <w:right w:val="single" w:sz="6" w:space="0" w:color="1F3864"/>
             </w:tcBorders>
             <w:shd w:val="clear" w:color="auto" w:fill="D9E2F3"/>
-            <w:tcMar>
-              <w:top w:w="50" w:type="dxa"/>
-              <w:left w:w="90" w:type="dxa"/>
-              <w:bottom w:w="50" w:type="dxa"/>
-              <w:right w:w="90" w:type="dxa"/>
-            </w:tcMar>
             <w:vAlign w:val="center"/>
           </w:tcPr>
           <w:p>
@@ -22470,12 +20032,6 @@
               <w:right w:val="single" w:sz="6" w:space="0" w:color="1F3864"/>
             </w:tcBorders>
             <w:shd w:val="clear" w:color="auto" w:fill="4472C4"/>
-            <w:tcMar>
-              <w:top w:w="50" w:type="dxa"/>
-              <w:left w:w="90" w:type="dxa"/>
-              <w:bottom w:w="50" w:type="dxa"/>
-              <w:right w:w="90" w:type="dxa"/>
-            </w:tcMar>
             <w:vAlign w:val="center"/>
           </w:tcPr>
           <w:p>
@@ -22542,12 +20098,6 @@
               <w:right w:val="single" w:sz="6" w:space="0" w:color="1F3864"/>
             </w:tcBorders>
             <w:shd w:val="clear" w:color="auto" w:fill="4472C4"/>
-            <w:tcMar>
-              <w:top w:w="50" w:type="dxa"/>
-              <w:left w:w="90" w:type="dxa"/>
-              <w:bottom w:w="50" w:type="dxa"/>
-              <w:right w:w="90" w:type="dxa"/>
-            </w:tcMar>
             <w:vAlign w:val="center"/>
           </w:tcPr>
           <w:p>
@@ -22587,12 +20137,6 @@
               <w:right w:val="single" w:sz="6" w:space="0" w:color="1F3864"/>
             </w:tcBorders>
             <w:shd w:val="clear" w:color="auto" w:fill="4472C4"/>
-            <w:tcMar>
-              <w:top w:w="50" w:type="dxa"/>
-              <w:left w:w="90" w:type="dxa"/>
-              <w:bottom w:w="50" w:type="dxa"/>
-              <w:right w:w="90" w:type="dxa"/>
-            </w:tcMar>
             <w:vAlign w:val="center"/>
           </w:tcPr>
           <w:p>
@@ -22632,12 +20176,6 @@
               <w:right w:val="single" w:sz="6" w:space="0" w:color="1F3864"/>
             </w:tcBorders>
             <w:shd w:val="clear" w:color="auto" w:fill="4472C4"/>
-            <w:tcMar>
-              <w:top w:w="50" w:type="dxa"/>
-              <w:left w:w="90" w:type="dxa"/>
-              <w:bottom w:w="50" w:type="dxa"/>
-              <w:right w:w="90" w:type="dxa"/>
-            </w:tcMar>
             <w:vAlign w:val="center"/>
           </w:tcPr>
           <w:p>
@@ -22677,12 +20215,6 @@
               <w:right w:val="single" w:sz="6" w:space="0" w:color="1F3864"/>
             </w:tcBorders>
             <w:shd w:val="clear" w:color="auto" w:fill="4472C4"/>
-            <w:tcMar>
-              <w:top w:w="50" w:type="dxa"/>
-              <w:left w:w="90" w:type="dxa"/>
-              <w:bottom w:w="50" w:type="dxa"/>
-              <w:right w:w="90" w:type="dxa"/>
-            </w:tcMar>
             <w:vAlign w:val="center"/>
           </w:tcPr>
           <w:p>
@@ -22749,12 +20281,6 @@
               <w:right w:val="single" w:sz="6" w:space="0" w:color="1F3864"/>
             </w:tcBorders>
             <w:shd w:val="clear" w:color="auto" w:fill="D9E2F3"/>
-            <w:tcMar>
-              <w:top w:w="50" w:type="dxa"/>
-              <w:left w:w="90" w:type="dxa"/>
-              <w:bottom w:w="50" w:type="dxa"/>
-              <w:right w:w="90" w:type="dxa"/>
-            </w:tcMar>
             <w:vAlign w:val="center"/>
           </w:tcPr>
           <w:p>
@@ -22787,12 +20313,6 @@
               <w:right w:val="single" w:sz="6" w:space="0" w:color="1F3864"/>
             </w:tcBorders>
             <w:shd w:val="clear" w:color="auto" w:fill="D9E2F3"/>
-            <w:tcMar>
-              <w:top w:w="50" w:type="dxa"/>
-              <w:left w:w="90" w:type="dxa"/>
-              <w:bottom w:w="50" w:type="dxa"/>
-              <w:right w:w="90" w:type="dxa"/>
-            </w:tcMar>
             <w:vAlign w:val="center"/>
           </w:tcPr>
           <w:p>
@@ -22825,12 +20345,6 @@
               <w:right w:val="single" w:sz="6" w:space="0" w:color="1F3864"/>
             </w:tcBorders>
             <w:shd w:val="clear" w:color="auto" w:fill="D9E2F3"/>
-            <w:tcMar>
-              <w:top w:w="50" w:type="dxa"/>
-              <w:left w:w="90" w:type="dxa"/>
-              <w:bottom w:w="50" w:type="dxa"/>
-              <w:right w:w="90" w:type="dxa"/>
-            </w:tcMar>
             <w:vAlign w:val="center"/>
           </w:tcPr>
           <w:p>
@@ -22863,12 +20377,6 @@
               <w:right w:val="single" w:sz="6" w:space="0" w:color="1F3864"/>
             </w:tcBorders>
             <w:shd w:val="clear" w:color="auto" w:fill="D9E2F3"/>
-            <w:tcMar>
-              <w:top w:w="50" w:type="dxa"/>
-              <w:left w:w="90" w:type="dxa"/>
-              <w:bottom w:w="50" w:type="dxa"/>
-              <w:right w:w="90" w:type="dxa"/>
-            </w:tcMar>
             <w:vAlign w:val="center"/>
           </w:tcPr>
           <w:p>
@@ -22928,12 +20436,6 @@
               <w:right w:val="single" w:sz="6" w:space="0" w:color="1F3864"/>
             </w:tcBorders>
             <w:shd w:val="clear" w:color="auto" w:fill="D9E2F3"/>
-            <w:tcMar>
-              <w:top w:w="50" w:type="dxa"/>
-              <w:left w:w="90" w:type="dxa"/>
-              <w:bottom w:w="50" w:type="dxa"/>
-              <w:right w:w="90" w:type="dxa"/>
-            </w:tcMar>
             <w:vAlign w:val="center"/>
           </w:tcPr>
           <w:p>
@@ -22966,12 +20468,6 @@
               <w:right w:val="single" w:sz="6" w:space="0" w:color="1F3864"/>
             </w:tcBorders>
             <w:shd w:val="clear" w:color="auto" w:fill="D9E2F3"/>
-            <w:tcMar>
-              <w:top w:w="50" w:type="dxa"/>
-              <w:left w:w="90" w:type="dxa"/>
-              <w:bottom w:w="50" w:type="dxa"/>
-              <w:right w:w="90" w:type="dxa"/>
-            </w:tcMar>
             <w:vAlign w:val="center"/>
           </w:tcPr>
           <w:p>
@@ -23004,12 +20500,6 @@
               <w:right w:val="single" w:sz="6" w:space="0" w:color="1F3864"/>
             </w:tcBorders>
             <w:shd w:val="clear" w:color="auto" w:fill="D9E2F3"/>
-            <w:tcMar>
-              <w:top w:w="50" w:type="dxa"/>
-              <w:left w:w="90" w:type="dxa"/>
-              <w:bottom w:w="50" w:type="dxa"/>
-              <w:right w:w="90" w:type="dxa"/>
-            </w:tcMar>
             <w:vAlign w:val="center"/>
           </w:tcPr>
           <w:p>
@@ -23042,12 +20532,6 @@
               <w:right w:val="single" w:sz="6" w:space="0" w:color="1F3864"/>
             </w:tcBorders>
             <w:shd w:val="clear" w:color="auto" w:fill="D9E2F3"/>
-            <w:tcMar>
-              <w:top w:w="50" w:type="dxa"/>
-              <w:left w:w="90" w:type="dxa"/>
-              <w:bottom w:w="50" w:type="dxa"/>
-              <w:right w:w="90" w:type="dxa"/>
-            </w:tcMar>
             <w:vAlign w:val="center"/>
           </w:tcPr>
           <w:p>
@@ -23107,12 +20591,6 @@
               <w:right w:val="single" w:sz="6" w:space="0" w:color="1F3864"/>
             </w:tcBorders>
             <w:shd w:val="clear" w:color="auto" w:fill="D9E2F3"/>
-            <w:tcMar>
-              <w:top w:w="50" w:type="dxa"/>
-              <w:left w:w="90" w:type="dxa"/>
-              <w:bottom w:w="50" w:type="dxa"/>
-              <w:right w:w="90" w:type="dxa"/>
-            </w:tcMar>
             <w:vAlign w:val="center"/>
           </w:tcPr>
           <w:p>
@@ -23145,12 +20623,6 @@
               <w:right w:val="single" w:sz="6" w:space="0" w:color="1F3864"/>
             </w:tcBorders>
             <w:shd w:val="clear" w:color="auto" w:fill="D9E2F3"/>
-            <w:tcMar>
-              <w:top w:w="50" w:type="dxa"/>
-              <w:left w:w="90" w:type="dxa"/>
-              <w:bottom w:w="50" w:type="dxa"/>
-              <w:right w:w="90" w:type="dxa"/>
-            </w:tcMar>
             <w:vAlign w:val="center"/>
           </w:tcPr>
           <w:p>
@@ -23183,12 +20655,6 @@
               <w:right w:val="single" w:sz="6" w:space="0" w:color="1F3864"/>
             </w:tcBorders>
             <w:shd w:val="clear" w:color="auto" w:fill="D9E2F3"/>
-            <w:tcMar>
-              <w:top w:w="50" w:type="dxa"/>
-              <w:left w:w="90" w:type="dxa"/>
-              <w:bottom w:w="50" w:type="dxa"/>
-              <w:right w:w="90" w:type="dxa"/>
-            </w:tcMar>
             <w:vAlign w:val="center"/>
           </w:tcPr>
           <w:p>
@@ -23221,12 +20687,6 @@
               <w:right w:val="single" w:sz="6" w:space="0" w:color="1F3864"/>
             </w:tcBorders>
             <w:shd w:val="clear" w:color="auto" w:fill="D9E2F3"/>
-            <w:tcMar>
-              <w:top w:w="50" w:type="dxa"/>
-              <w:left w:w="90" w:type="dxa"/>
-              <w:bottom w:w="50" w:type="dxa"/>
-              <w:right w:w="90" w:type="dxa"/>
-            </w:tcMar>
             <w:vAlign w:val="center"/>
           </w:tcPr>
           <w:p>
@@ -23286,12 +20746,6 @@
               <w:right w:val="single" w:sz="6" w:space="0" w:color="1F3864"/>
             </w:tcBorders>
             <w:shd w:val="clear" w:color="auto" w:fill="D9E2F3"/>
-            <w:tcMar>
-              <w:top w:w="50" w:type="dxa"/>
-              <w:left w:w="90" w:type="dxa"/>
-              <w:bottom w:w="50" w:type="dxa"/>
-              <w:right w:w="90" w:type="dxa"/>
-            </w:tcMar>
             <w:vAlign w:val="center"/>
           </w:tcPr>
           <w:p>
@@ -23336,12 +20790,6 @@
               <w:right w:val="single" w:sz="6" w:space="0" w:color="1F3864"/>
             </w:tcBorders>
             <w:shd w:val="clear" w:color="auto" w:fill="4472C4"/>
-            <w:tcMar>
-              <w:top w:w="50" w:type="dxa"/>
-              <w:left w:w="90" w:type="dxa"/>
-              <w:bottom w:w="50" w:type="dxa"/>
-              <w:right w:w="90" w:type="dxa"/>
-            </w:tcMar>
             <w:vAlign w:val="center"/>
           </w:tcPr>
           <w:p>
@@ -23408,12 +20856,6 @@
               <w:right w:val="single" w:sz="6" w:space="0" w:color="1F3864"/>
             </w:tcBorders>
             <w:shd w:val="clear" w:color="auto" w:fill="4472C4"/>
-            <w:tcMar>
-              <w:top w:w="50" w:type="dxa"/>
-              <w:left w:w="90" w:type="dxa"/>
-              <w:bottom w:w="50" w:type="dxa"/>
-              <w:right w:w="90" w:type="dxa"/>
-            </w:tcMar>
             <w:vAlign w:val="center"/>
           </w:tcPr>
           <w:p>
@@ -23453,12 +20895,6 @@
               <w:right w:val="single" w:sz="6" w:space="0" w:color="1F3864"/>
             </w:tcBorders>
             <w:shd w:val="clear" w:color="auto" w:fill="4472C4"/>
-            <w:tcMar>
-              <w:top w:w="50" w:type="dxa"/>
-              <w:left w:w="90" w:type="dxa"/>
-              <w:bottom w:w="50" w:type="dxa"/>
-              <w:right w:w="90" w:type="dxa"/>
-            </w:tcMar>
             <w:vAlign w:val="center"/>
           </w:tcPr>
           <w:p>
@@ -23498,12 +20934,6 @@
               <w:right w:val="single" w:sz="6" w:space="0" w:color="1F3864"/>
             </w:tcBorders>
             <w:shd w:val="clear" w:color="auto" w:fill="4472C4"/>
-            <w:tcMar>
-              <w:top w:w="50" w:type="dxa"/>
-              <w:left w:w="90" w:type="dxa"/>
-              <w:bottom w:w="50" w:type="dxa"/>
-              <w:right w:w="90" w:type="dxa"/>
-            </w:tcMar>
             <w:vAlign w:val="center"/>
           </w:tcPr>
           <w:p>
@@ -23543,12 +20973,6 @@
               <w:right w:val="single" w:sz="6" w:space="0" w:color="1F3864"/>
             </w:tcBorders>
             <w:shd w:val="clear" w:color="auto" w:fill="4472C4"/>
-            <w:tcMar>
-              <w:top w:w="50" w:type="dxa"/>
-              <w:left w:w="90" w:type="dxa"/>
-              <w:bottom w:w="50" w:type="dxa"/>
-              <w:right w:w="90" w:type="dxa"/>
-            </w:tcMar>
             <w:vAlign w:val="center"/>
           </w:tcPr>
           <w:p>
@@ -23615,12 +21039,6 @@
               <w:right w:val="single" w:sz="6" w:space="0" w:color="1F3864"/>
             </w:tcBorders>
             <w:shd w:val="clear" w:color="auto" w:fill="D9E2F3"/>
-            <w:tcMar>
-              <w:top w:w="50" w:type="dxa"/>
-              <w:left w:w="90" w:type="dxa"/>
-              <w:bottom w:w="50" w:type="dxa"/>
-              <w:right w:w="90" w:type="dxa"/>
-            </w:tcMar>
             <w:vAlign w:val="center"/>
           </w:tcPr>
           <w:p>
@@ -23653,12 +21071,6 @@
               <w:right w:val="single" w:sz="6" w:space="0" w:color="1F3864"/>
             </w:tcBorders>
             <w:shd w:val="clear" w:color="auto" w:fill="D9E2F3"/>
-            <w:tcMar>
-              <w:top w:w="50" w:type="dxa"/>
-              <w:left w:w="90" w:type="dxa"/>
-              <w:bottom w:w="50" w:type="dxa"/>
-              <w:right w:w="90" w:type="dxa"/>
-            </w:tcMar>
             <w:vAlign w:val="center"/>
           </w:tcPr>
           <w:p>
@@ -23691,12 +21103,6 @@
               <w:right w:val="single" w:sz="6" w:space="0" w:color="1F3864"/>
             </w:tcBorders>
             <w:shd w:val="clear" w:color="auto" w:fill="D9E2F3"/>
-            <w:tcMar>
-              <w:top w:w="50" w:type="dxa"/>
-              <w:left w:w="90" w:type="dxa"/>
-              <w:bottom w:w="50" w:type="dxa"/>
-              <w:right w:w="90" w:type="dxa"/>
-            </w:tcMar>
             <w:vAlign w:val="center"/>
           </w:tcPr>
           <w:p>
@@ -23729,12 +21135,6 @@
               <w:right w:val="single" w:sz="6" w:space="0" w:color="1F3864"/>
             </w:tcBorders>
             <w:shd w:val="clear" w:color="auto" w:fill="D9E2F3"/>
-            <w:tcMar>
-              <w:top w:w="50" w:type="dxa"/>
-              <w:left w:w="90" w:type="dxa"/>
-              <w:bottom w:w="50" w:type="dxa"/>
-              <w:right w:w="90" w:type="dxa"/>
-            </w:tcMar>
             <w:vAlign w:val="center"/>
           </w:tcPr>
           <w:p>
@@ -23794,12 +21194,6 @@
               <w:right w:val="single" w:sz="6" w:space="0" w:color="1F3864"/>
             </w:tcBorders>
             <w:shd w:val="clear" w:color="auto" w:fill="D9E2F3"/>
-            <w:tcMar>
-              <w:top w:w="50" w:type="dxa"/>
-              <w:left w:w="90" w:type="dxa"/>
-              <w:bottom w:w="50" w:type="dxa"/>
-              <w:right w:w="90" w:type="dxa"/>
-            </w:tcMar>
             <w:vAlign w:val="center"/>
           </w:tcPr>
           <w:p>
@@ -23832,12 +21226,6 @@
               <w:right w:val="single" w:sz="6" w:space="0" w:color="1F3864"/>
             </w:tcBorders>
             <w:shd w:val="clear" w:color="auto" w:fill="D9E2F3"/>
-            <w:tcMar>
-              <w:top w:w="50" w:type="dxa"/>
-              <w:left w:w="90" w:type="dxa"/>
-              <w:bottom w:w="50" w:type="dxa"/>
-              <w:right w:w="90" w:type="dxa"/>
-            </w:tcMar>
             <w:vAlign w:val="center"/>
           </w:tcPr>
           <w:p>
@@ -23870,12 +21258,6 @@
               <w:right w:val="single" w:sz="6" w:space="0" w:color="1F3864"/>
             </w:tcBorders>
             <w:shd w:val="clear" w:color="auto" w:fill="D9E2F3"/>
-            <w:tcMar>
-              <w:top w:w="50" w:type="dxa"/>
-              <w:left w:w="90" w:type="dxa"/>
-              <w:bottom w:w="50" w:type="dxa"/>
-              <w:right w:w="90" w:type="dxa"/>
-            </w:tcMar>
             <w:vAlign w:val="center"/>
           </w:tcPr>
           <w:p>
@@ -23908,12 +21290,6 @@
               <w:right w:val="single" w:sz="6" w:space="0" w:color="1F3864"/>
             </w:tcBorders>
             <w:shd w:val="clear" w:color="auto" w:fill="D9E2F3"/>
-            <w:tcMar>
-              <w:top w:w="50" w:type="dxa"/>
-              <w:left w:w="90" w:type="dxa"/>
-              <w:bottom w:w="50" w:type="dxa"/>
-              <w:right w:w="90" w:type="dxa"/>
-            </w:tcMar>
             <w:vAlign w:val="center"/>
           </w:tcPr>
           <w:p>
@@ -23973,12 +21349,6 @@
               <w:right w:val="single" w:sz="6" w:space="0" w:color="1F3864"/>
             </w:tcBorders>
             <w:shd w:val="clear" w:color="auto" w:fill="D9E2F3"/>
-            <w:tcMar>
-              <w:top w:w="50" w:type="dxa"/>
-              <w:left w:w="90" w:type="dxa"/>
-              <w:bottom w:w="50" w:type="dxa"/>
-              <w:right w:w="90" w:type="dxa"/>
-            </w:tcMar>
             <w:vAlign w:val="center"/>
           </w:tcPr>
           <w:p>
@@ -24011,12 +21381,6 @@
               <w:right w:val="single" w:sz="6" w:space="0" w:color="1F3864"/>
             </w:tcBorders>
             <w:shd w:val="clear" w:color="auto" w:fill="D9E2F3"/>
-            <w:tcMar>
-              <w:top w:w="50" w:type="dxa"/>
-              <w:left w:w="90" w:type="dxa"/>
-              <w:bottom w:w="50" w:type="dxa"/>
-              <w:right w:w="90" w:type="dxa"/>
-            </w:tcMar>
             <w:vAlign w:val="center"/>
           </w:tcPr>
           <w:p>
@@ -24049,12 +21413,6 @@
               <w:right w:val="single" w:sz="6" w:space="0" w:color="1F3864"/>
             </w:tcBorders>
             <w:shd w:val="clear" w:color="auto" w:fill="D9E2F3"/>
-            <w:tcMar>
-              <w:top w:w="50" w:type="dxa"/>
-              <w:left w:w="90" w:type="dxa"/>
-              <w:bottom w:w="50" w:type="dxa"/>
-              <w:right w:w="90" w:type="dxa"/>
-            </w:tcMar>
             <w:vAlign w:val="center"/>
           </w:tcPr>
           <w:p>
@@ -24087,12 +21445,6 @@
               <w:right w:val="single" w:sz="6" w:space="0" w:color="1F3864"/>
             </w:tcBorders>
             <w:shd w:val="clear" w:color="auto" w:fill="D9E2F3"/>
-            <w:tcMar>
-              <w:top w:w="50" w:type="dxa"/>
-              <w:left w:w="90" w:type="dxa"/>
-              <w:bottom w:w="50" w:type="dxa"/>
-              <w:right w:w="90" w:type="dxa"/>
-            </w:tcMar>
             <w:vAlign w:val="center"/>
           </w:tcPr>
           <w:p>
@@ -24152,12 +21504,6 @@
               <w:right w:val="single" w:sz="6" w:space="0" w:color="1F3864"/>
             </w:tcBorders>
             <w:shd w:val="clear" w:color="auto" w:fill="D9E2F3"/>
-            <w:tcMar>
-              <w:top w:w="50" w:type="dxa"/>
-              <w:left w:w="90" w:type="dxa"/>
-              <w:bottom w:w="50" w:type="dxa"/>
-              <w:right w:w="90" w:type="dxa"/>
-            </w:tcMar>
             <w:vAlign w:val="center"/>
           </w:tcPr>
           <w:p>
@@ -24202,12 +21548,6 @@
               <w:right w:val="single" w:sz="6" w:space="0" w:color="1F3864"/>
             </w:tcBorders>
             <w:shd w:val="clear" w:color="auto" w:fill="4472C4"/>
-            <w:tcMar>
-              <w:top w:w="50" w:type="dxa"/>
-              <w:left w:w="90" w:type="dxa"/>
-              <w:bottom w:w="50" w:type="dxa"/>
-              <w:right w:w="90" w:type="dxa"/>
-            </w:tcMar>
             <w:vAlign w:val="center"/>
           </w:tcPr>
           <w:p>
@@ -24274,12 +21614,6 @@
               <w:right w:val="single" w:sz="6" w:space="0" w:color="1F3864"/>
             </w:tcBorders>
             <w:shd w:val="clear" w:color="auto" w:fill="4472C4"/>
-            <w:tcMar>
-              <w:top w:w="50" w:type="dxa"/>
-              <w:left w:w="90" w:type="dxa"/>
-              <w:bottom w:w="50" w:type="dxa"/>
-              <w:right w:w="90" w:type="dxa"/>
-            </w:tcMar>
             <w:vAlign w:val="center"/>
           </w:tcPr>
           <w:p>
@@ -24319,12 +21653,6 @@
               <w:right w:val="single" w:sz="6" w:space="0" w:color="1F3864"/>
             </w:tcBorders>
             <w:shd w:val="clear" w:color="auto" w:fill="4472C4"/>
-            <w:tcMar>
-              <w:top w:w="50" w:type="dxa"/>
-              <w:left w:w="90" w:type="dxa"/>
-              <w:bottom w:w="50" w:type="dxa"/>
-              <w:right w:w="90" w:type="dxa"/>
-            </w:tcMar>
             <w:vAlign w:val="center"/>
           </w:tcPr>
           <w:p>
@@ -24364,12 +21692,6 @@
               <w:right w:val="single" w:sz="6" w:space="0" w:color="1F3864"/>
             </w:tcBorders>
             <w:shd w:val="clear" w:color="auto" w:fill="4472C4"/>
-            <w:tcMar>
-              <w:top w:w="50" w:type="dxa"/>
-              <w:left w:w="90" w:type="dxa"/>
-              <w:bottom w:w="50" w:type="dxa"/>
-              <w:right w:w="90" w:type="dxa"/>
-            </w:tcMar>
             <w:vAlign w:val="center"/>
           </w:tcPr>
           <w:p>
@@ -24409,12 +21731,6 @@
               <w:right w:val="single" w:sz="6" w:space="0" w:color="1F3864"/>
             </w:tcBorders>
             <w:shd w:val="clear" w:color="auto" w:fill="4472C4"/>
-            <w:tcMar>
-              <w:top w:w="50" w:type="dxa"/>
-              <w:left w:w="90" w:type="dxa"/>
-              <w:bottom w:w="50" w:type="dxa"/>
-              <w:right w:w="90" w:type="dxa"/>
-            </w:tcMar>
             <w:vAlign w:val="center"/>
           </w:tcPr>
           <w:p>
@@ -24481,12 +21797,6 @@
               <w:right w:val="single" w:sz="6" w:space="0" w:color="1F3864"/>
             </w:tcBorders>
             <w:shd w:val="clear" w:color="auto" w:fill="D9E2F3"/>
-            <w:tcMar>
-              <w:top w:w="50" w:type="dxa"/>
-              <w:left w:w="90" w:type="dxa"/>
-              <w:bottom w:w="50" w:type="dxa"/>
-              <w:right w:w="90" w:type="dxa"/>
-            </w:tcMar>
             <w:vAlign w:val="center"/>
           </w:tcPr>
           <w:p>
@@ -24519,12 +21829,6 @@
               <w:right w:val="single" w:sz="6" w:space="0" w:color="1F3864"/>
             </w:tcBorders>
             <w:shd w:val="clear" w:color="auto" w:fill="D9E2F3"/>
-            <w:tcMar>
-              <w:top w:w="50" w:type="dxa"/>
-              <w:left w:w="90" w:type="dxa"/>
-              <w:bottom w:w="50" w:type="dxa"/>
-              <w:right w:w="90" w:type="dxa"/>
-            </w:tcMar>
             <w:vAlign w:val="center"/>
           </w:tcPr>
           <w:p>
@@ -24557,12 +21861,6 @@
               <w:right w:val="single" w:sz="6" w:space="0" w:color="1F3864"/>
             </w:tcBorders>
             <w:shd w:val="clear" w:color="auto" w:fill="D9E2F3"/>
-            <w:tcMar>
-              <w:top w:w="50" w:type="dxa"/>
-              <w:left w:w="90" w:type="dxa"/>
-              <w:bottom w:w="50" w:type="dxa"/>
-              <w:right w:w="90" w:type="dxa"/>
-            </w:tcMar>
             <w:vAlign w:val="center"/>
           </w:tcPr>
           <w:p>
@@ -24595,12 +21893,6 @@
               <w:right w:val="single" w:sz="6" w:space="0" w:color="1F3864"/>
             </w:tcBorders>
             <w:shd w:val="clear" w:color="auto" w:fill="D9E2F3"/>
-            <w:tcMar>
-              <w:top w:w="50" w:type="dxa"/>
-              <w:left w:w="90" w:type="dxa"/>
-              <w:bottom w:w="50" w:type="dxa"/>
-              <w:right w:w="90" w:type="dxa"/>
-            </w:tcMar>
             <w:vAlign w:val="center"/>
           </w:tcPr>
           <w:p>
@@ -24660,12 +21952,6 @@
               <w:right w:val="single" w:sz="6" w:space="0" w:color="1F3864"/>
             </w:tcBorders>
             <w:shd w:val="clear" w:color="auto" w:fill="D9E2F3"/>
-            <w:tcMar>
-              <w:top w:w="50" w:type="dxa"/>
-              <w:left w:w="90" w:type="dxa"/>
-              <w:bottom w:w="50" w:type="dxa"/>
-              <w:right w:w="90" w:type="dxa"/>
-            </w:tcMar>
             <w:vAlign w:val="center"/>
           </w:tcPr>
           <w:p>
@@ -24698,12 +21984,6 @@
               <w:right w:val="single" w:sz="6" w:space="0" w:color="1F3864"/>
             </w:tcBorders>
             <w:shd w:val="clear" w:color="auto" w:fill="D9E2F3"/>
-            <w:tcMar>
-              <w:top w:w="50" w:type="dxa"/>
-              <w:left w:w="90" w:type="dxa"/>
-              <w:bottom w:w="50" w:type="dxa"/>
-              <w:right w:w="90" w:type="dxa"/>
-            </w:tcMar>
             <w:vAlign w:val="center"/>
           </w:tcPr>
           <w:p>
@@ -24736,12 +22016,6 @@
               <w:right w:val="single" w:sz="6" w:space="0" w:color="1F3864"/>
             </w:tcBorders>
             <w:shd w:val="clear" w:color="auto" w:fill="D9E2F3"/>
-            <w:tcMar>
-              <w:top w:w="50" w:type="dxa"/>
-              <w:left w:w="90" w:type="dxa"/>
-              <w:bottom w:w="50" w:type="dxa"/>
-              <w:right w:w="90" w:type="dxa"/>
-            </w:tcMar>
             <w:vAlign w:val="center"/>
           </w:tcPr>
           <w:p>
@@ -24774,12 +22048,6 @@
               <w:right w:val="single" w:sz="6" w:space="0" w:color="1F3864"/>
             </w:tcBorders>
             <w:shd w:val="clear" w:color="auto" w:fill="D9E2F3"/>
-            <w:tcMar>
-              <w:top w:w="50" w:type="dxa"/>
-              <w:left w:w="90" w:type="dxa"/>
-              <w:bottom w:w="50" w:type="dxa"/>
-              <w:right w:w="90" w:type="dxa"/>
-            </w:tcMar>
             <w:vAlign w:val="center"/>
           </w:tcPr>
           <w:p>
@@ -24839,12 +22107,6 @@
               <w:right w:val="single" w:sz="6" w:space="0" w:color="1F3864"/>
             </w:tcBorders>
             <w:shd w:val="clear" w:color="auto" w:fill="D9E2F3"/>
-            <w:tcMar>
-              <w:top w:w="50" w:type="dxa"/>
-              <w:left w:w="90" w:type="dxa"/>
-              <w:bottom w:w="50" w:type="dxa"/>
-              <w:right w:w="90" w:type="dxa"/>
-            </w:tcMar>
             <w:vAlign w:val="center"/>
           </w:tcPr>
           <w:p>
@@ -24877,12 +22139,6 @@
               <w:right w:val="single" w:sz="6" w:space="0" w:color="1F3864"/>
             </w:tcBorders>
             <w:shd w:val="clear" w:color="auto" w:fill="D9E2F3"/>
-            <w:tcMar>
-              <w:top w:w="50" w:type="dxa"/>
-              <w:left w:w="90" w:type="dxa"/>
-              <w:bottom w:w="50" w:type="dxa"/>
-              <w:right w:w="90" w:type="dxa"/>
-            </w:tcMar>
             <w:vAlign w:val="center"/>
           </w:tcPr>
           <w:p>
@@ -24915,12 +22171,6 @@
               <w:right w:val="single" w:sz="6" w:space="0" w:color="1F3864"/>
             </w:tcBorders>
             <w:shd w:val="clear" w:color="auto" w:fill="D9E2F3"/>
-            <w:tcMar>
-              <w:top w:w="50" w:type="dxa"/>
-              <w:left w:w="90" w:type="dxa"/>
-              <w:bottom w:w="50" w:type="dxa"/>
-              <w:right w:w="90" w:type="dxa"/>
-            </w:tcMar>
             <w:vAlign w:val="center"/>
           </w:tcPr>
           <w:p>
@@ -24953,12 +22203,6 @@
               <w:right w:val="single" w:sz="6" w:space="0" w:color="1F3864"/>
             </w:tcBorders>
             <w:shd w:val="clear" w:color="auto" w:fill="D9E2F3"/>
-            <w:tcMar>
-              <w:top w:w="50" w:type="dxa"/>
-              <w:left w:w="90" w:type="dxa"/>
-              <w:bottom w:w="50" w:type="dxa"/>
-              <w:right w:w="90" w:type="dxa"/>
-            </w:tcMar>
             <w:vAlign w:val="center"/>
           </w:tcPr>
           <w:p>
@@ -25018,12 +22262,6 @@
               <w:right w:val="single" w:sz="6" w:space="0" w:color="1F3864"/>
             </w:tcBorders>
             <w:shd w:val="clear" w:color="auto" w:fill="D9E2F3"/>
-            <w:tcMar>
-              <w:top w:w="50" w:type="dxa"/>
-              <w:left w:w="90" w:type="dxa"/>
-              <w:bottom w:w="50" w:type="dxa"/>
-              <w:right w:w="90" w:type="dxa"/>
-            </w:tcMar>
             <w:vAlign w:val="center"/>
           </w:tcPr>
           <w:p>
@@ -25068,12 +22306,6 @@
               <w:right w:val="single" w:sz="6" w:space="0" w:color="1F3864"/>
             </w:tcBorders>
             <w:shd w:val="clear" w:color="auto" w:fill="4472C4"/>
-            <w:tcMar>
-              <w:top w:w="50" w:type="dxa"/>
-              <w:left w:w="90" w:type="dxa"/>
-              <w:bottom w:w="50" w:type="dxa"/>
-              <w:right w:w="90" w:type="dxa"/>
-            </w:tcMar>
             <w:vAlign w:val="center"/>
           </w:tcPr>
           <w:p>
@@ -25140,12 +22372,6 @@
               <w:right w:val="single" w:sz="6" w:space="0" w:color="1F3864"/>
             </w:tcBorders>
             <w:shd w:val="clear" w:color="auto" w:fill="4472C4"/>
-            <w:tcMar>
-              <w:top w:w="50" w:type="dxa"/>
-              <w:left w:w="90" w:type="dxa"/>
-              <w:bottom w:w="50" w:type="dxa"/>
-              <w:right w:w="90" w:type="dxa"/>
-            </w:tcMar>
             <w:vAlign w:val="center"/>
           </w:tcPr>
           <w:p>
@@ -25185,12 +22411,6 @@
               <w:right w:val="single" w:sz="6" w:space="0" w:color="1F3864"/>
             </w:tcBorders>
             <w:shd w:val="clear" w:color="auto" w:fill="4472C4"/>
-            <w:tcMar>
-              <w:top w:w="50" w:type="dxa"/>
-              <w:left w:w="90" w:type="dxa"/>
-              <w:bottom w:w="50" w:type="dxa"/>
-              <w:right w:w="90" w:type="dxa"/>
-            </w:tcMar>
             <w:vAlign w:val="center"/>
           </w:tcPr>
           <w:p>
@@ -25230,12 +22450,6 @@
               <w:right w:val="single" w:sz="6" w:space="0" w:color="1F3864"/>
             </w:tcBorders>
             <w:shd w:val="clear" w:color="auto" w:fill="4472C4"/>
-            <w:tcMar>
-              <w:top w:w="50" w:type="dxa"/>
-              <w:left w:w="90" w:type="dxa"/>
-              <w:bottom w:w="50" w:type="dxa"/>
-              <w:right w:w="90" w:type="dxa"/>
-            </w:tcMar>
             <w:vAlign w:val="center"/>
           </w:tcPr>
           <w:p>
@@ -25275,12 +22489,6 @@
               <w:right w:val="single" w:sz="6" w:space="0" w:color="1F3864"/>
             </w:tcBorders>
             <w:shd w:val="clear" w:color="auto" w:fill="4472C4"/>
-            <w:tcMar>
-              <w:top w:w="50" w:type="dxa"/>
-              <w:left w:w="90" w:type="dxa"/>
-              <w:bottom w:w="50" w:type="dxa"/>
-              <w:right w:w="90" w:type="dxa"/>
-            </w:tcMar>
             <w:vAlign w:val="center"/>
           </w:tcPr>
           <w:p>
@@ -25347,12 +22555,6 @@
               <w:right w:val="single" w:sz="6" w:space="0" w:color="1F3864"/>
             </w:tcBorders>
             <w:shd w:val="clear" w:color="auto" w:fill="D9E2F3"/>
-            <w:tcMar>
-              <w:top w:w="50" w:type="dxa"/>
-              <w:left w:w="90" w:type="dxa"/>
-              <w:bottom w:w="50" w:type="dxa"/>
-              <w:right w:w="90" w:type="dxa"/>
-            </w:tcMar>
             <w:vAlign w:val="center"/>
           </w:tcPr>
           <w:p>
@@ -25385,12 +22587,6 @@
               <w:right w:val="single" w:sz="6" w:space="0" w:color="1F3864"/>
             </w:tcBorders>
             <w:shd w:val="clear" w:color="auto" w:fill="D9E2F3"/>
-            <w:tcMar>
-              <w:top w:w="50" w:type="dxa"/>
-              <w:left w:w="90" w:type="dxa"/>
-              <w:bottom w:w="50" w:type="dxa"/>
-              <w:right w:w="90" w:type="dxa"/>
-            </w:tcMar>
             <w:vAlign w:val="center"/>
           </w:tcPr>
           <w:p>
@@ -25423,12 +22619,6 @@
               <w:right w:val="single" w:sz="6" w:space="0" w:color="1F3864"/>
             </w:tcBorders>
             <w:shd w:val="clear" w:color="auto" w:fill="D9E2F3"/>
-            <w:tcMar>
-              <w:top w:w="50" w:type="dxa"/>
-              <w:left w:w="90" w:type="dxa"/>
-              <w:bottom w:w="50" w:type="dxa"/>
-              <w:right w:w="90" w:type="dxa"/>
-            </w:tcMar>
             <w:vAlign w:val="center"/>
           </w:tcPr>
           <w:p>
@@ -25461,12 +22651,6 @@
               <w:right w:val="single" w:sz="6" w:space="0" w:color="1F3864"/>
             </w:tcBorders>
             <w:shd w:val="clear" w:color="auto" w:fill="D9E2F3"/>
-            <w:tcMar>
-              <w:top w:w="50" w:type="dxa"/>
-              <w:left w:w="90" w:type="dxa"/>
-              <w:bottom w:w="50" w:type="dxa"/>
-              <w:right w:w="90" w:type="dxa"/>
-            </w:tcMar>
             <w:vAlign w:val="center"/>
           </w:tcPr>
           <w:p>
@@ -25526,12 +22710,6 @@
               <w:right w:val="single" w:sz="6" w:space="0" w:color="1F3864"/>
             </w:tcBorders>
             <w:shd w:val="clear" w:color="auto" w:fill="D9E2F3"/>
-            <w:tcMar>
-              <w:top w:w="50" w:type="dxa"/>
-              <w:left w:w="90" w:type="dxa"/>
-              <w:bottom w:w="50" w:type="dxa"/>
-              <w:right w:w="90" w:type="dxa"/>
-            </w:tcMar>
             <w:vAlign w:val="center"/>
           </w:tcPr>
           <w:p>
@@ -25564,12 +22742,6 @@
               <w:right w:val="single" w:sz="6" w:space="0" w:color="1F3864"/>
             </w:tcBorders>
             <w:shd w:val="clear" w:color="auto" w:fill="D9E2F3"/>
-            <w:tcMar>
-              <w:top w:w="50" w:type="dxa"/>
-              <w:left w:w="90" w:type="dxa"/>
-              <w:bottom w:w="50" w:type="dxa"/>
-              <w:right w:w="90" w:type="dxa"/>
-            </w:tcMar>
             <w:vAlign w:val="center"/>
           </w:tcPr>
           <w:p>
@@ -25602,12 +22774,6 @@
               <w:right w:val="single" w:sz="6" w:space="0" w:color="1F3864"/>
             </w:tcBorders>
             <w:shd w:val="clear" w:color="auto" w:fill="D9E2F3"/>
-            <w:tcMar>
-              <w:top w:w="50" w:type="dxa"/>
-              <w:left w:w="90" w:type="dxa"/>
-              <w:bottom w:w="50" w:type="dxa"/>
-              <w:right w:w="90" w:type="dxa"/>
-            </w:tcMar>
             <w:vAlign w:val="center"/>
           </w:tcPr>
           <w:p>
@@ -25640,12 +22806,6 @@
               <w:right w:val="single" w:sz="6" w:space="0" w:color="1F3864"/>
             </w:tcBorders>
             <w:shd w:val="clear" w:color="auto" w:fill="D9E2F3"/>
-            <w:tcMar>
-              <w:top w:w="50" w:type="dxa"/>
-              <w:left w:w="90" w:type="dxa"/>
-              <w:bottom w:w="50" w:type="dxa"/>
-              <w:right w:w="90" w:type="dxa"/>
-            </w:tcMar>
             <w:vAlign w:val="center"/>
           </w:tcPr>
           <w:p>
@@ -25705,12 +22865,6 @@
               <w:right w:val="single" w:sz="6" w:space="0" w:color="1F3864"/>
             </w:tcBorders>
             <w:shd w:val="clear" w:color="auto" w:fill="D9E2F3"/>
-            <w:tcMar>
-              <w:top w:w="50" w:type="dxa"/>
-              <w:left w:w="90" w:type="dxa"/>
-              <w:bottom w:w="50" w:type="dxa"/>
-              <w:right w:w="90" w:type="dxa"/>
-            </w:tcMar>
             <w:vAlign w:val="center"/>
           </w:tcPr>
           <w:p>
@@ -25743,12 +22897,6 @@
               <w:right w:val="single" w:sz="6" w:space="0" w:color="1F3864"/>
             </w:tcBorders>
             <w:shd w:val="clear" w:color="auto" w:fill="D9E2F3"/>
-            <w:tcMar>
-              <w:top w:w="50" w:type="dxa"/>
-              <w:left w:w="90" w:type="dxa"/>
-              <w:bottom w:w="50" w:type="dxa"/>
-              <w:right w:w="90" w:type="dxa"/>
-            </w:tcMar>
             <w:vAlign w:val="center"/>
           </w:tcPr>
           <w:p>
@@ -25781,12 +22929,6 @@
               <w:right w:val="single" w:sz="6" w:space="0" w:color="1F3864"/>
             </w:tcBorders>
             <w:shd w:val="clear" w:color="auto" w:fill="D9E2F3"/>
-            <w:tcMar>
-              <w:top w:w="50" w:type="dxa"/>
-              <w:left w:w="90" w:type="dxa"/>
-              <w:bottom w:w="50" w:type="dxa"/>
-              <w:right w:w="90" w:type="dxa"/>
-            </w:tcMar>
             <w:vAlign w:val="center"/>
           </w:tcPr>
           <w:p>
@@ -25819,12 +22961,6 @@
               <w:right w:val="single" w:sz="6" w:space="0" w:color="1F3864"/>
             </w:tcBorders>
             <w:shd w:val="clear" w:color="auto" w:fill="D9E2F3"/>
-            <w:tcMar>
-              <w:top w:w="50" w:type="dxa"/>
-              <w:left w:w="90" w:type="dxa"/>
-              <w:bottom w:w="50" w:type="dxa"/>
-              <w:right w:w="90" w:type="dxa"/>
-            </w:tcMar>
             <w:vAlign w:val="center"/>
           </w:tcPr>
           <w:p>
@@ -25883,12 +23019,6 @@
               <w:right w:val="single" w:sz="6" w:space="0" w:color="1F3864"/>
             </w:tcBorders>
             <w:shd w:val="clear" w:color="auto" w:fill="4472C4"/>
-            <w:tcMar>
-              <w:top w:w="50" w:type="dxa"/>
-              <w:left w:w="90" w:type="dxa"/>
-              <w:bottom w:w="50" w:type="dxa"/>
-              <w:right w:w="90" w:type="dxa"/>
-            </w:tcMar>
             <w:vAlign w:val="center"/>
           </w:tcPr>
           <w:p>
@@ -25927,12 +23057,6 @@
               <w:right w:val="single" w:sz="6" w:space="0" w:color="1F3864"/>
             </w:tcBorders>
             <w:shd w:val="clear" w:color="auto" w:fill="4472C4"/>
-            <w:tcMar>
-              <w:top w:w="50" w:type="dxa"/>
-              <w:left w:w="90" w:type="dxa"/>
-              <w:bottom w:w="50" w:type="dxa"/>
-              <w:right w:w="90" w:type="dxa"/>
-            </w:tcMar>
             <w:vAlign w:val="center"/>
           </w:tcPr>
           <w:p>
@@ -25962,6 +23086,55 @@
           </w:p>
         </w:tc>
       </w:tr>
+    </w:tbl>
+    <w:p>
+      <w:pPr>
+        <w:spacing w:before="0" w:after="0" w:line="240" w:lineRule="auto"/>
+        <w:rPr>
+          <w:sz w:val="18"/>
+          <w:szCs w:val="18"/>
+        </w:rPr>
+      </w:pPr>
+    </w:p>
+    <w:tbl>
+      <w:tblPr>
+        <w:tblW w:w="9405" w:type="dxa"/>
+        <w:jc w:val="center"/>
+        <w:tblBorders>
+          <w:top w:val="single" w:sz="6" w:space="0" w:color="1F3864"/>
+          <w:left w:val="single" w:sz="6" w:space="0" w:color="1F3864"/>
+          <w:bottom w:val="single" w:sz="6" w:space="0" w:color="1F3864"/>
+          <w:right w:val="single" w:sz="6" w:space="0" w:color="1F3864"/>
+          <w:insideH w:val="single" w:sz="6" w:space="0" w:color="1F3864"/>
+          <w:insideV w:val="single" w:sz="6" w:space="0" w:color="1F3864"/>
+        </w:tblBorders>
+        <w:tblLayout w:type="fixed"/>
+        <w:tblCellMar>
+          <w:top w:w="40" w:type="dxa"/>
+          <w:left w:w="90" w:type="dxa"/>
+          <w:bottom w:w="40" w:type="dxa"/>
+          <w:right w:w="90" w:type="dxa"/>
+        </w:tblCellMar>
+        <w:tblLook w:val="04A0" w:firstRow="1" w:lastRow="0" w:firstColumn="1" w:lastColumn="0" w:noHBand="0" w:noVBand="1"/>
+      </w:tblPr>
+      <w:tblGrid>
+        <w:gridCol w:w="1175"/>
+        <w:gridCol w:w="391"/>
+        <w:gridCol w:w="391"/>
+        <w:gridCol w:w="391"/>
+        <w:gridCol w:w="783"/>
+        <w:gridCol w:w="391"/>
+        <w:gridCol w:w="391"/>
+        <w:gridCol w:w="783"/>
+        <w:gridCol w:w="783"/>
+        <w:gridCol w:w="391"/>
+        <w:gridCol w:w="391"/>
+        <w:gridCol w:w="391"/>
+        <w:gridCol w:w="391"/>
+        <w:gridCol w:w="391"/>
+        <w:gridCol w:w="391"/>
+        <w:gridCol w:w="1567"/>
+      </w:tblGrid>
       <w:tr>
         <w:tc>
           <w:tcPr>
@@ -25974,12 +23147,6 @@
               <w:right w:val="single" w:sz="6" w:space="0" w:color="1F3864"/>
             </w:tcBorders>
             <w:shd w:val="clear" w:color="auto" w:fill="D9E2F3"/>
-            <w:tcMar>
-              <w:top w:w="50" w:type="dxa"/>
-              <w:left w:w="90" w:type="dxa"/>
-              <w:bottom w:w="50" w:type="dxa"/>
-              <w:right w:w="90" w:type="dxa"/>
-            </w:tcMar>
           </w:tcPr>
           <w:p>
             <w:pPr>
@@ -26228,12 +23395,6 @@
               <w:right w:val="single" w:sz="6" w:space="0" w:color="1F3864"/>
             </w:tcBorders>
             <w:shd w:val="clear" w:color="auto" w:fill="D9E2F3"/>
-            <w:tcMar>
-              <w:top w:w="50" w:type="dxa"/>
-              <w:left w:w="90" w:type="dxa"/>
-              <w:bottom w:w="50" w:type="dxa"/>
-              <w:right w:w="90" w:type="dxa"/>
-            </w:tcMar>
           </w:tcPr>
           <w:p>
             <w:pPr>
